--- a/Atana-Ecosystem-Architecture-v1.0.docx
+++ b/Atana-Ecosystem-Architecture-v1.0.docx
@@ -15879,199 +15879,4 @@
     </w:rPr>
   </w:style>
 </w:styles>
-</file>
-
-<file path=customXml/item1.xml><?xml version="1.0" encoding="utf-8"?>
-<ct:contentTypeSchema xmlns:ct="http://schemas.microsoft.com/office/2006/metadata/contentType" xmlns:ma="http://schemas.microsoft.com/office/2006/metadata/properties/metaAttributes" ct:_="" ma:_="" ma:contentTypeName="Document" ma:contentTypeID="0x0101008E3AE2BAD2C6FA4D8B4D95CE89FC31A3" ma:contentTypeVersion="8" ma:contentTypeDescription="Create a new document." ma:contentTypeScope="" ma:versionID="a2ce85c62cd7e9a608298e998330aeb7">
-  <xsd:schema xmlns:xsd="http://www.w3.org/2001/XMLSchema" xmlns:xs="http://www.w3.org/2001/XMLSchema" xmlns:p="http://schemas.microsoft.com/office/2006/metadata/properties" xmlns:ns2="ae81e17b-11c2-44ae-89e9-9ad5f5ff8880" targetNamespace="http://schemas.microsoft.com/office/2006/metadata/properties" ma:root="true" ma:fieldsID="1504f635df8bfa7d9525024d2d10bc95" ns2:_="">
-    <xsd:import namespace="ae81e17b-11c2-44ae-89e9-9ad5f5ff8880"/>
-    <xsd:element name="properties">
-      <xsd:complexType>
-        <xsd:sequence>
-          <xsd:element name="documentManagement">
-            <xsd:complexType>
-              <xsd:all>
-                <xsd:element ref="ns2:MediaServiceMetadata" minOccurs="0"/>
-                <xsd:element ref="ns2:MediaServiceFastMetadata" minOccurs="0"/>
-                <xsd:element ref="ns2:MediaServiceSearchProperties" minOccurs="0"/>
-                <xsd:element ref="ns2:MediaServiceDateTaken" minOccurs="0"/>
-                <xsd:element ref="ns2:lcf76f155ced4ddcb4097134ff3c332f" minOccurs="0"/>
-                <xsd:element ref="ns2:MediaServiceGenerationTime" minOccurs="0"/>
-                <xsd:element ref="ns2:MediaServiceEventHashCode" minOccurs="0"/>
-              </xsd:all>
-            </xsd:complexType>
-          </xsd:element>
-        </xsd:sequence>
-      </xsd:complexType>
-    </xsd:element>
-  </xsd:schema>
-  <xsd:schema xmlns:xsd="http://www.w3.org/2001/XMLSchema" xmlns:xs="http://www.w3.org/2001/XMLSchema" xmlns:dms="http://schemas.microsoft.com/office/2006/documentManagement/types" xmlns:pc="http://schemas.microsoft.com/office/infopath/2007/PartnerControls" targetNamespace="ae81e17b-11c2-44ae-89e9-9ad5f5ff8880" elementFormDefault="qualified">
-    <xsd:import namespace="http://schemas.microsoft.com/office/2006/documentManagement/types"/>
-    <xsd:import namespace="http://schemas.microsoft.com/office/infopath/2007/PartnerControls"/>
-    <xsd:element name="MediaServiceMetadata" ma:index="8" nillable="true" ma:displayName="MediaServiceMetadata" ma:hidden="true" ma:internalName="MediaServiceMetadata" ma:readOnly="true">
-      <xsd:simpleType>
-        <xsd:restriction base="dms:Note"/>
-      </xsd:simpleType>
-    </xsd:element>
-    <xsd:element name="MediaServiceFastMetadata" ma:index="9" nillable="true" ma:displayName="MediaServiceFastMetadata" ma:hidden="true" ma:internalName="MediaServiceFastMetadata" ma:readOnly="true">
-      <xsd:simpleType>
-        <xsd:restriction base="dms:Note"/>
-      </xsd:simpleType>
-    </xsd:element>
-    <xsd:element name="MediaServiceSearchProperties" ma:index="10" nillable="true" ma:displayName="MediaServiceSearchProperties" ma:hidden="true" ma:internalName="MediaServiceSearchProperties" ma:readOnly="true">
-      <xsd:simpleType>
-        <xsd:restriction base="dms:Note"/>
-      </xsd:simpleType>
-    </xsd:element>
-    <xsd:element name="MediaServiceDateTaken" ma:index="11" nillable="true" ma:displayName="MediaServiceDateTaken" ma:hidden="true" ma:indexed="true" ma:internalName="MediaServiceDateTaken" ma:readOnly="true">
-      <xsd:simpleType>
-        <xsd:restriction base="dms:Text"/>
-      </xsd:simpleType>
-    </xsd:element>
-    <xsd:element name="lcf76f155ced4ddcb4097134ff3c332f" ma:index="13" nillable="true" ma:taxonomy="true" ma:internalName="lcf76f155ced4ddcb4097134ff3c332f" ma:taxonomyFieldName="MediaServiceImageTags" ma:displayName="Image Tags" ma:readOnly="false" ma:fieldId="{5cf76f15-5ced-4ddc-b409-7134ff3c332f}" ma:taxonomyMulti="true" ma:sspId="c4ac2493-9f1f-4345-86a0-c36146f38f1d" ma:termSetId="09814cd3-568e-fe90-9814-8d621ff8fb84" ma:anchorId="fba54fb3-c3e1-fe81-a776-ca4b69148c4d" ma:open="true" ma:isKeyword="false">
-      <xsd:complexType>
-        <xsd:sequence>
-          <xsd:element ref="pc:Terms" minOccurs="0" maxOccurs="1"/>
-        </xsd:sequence>
-      </xsd:complexType>
-    </xsd:element>
-    <xsd:element name="MediaServiceGenerationTime" ma:index="14" nillable="true" ma:displayName="MediaServiceGenerationTime" ma:hidden="true" ma:internalName="MediaServiceGenerationTime" ma:readOnly="true">
-      <xsd:simpleType>
-        <xsd:restriction base="dms:Text"/>
-      </xsd:simpleType>
-    </xsd:element>
-    <xsd:element name="MediaServiceEventHashCode" ma:index="15" nillable="true" ma:displayName="MediaServiceEventHashCode" ma:hidden="true" ma:internalName="MediaServiceEventHashCode" ma:readOnly="true">
-      <xsd:simpleType>
-        <xsd:restriction base="dms:Text"/>
-      </xsd:simpleType>
-    </xsd:element>
-  </xsd:schema>
-  <xsd:schema xmlns="http://schemas.openxmlformats.org/package/2006/metadata/core-properties" xmlns:xsd="http://www.w3.org/2001/XMLSchema" xmlns:xsi="http://www.w3.org/2001/XMLSchema-instance" xmlns:dc="http://purl.org/dc/elements/1.1/" xmlns:dcterms="http://purl.org/dc/terms/" xmlns:odoc="http://schemas.microsoft.com/internal/obd" targetNamespace="http://schemas.openxmlformats.org/package/2006/metadata/core-properties" elementFormDefault="qualified" attributeFormDefault="unqualified" blockDefault="#all">
-    <xsd:import namespace="http://purl.org/dc/elements/1.1/" schemaLocation="http://dublincore.org/schemas/xmls/qdc/2003/04/02/dc.xsd"/>
-    <xsd:import namespace="http://purl.org/dc/terms/" schemaLocation="http://dublincore.org/schemas/xmls/qdc/2003/04/02/dcterms.xsd"/>
-    <xsd:element name="coreProperties" type="CT_coreProperties"/>
-    <xsd:complexType name="CT_coreProperties">
-      <xsd:all>
-        <xsd:element ref="dc:creator" minOccurs="0" maxOccurs="1"/>
-        <xsd:element ref="dcterms:created" minOccurs="0" maxOccurs="1"/>
-        <xsd:element ref="dc:identifier" minOccurs="0" maxOccurs="1"/>
-        <xsd:element name="contentType" minOccurs="0" maxOccurs="1" type="xsd:string" ma:index="0" ma:displayName="Content Type"/>
-        <xsd:element ref="dc:title" minOccurs="0" maxOccurs="1" ma:index="4" ma:displayName="Title"/>
-        <xsd:element ref="dc:subject" minOccurs="0" maxOccurs="1"/>
-        <xsd:element ref="dc:description" minOccurs="0" maxOccurs="1"/>
-        <xsd:element name="keywords" minOccurs="0" maxOccurs="1" type="xsd:string"/>
-        <xsd:element ref="dc:language" minOccurs="0" maxOccurs="1"/>
-        <xsd:element name="category" minOccurs="0" maxOccurs="1" type="xsd:string"/>
-        <xsd:element name="version" minOccurs="0" maxOccurs="1" type="xsd:string"/>
-        <xsd:element name="revision" minOccurs="0" maxOccurs="1" type="xsd:string">
-          <xsd:annotation>
-            <xsd:documentation>
-                        This value indicates the number of saves or revisions. The application is responsible for updating this value after each revision.
-                    </xsd:documentation>
-          </xsd:annotation>
-        </xsd:element>
-        <xsd:element name="lastModifiedBy" minOccurs="0" maxOccurs="1" type="xsd:string"/>
-        <xsd:element ref="dcterms:modified" minOccurs="0" maxOccurs="1"/>
-        <xsd:element name="contentStatus" minOccurs="0" maxOccurs="1" type="xsd:string"/>
-      </xsd:all>
-    </xsd:complexType>
-  </xsd:schema>
-  <xs:schema xmlns:pc="http://schemas.microsoft.com/office/infopath/2007/PartnerControls" xmlns:xs="http://www.w3.org/2001/XMLSchema" targetNamespace="http://schemas.microsoft.com/office/infopath/2007/PartnerControls" elementFormDefault="qualified" attributeFormDefault="unqualified">
-    <xs:element name="Person">
-      <xs:complexType>
-        <xs:sequence>
-          <xs:element ref="pc:DisplayName" minOccurs="0"/>
-          <xs:element ref="pc:AccountId" minOccurs="0"/>
-          <xs:element ref="pc:AccountType" minOccurs="0"/>
-        </xs:sequence>
-      </xs:complexType>
-    </xs:element>
-    <xs:element name="DisplayName" type="xs:string"/>
-    <xs:element name="AccountId" type="xs:string"/>
-    <xs:element name="AccountType" type="xs:string"/>
-    <xs:element name="BDCAssociatedEntity">
-      <xs:complexType>
-        <xs:sequence>
-          <xs:element ref="pc:BDCEntity" minOccurs="0" maxOccurs="unbounded"/>
-        </xs:sequence>
-        <xs:attribute ref="pc:EntityNamespace"/>
-        <xs:attribute ref="pc:EntityName"/>
-        <xs:attribute ref="pc:SystemInstanceName"/>
-        <xs:attribute ref="pc:AssociationName"/>
-      </xs:complexType>
-    </xs:element>
-    <xs:attribute name="EntityNamespace" type="xs:string"/>
-    <xs:attribute name="EntityName" type="xs:string"/>
-    <xs:attribute name="SystemInstanceName" type="xs:string"/>
-    <xs:attribute name="AssociationName" type="xs:string"/>
-    <xs:element name="BDCEntity">
-      <xs:complexType>
-        <xs:sequence>
-          <xs:element ref="pc:EntityDisplayName" minOccurs="0"/>
-          <xs:element ref="pc:EntityInstanceReference" minOccurs="0"/>
-          <xs:element ref="pc:EntityId1" minOccurs="0"/>
-          <xs:element ref="pc:EntityId2" minOccurs="0"/>
-          <xs:element ref="pc:EntityId3" minOccurs="0"/>
-          <xs:element ref="pc:EntityId4" minOccurs="0"/>
-          <xs:element ref="pc:EntityId5" minOccurs="0"/>
-        </xs:sequence>
-      </xs:complexType>
-    </xs:element>
-    <xs:element name="EntityDisplayName" type="xs:string"/>
-    <xs:element name="EntityInstanceReference" type="xs:string"/>
-    <xs:element name="EntityId1" type="xs:string"/>
-    <xs:element name="EntityId2" type="xs:string"/>
-    <xs:element name="EntityId3" type="xs:string"/>
-    <xs:element name="EntityId4" type="xs:string"/>
-    <xs:element name="EntityId5" type="xs:string"/>
-    <xs:element name="Terms">
-      <xs:complexType>
-        <xs:sequence>
-          <xs:element ref="pc:TermInfo" minOccurs="0" maxOccurs="unbounded"/>
-        </xs:sequence>
-      </xs:complexType>
-    </xs:element>
-    <xs:element name="TermInfo">
-      <xs:complexType>
-        <xs:sequence>
-          <xs:element ref="pc:TermName" minOccurs="0"/>
-          <xs:element ref="pc:TermId" minOccurs="0"/>
-        </xs:sequence>
-      </xs:complexType>
-    </xs:element>
-    <xs:element name="TermName" type="xs:string"/>
-    <xs:element name="TermId" type="xs:string"/>
-  </xs:schema>
-</ct:contentTypeSchema>
-</file>
-
-<file path=customXml/item2.xml><?xml version="1.0" encoding="utf-8"?>
-<?mso-contentType ?>
-<FormTemplates xmlns="http://schemas.microsoft.com/sharepoint/v3/contenttype/forms">
-  <Display>DocumentLibraryForm</Display>
-  <Edit>DocumentLibraryForm</Edit>
-  <New>DocumentLibraryForm</New>
-</FormTemplates>
-</file>
-
-<file path=customXml/item3.xml><?xml version="1.0" encoding="utf-8"?>
-<p:properties xmlns:p="http://schemas.microsoft.com/office/2006/metadata/properties" xmlns:xsi="http://www.w3.org/2001/XMLSchema-instance" xmlns:pc="http://schemas.microsoft.com/office/infopath/2007/PartnerControls">
-  <documentManagement>
-    <lcf76f155ced4ddcb4097134ff3c332f xmlns="ae81e17b-11c2-44ae-89e9-9ad5f5ff8880">
-      <Terms xmlns="http://schemas.microsoft.com/office/infopath/2007/PartnerControls"/>
-    </lcf76f155ced4ddcb4097134ff3c332f>
-  </documentManagement>
-</p:properties>
-</file>
-
-<file path=customXml/itemProps1.xml><?xml version="1.0" encoding="utf-8"?>
-<ds:datastoreItem xmlns:ds="http://schemas.openxmlformats.org/officeDocument/2006/customXml" ds:itemID="{639EB8A4-0D9C-44AC-9961-C3E4783F8F7B}"/>
-</file>
-
-<file path=customXml/itemProps2.xml><?xml version="1.0" encoding="utf-8"?>
-<ds:datastoreItem xmlns:ds="http://schemas.openxmlformats.org/officeDocument/2006/customXml" ds:itemID="{18BF5572-BAD1-4C69-96E1-85BAD7F886EB}"/>
-</file>
-
-<file path=customXml/itemProps3.xml><?xml version="1.0" encoding="utf-8"?>
-<ds:datastoreItem xmlns:ds="http://schemas.openxmlformats.org/officeDocument/2006/customXml" ds:itemID="{ED3E35B0-4AB6-4A91-9B2B-CCC93F69C814}"/>
 </file>
--- a/Atana-Ecosystem-Architecture-v1.0.docx
+++ b/Atana-Ecosystem-Architecture-v1.0.docx
@@ -15879,4 +15879,199 @@
     </w:rPr>
   </w:style>
 </w:styles>
+</file>
+
+<file path=customXml/item1.xml><?xml version="1.0" encoding="utf-8"?>
+<ct:contentTypeSchema xmlns:ct="http://schemas.microsoft.com/office/2006/metadata/contentType" xmlns:ma="http://schemas.microsoft.com/office/2006/metadata/properties/metaAttributes" ct:_="" ma:_="" ma:contentTypeName="Document" ma:contentTypeID="0x0101008E3AE2BAD2C6FA4D8B4D95CE89FC31A3" ma:contentTypeVersion="8" ma:contentTypeDescription="Create a new document." ma:contentTypeScope="" ma:versionID="a2ce85c62cd7e9a608298e998330aeb7">
+  <xsd:schema xmlns:xsd="http://www.w3.org/2001/XMLSchema" xmlns:xs="http://www.w3.org/2001/XMLSchema" xmlns:p="http://schemas.microsoft.com/office/2006/metadata/properties" xmlns:ns2="ae81e17b-11c2-44ae-89e9-9ad5f5ff8880" targetNamespace="http://schemas.microsoft.com/office/2006/metadata/properties" ma:root="true" ma:fieldsID="1504f635df8bfa7d9525024d2d10bc95" ns2:_="">
+    <xsd:import namespace="ae81e17b-11c2-44ae-89e9-9ad5f5ff8880"/>
+    <xsd:element name="properties">
+      <xsd:complexType>
+        <xsd:sequence>
+          <xsd:element name="documentManagement">
+            <xsd:complexType>
+              <xsd:all>
+                <xsd:element ref="ns2:MediaServiceMetadata" minOccurs="0"/>
+                <xsd:element ref="ns2:MediaServiceFastMetadata" minOccurs="0"/>
+                <xsd:element ref="ns2:MediaServiceSearchProperties" minOccurs="0"/>
+                <xsd:element ref="ns2:MediaServiceDateTaken" minOccurs="0"/>
+                <xsd:element ref="ns2:lcf76f155ced4ddcb4097134ff3c332f" minOccurs="0"/>
+                <xsd:element ref="ns2:MediaServiceGenerationTime" minOccurs="0"/>
+                <xsd:element ref="ns2:MediaServiceEventHashCode" minOccurs="0"/>
+              </xsd:all>
+            </xsd:complexType>
+          </xsd:element>
+        </xsd:sequence>
+      </xsd:complexType>
+    </xsd:element>
+  </xsd:schema>
+  <xsd:schema xmlns:xsd="http://www.w3.org/2001/XMLSchema" xmlns:xs="http://www.w3.org/2001/XMLSchema" xmlns:dms="http://schemas.microsoft.com/office/2006/documentManagement/types" xmlns:pc="http://schemas.microsoft.com/office/infopath/2007/PartnerControls" targetNamespace="ae81e17b-11c2-44ae-89e9-9ad5f5ff8880" elementFormDefault="qualified">
+    <xsd:import namespace="http://schemas.microsoft.com/office/2006/documentManagement/types"/>
+    <xsd:import namespace="http://schemas.microsoft.com/office/infopath/2007/PartnerControls"/>
+    <xsd:element name="MediaServiceMetadata" ma:index="8" nillable="true" ma:displayName="MediaServiceMetadata" ma:hidden="true" ma:internalName="MediaServiceMetadata" ma:readOnly="true">
+      <xsd:simpleType>
+        <xsd:restriction base="dms:Note"/>
+      </xsd:simpleType>
+    </xsd:element>
+    <xsd:element name="MediaServiceFastMetadata" ma:index="9" nillable="true" ma:displayName="MediaServiceFastMetadata" ma:hidden="true" ma:internalName="MediaServiceFastMetadata" ma:readOnly="true">
+      <xsd:simpleType>
+        <xsd:restriction base="dms:Note"/>
+      </xsd:simpleType>
+    </xsd:element>
+    <xsd:element name="MediaServiceSearchProperties" ma:index="10" nillable="true" ma:displayName="MediaServiceSearchProperties" ma:hidden="true" ma:internalName="MediaServiceSearchProperties" ma:readOnly="true">
+      <xsd:simpleType>
+        <xsd:restriction base="dms:Note"/>
+      </xsd:simpleType>
+    </xsd:element>
+    <xsd:element name="MediaServiceDateTaken" ma:index="11" nillable="true" ma:displayName="MediaServiceDateTaken" ma:hidden="true" ma:indexed="true" ma:internalName="MediaServiceDateTaken" ma:readOnly="true">
+      <xsd:simpleType>
+        <xsd:restriction base="dms:Text"/>
+      </xsd:simpleType>
+    </xsd:element>
+    <xsd:element name="lcf76f155ced4ddcb4097134ff3c332f" ma:index="13" nillable="true" ma:taxonomy="true" ma:internalName="lcf76f155ced4ddcb4097134ff3c332f" ma:taxonomyFieldName="MediaServiceImageTags" ma:displayName="Image Tags" ma:readOnly="false" ma:fieldId="{5cf76f15-5ced-4ddc-b409-7134ff3c332f}" ma:taxonomyMulti="true" ma:sspId="c4ac2493-9f1f-4345-86a0-c36146f38f1d" ma:termSetId="09814cd3-568e-fe90-9814-8d621ff8fb84" ma:anchorId="fba54fb3-c3e1-fe81-a776-ca4b69148c4d" ma:open="true" ma:isKeyword="false">
+      <xsd:complexType>
+        <xsd:sequence>
+          <xsd:element ref="pc:Terms" minOccurs="0" maxOccurs="1"/>
+        </xsd:sequence>
+      </xsd:complexType>
+    </xsd:element>
+    <xsd:element name="MediaServiceGenerationTime" ma:index="14" nillable="true" ma:displayName="MediaServiceGenerationTime" ma:hidden="true" ma:internalName="MediaServiceGenerationTime" ma:readOnly="true">
+      <xsd:simpleType>
+        <xsd:restriction base="dms:Text"/>
+      </xsd:simpleType>
+    </xsd:element>
+    <xsd:element name="MediaServiceEventHashCode" ma:index="15" nillable="true" ma:displayName="MediaServiceEventHashCode" ma:hidden="true" ma:internalName="MediaServiceEventHashCode" ma:readOnly="true">
+      <xsd:simpleType>
+        <xsd:restriction base="dms:Text"/>
+      </xsd:simpleType>
+    </xsd:element>
+  </xsd:schema>
+  <xsd:schema xmlns="http://schemas.openxmlformats.org/package/2006/metadata/core-properties" xmlns:xsd="http://www.w3.org/2001/XMLSchema" xmlns:xsi="http://www.w3.org/2001/XMLSchema-instance" xmlns:dc="http://purl.org/dc/elements/1.1/" xmlns:dcterms="http://purl.org/dc/terms/" xmlns:odoc="http://schemas.microsoft.com/internal/obd" targetNamespace="http://schemas.openxmlformats.org/package/2006/metadata/core-properties" elementFormDefault="qualified" attributeFormDefault="unqualified" blockDefault="#all">
+    <xsd:import namespace="http://purl.org/dc/elements/1.1/" schemaLocation="http://dublincore.org/schemas/xmls/qdc/2003/04/02/dc.xsd"/>
+    <xsd:import namespace="http://purl.org/dc/terms/" schemaLocation="http://dublincore.org/schemas/xmls/qdc/2003/04/02/dcterms.xsd"/>
+    <xsd:element name="coreProperties" type="CT_coreProperties"/>
+    <xsd:complexType name="CT_coreProperties">
+      <xsd:all>
+        <xsd:element ref="dc:creator" minOccurs="0" maxOccurs="1"/>
+        <xsd:element ref="dcterms:created" minOccurs="0" maxOccurs="1"/>
+        <xsd:element ref="dc:identifier" minOccurs="0" maxOccurs="1"/>
+        <xsd:element name="contentType" minOccurs="0" maxOccurs="1" type="xsd:string" ma:index="0" ma:displayName="Content Type"/>
+        <xsd:element ref="dc:title" minOccurs="0" maxOccurs="1" ma:index="4" ma:displayName="Title"/>
+        <xsd:element ref="dc:subject" minOccurs="0" maxOccurs="1"/>
+        <xsd:element ref="dc:description" minOccurs="0" maxOccurs="1"/>
+        <xsd:element name="keywords" minOccurs="0" maxOccurs="1" type="xsd:string"/>
+        <xsd:element ref="dc:language" minOccurs="0" maxOccurs="1"/>
+        <xsd:element name="category" minOccurs="0" maxOccurs="1" type="xsd:string"/>
+        <xsd:element name="version" minOccurs="0" maxOccurs="1" type="xsd:string"/>
+        <xsd:element name="revision" minOccurs="0" maxOccurs="1" type="xsd:string">
+          <xsd:annotation>
+            <xsd:documentation>
+                        This value indicates the number of saves or revisions. The application is responsible for updating this value after each revision.
+                    </xsd:documentation>
+          </xsd:annotation>
+        </xsd:element>
+        <xsd:element name="lastModifiedBy" minOccurs="0" maxOccurs="1" type="xsd:string"/>
+        <xsd:element ref="dcterms:modified" minOccurs="0" maxOccurs="1"/>
+        <xsd:element name="contentStatus" minOccurs="0" maxOccurs="1" type="xsd:string"/>
+      </xsd:all>
+    </xsd:complexType>
+  </xsd:schema>
+  <xs:schema xmlns:pc="http://schemas.microsoft.com/office/infopath/2007/PartnerControls" xmlns:xs="http://www.w3.org/2001/XMLSchema" targetNamespace="http://schemas.microsoft.com/office/infopath/2007/PartnerControls" elementFormDefault="qualified" attributeFormDefault="unqualified">
+    <xs:element name="Person">
+      <xs:complexType>
+        <xs:sequence>
+          <xs:element ref="pc:DisplayName" minOccurs="0"/>
+          <xs:element ref="pc:AccountId" minOccurs="0"/>
+          <xs:element ref="pc:AccountType" minOccurs="0"/>
+        </xs:sequence>
+      </xs:complexType>
+    </xs:element>
+    <xs:element name="DisplayName" type="xs:string"/>
+    <xs:element name="AccountId" type="xs:string"/>
+    <xs:element name="AccountType" type="xs:string"/>
+    <xs:element name="BDCAssociatedEntity">
+      <xs:complexType>
+        <xs:sequence>
+          <xs:element ref="pc:BDCEntity" minOccurs="0" maxOccurs="unbounded"/>
+        </xs:sequence>
+        <xs:attribute ref="pc:EntityNamespace"/>
+        <xs:attribute ref="pc:EntityName"/>
+        <xs:attribute ref="pc:SystemInstanceName"/>
+        <xs:attribute ref="pc:AssociationName"/>
+      </xs:complexType>
+    </xs:element>
+    <xs:attribute name="EntityNamespace" type="xs:string"/>
+    <xs:attribute name="EntityName" type="xs:string"/>
+    <xs:attribute name="SystemInstanceName" type="xs:string"/>
+    <xs:attribute name="AssociationName" type="xs:string"/>
+    <xs:element name="BDCEntity">
+      <xs:complexType>
+        <xs:sequence>
+          <xs:element ref="pc:EntityDisplayName" minOccurs="0"/>
+          <xs:element ref="pc:EntityInstanceReference" minOccurs="0"/>
+          <xs:element ref="pc:EntityId1" minOccurs="0"/>
+          <xs:element ref="pc:EntityId2" minOccurs="0"/>
+          <xs:element ref="pc:EntityId3" minOccurs="0"/>
+          <xs:element ref="pc:EntityId4" minOccurs="0"/>
+          <xs:element ref="pc:EntityId5" minOccurs="0"/>
+        </xs:sequence>
+      </xs:complexType>
+    </xs:element>
+    <xs:element name="EntityDisplayName" type="xs:string"/>
+    <xs:element name="EntityInstanceReference" type="xs:string"/>
+    <xs:element name="EntityId1" type="xs:string"/>
+    <xs:element name="EntityId2" type="xs:string"/>
+    <xs:element name="EntityId3" type="xs:string"/>
+    <xs:element name="EntityId4" type="xs:string"/>
+    <xs:element name="EntityId5" type="xs:string"/>
+    <xs:element name="Terms">
+      <xs:complexType>
+        <xs:sequence>
+          <xs:element ref="pc:TermInfo" minOccurs="0" maxOccurs="unbounded"/>
+        </xs:sequence>
+      </xs:complexType>
+    </xs:element>
+    <xs:element name="TermInfo">
+      <xs:complexType>
+        <xs:sequence>
+          <xs:element ref="pc:TermName" minOccurs="0"/>
+          <xs:element ref="pc:TermId" minOccurs="0"/>
+        </xs:sequence>
+      </xs:complexType>
+    </xs:element>
+    <xs:element name="TermName" type="xs:string"/>
+    <xs:element name="TermId" type="xs:string"/>
+  </xs:schema>
+</ct:contentTypeSchema>
+</file>
+
+<file path=customXml/item2.xml><?xml version="1.0" encoding="utf-8"?>
+<?mso-contentType ?>
+<FormTemplates xmlns="http://schemas.microsoft.com/sharepoint/v3/contenttype/forms">
+  <Display>DocumentLibraryForm</Display>
+  <Edit>DocumentLibraryForm</Edit>
+  <New>DocumentLibraryForm</New>
+</FormTemplates>
+</file>
+
+<file path=customXml/item3.xml><?xml version="1.0" encoding="utf-8"?>
+<p:properties xmlns:p="http://schemas.microsoft.com/office/2006/metadata/properties" xmlns:xsi="http://www.w3.org/2001/XMLSchema-instance" xmlns:pc="http://schemas.microsoft.com/office/infopath/2007/PartnerControls">
+  <documentManagement>
+    <lcf76f155ced4ddcb4097134ff3c332f xmlns="ae81e17b-11c2-44ae-89e9-9ad5f5ff8880">
+      <Terms xmlns="http://schemas.microsoft.com/office/infopath/2007/PartnerControls"/>
+    </lcf76f155ced4ddcb4097134ff3c332f>
+  </documentManagement>
+</p:properties>
+</file>
+
+<file path=customXml/itemProps1.xml><?xml version="1.0" encoding="utf-8"?>
+<ds:datastoreItem xmlns:ds="http://schemas.openxmlformats.org/officeDocument/2006/customXml" ds:itemID="{3EE4BAF6-2CD5-4BFA-BDC7-81871B28823C}"/>
+</file>
+
+<file path=customXml/itemProps2.xml><?xml version="1.0" encoding="utf-8"?>
+<ds:datastoreItem xmlns:ds="http://schemas.openxmlformats.org/officeDocument/2006/customXml" ds:itemID="{3ED964E4-4677-47E4-9403-ACD5B2A2CAEA}"/>
+</file>
+
+<file path=customXml/itemProps3.xml><?xml version="1.0" encoding="utf-8"?>
+<ds:datastoreItem xmlns:ds="http://schemas.openxmlformats.org/officeDocument/2006/customXml" ds:itemID="{12F64509-CAB1-4627-AA85-59D5A0618C91}"/>
 </file>
--- a/Atana-Ecosystem-Architecture-v1.0.docx
+++ b/Atana-Ecosystem-Architecture-v1.0.docx
@@ -15879,199 +15879,4 @@
     </w:rPr>
   </w:style>
 </w:styles>
-</file>
-
-<file path=customXml/item1.xml><?xml version="1.0" encoding="utf-8"?>
-<ct:contentTypeSchema xmlns:ct="http://schemas.microsoft.com/office/2006/metadata/contentType" xmlns:ma="http://schemas.microsoft.com/office/2006/metadata/properties/metaAttributes" ct:_="" ma:_="" ma:contentTypeName="Document" ma:contentTypeID="0x0101008E3AE2BAD2C6FA4D8B4D95CE89FC31A3" ma:contentTypeVersion="8" ma:contentTypeDescription="Create a new document." ma:contentTypeScope="" ma:versionID="a2ce85c62cd7e9a608298e998330aeb7">
-  <xsd:schema xmlns:xsd="http://www.w3.org/2001/XMLSchema" xmlns:xs="http://www.w3.org/2001/XMLSchema" xmlns:p="http://schemas.microsoft.com/office/2006/metadata/properties" xmlns:ns2="ae81e17b-11c2-44ae-89e9-9ad5f5ff8880" targetNamespace="http://schemas.microsoft.com/office/2006/metadata/properties" ma:root="true" ma:fieldsID="1504f635df8bfa7d9525024d2d10bc95" ns2:_="">
-    <xsd:import namespace="ae81e17b-11c2-44ae-89e9-9ad5f5ff8880"/>
-    <xsd:element name="properties">
-      <xsd:complexType>
-        <xsd:sequence>
-          <xsd:element name="documentManagement">
-            <xsd:complexType>
-              <xsd:all>
-                <xsd:element ref="ns2:MediaServiceMetadata" minOccurs="0"/>
-                <xsd:element ref="ns2:MediaServiceFastMetadata" minOccurs="0"/>
-                <xsd:element ref="ns2:MediaServiceSearchProperties" minOccurs="0"/>
-                <xsd:element ref="ns2:MediaServiceDateTaken" minOccurs="0"/>
-                <xsd:element ref="ns2:lcf76f155ced4ddcb4097134ff3c332f" minOccurs="0"/>
-                <xsd:element ref="ns2:MediaServiceGenerationTime" minOccurs="0"/>
-                <xsd:element ref="ns2:MediaServiceEventHashCode" minOccurs="0"/>
-              </xsd:all>
-            </xsd:complexType>
-          </xsd:element>
-        </xsd:sequence>
-      </xsd:complexType>
-    </xsd:element>
-  </xsd:schema>
-  <xsd:schema xmlns:xsd="http://www.w3.org/2001/XMLSchema" xmlns:xs="http://www.w3.org/2001/XMLSchema" xmlns:dms="http://schemas.microsoft.com/office/2006/documentManagement/types" xmlns:pc="http://schemas.microsoft.com/office/infopath/2007/PartnerControls" targetNamespace="ae81e17b-11c2-44ae-89e9-9ad5f5ff8880" elementFormDefault="qualified">
-    <xsd:import namespace="http://schemas.microsoft.com/office/2006/documentManagement/types"/>
-    <xsd:import namespace="http://schemas.microsoft.com/office/infopath/2007/PartnerControls"/>
-    <xsd:element name="MediaServiceMetadata" ma:index="8" nillable="true" ma:displayName="MediaServiceMetadata" ma:hidden="true" ma:internalName="MediaServiceMetadata" ma:readOnly="true">
-      <xsd:simpleType>
-        <xsd:restriction base="dms:Note"/>
-      </xsd:simpleType>
-    </xsd:element>
-    <xsd:element name="MediaServiceFastMetadata" ma:index="9" nillable="true" ma:displayName="MediaServiceFastMetadata" ma:hidden="true" ma:internalName="MediaServiceFastMetadata" ma:readOnly="true">
-      <xsd:simpleType>
-        <xsd:restriction base="dms:Note"/>
-      </xsd:simpleType>
-    </xsd:element>
-    <xsd:element name="MediaServiceSearchProperties" ma:index="10" nillable="true" ma:displayName="MediaServiceSearchProperties" ma:hidden="true" ma:internalName="MediaServiceSearchProperties" ma:readOnly="true">
-      <xsd:simpleType>
-        <xsd:restriction base="dms:Note"/>
-      </xsd:simpleType>
-    </xsd:element>
-    <xsd:element name="MediaServiceDateTaken" ma:index="11" nillable="true" ma:displayName="MediaServiceDateTaken" ma:hidden="true" ma:indexed="true" ma:internalName="MediaServiceDateTaken" ma:readOnly="true">
-      <xsd:simpleType>
-        <xsd:restriction base="dms:Text"/>
-      </xsd:simpleType>
-    </xsd:element>
-    <xsd:element name="lcf76f155ced4ddcb4097134ff3c332f" ma:index="13" nillable="true" ma:taxonomy="true" ma:internalName="lcf76f155ced4ddcb4097134ff3c332f" ma:taxonomyFieldName="MediaServiceImageTags" ma:displayName="Image Tags" ma:readOnly="false" ma:fieldId="{5cf76f15-5ced-4ddc-b409-7134ff3c332f}" ma:taxonomyMulti="true" ma:sspId="c4ac2493-9f1f-4345-86a0-c36146f38f1d" ma:termSetId="09814cd3-568e-fe90-9814-8d621ff8fb84" ma:anchorId="fba54fb3-c3e1-fe81-a776-ca4b69148c4d" ma:open="true" ma:isKeyword="false">
-      <xsd:complexType>
-        <xsd:sequence>
-          <xsd:element ref="pc:Terms" minOccurs="0" maxOccurs="1"/>
-        </xsd:sequence>
-      </xsd:complexType>
-    </xsd:element>
-    <xsd:element name="MediaServiceGenerationTime" ma:index="14" nillable="true" ma:displayName="MediaServiceGenerationTime" ma:hidden="true" ma:internalName="MediaServiceGenerationTime" ma:readOnly="true">
-      <xsd:simpleType>
-        <xsd:restriction base="dms:Text"/>
-      </xsd:simpleType>
-    </xsd:element>
-    <xsd:element name="MediaServiceEventHashCode" ma:index="15" nillable="true" ma:displayName="MediaServiceEventHashCode" ma:hidden="true" ma:internalName="MediaServiceEventHashCode" ma:readOnly="true">
-      <xsd:simpleType>
-        <xsd:restriction base="dms:Text"/>
-      </xsd:simpleType>
-    </xsd:element>
-  </xsd:schema>
-  <xsd:schema xmlns="http://schemas.openxmlformats.org/package/2006/metadata/core-properties" xmlns:xsd="http://www.w3.org/2001/XMLSchema" xmlns:xsi="http://www.w3.org/2001/XMLSchema-instance" xmlns:dc="http://purl.org/dc/elements/1.1/" xmlns:dcterms="http://purl.org/dc/terms/" xmlns:odoc="http://schemas.microsoft.com/internal/obd" targetNamespace="http://schemas.openxmlformats.org/package/2006/metadata/core-properties" elementFormDefault="qualified" attributeFormDefault="unqualified" blockDefault="#all">
-    <xsd:import namespace="http://purl.org/dc/elements/1.1/" schemaLocation="http://dublincore.org/schemas/xmls/qdc/2003/04/02/dc.xsd"/>
-    <xsd:import namespace="http://purl.org/dc/terms/" schemaLocation="http://dublincore.org/schemas/xmls/qdc/2003/04/02/dcterms.xsd"/>
-    <xsd:element name="coreProperties" type="CT_coreProperties"/>
-    <xsd:complexType name="CT_coreProperties">
-      <xsd:all>
-        <xsd:element ref="dc:creator" minOccurs="0" maxOccurs="1"/>
-        <xsd:element ref="dcterms:created" minOccurs="0" maxOccurs="1"/>
-        <xsd:element ref="dc:identifier" minOccurs="0" maxOccurs="1"/>
-        <xsd:element name="contentType" minOccurs="0" maxOccurs="1" type="xsd:string" ma:index="0" ma:displayName="Content Type"/>
-        <xsd:element ref="dc:title" minOccurs="0" maxOccurs="1" ma:index="4" ma:displayName="Title"/>
-        <xsd:element ref="dc:subject" minOccurs="0" maxOccurs="1"/>
-        <xsd:element ref="dc:description" minOccurs="0" maxOccurs="1"/>
-        <xsd:element name="keywords" minOccurs="0" maxOccurs="1" type="xsd:string"/>
-        <xsd:element ref="dc:language" minOccurs="0" maxOccurs="1"/>
-        <xsd:element name="category" minOccurs="0" maxOccurs="1" type="xsd:string"/>
-        <xsd:element name="version" minOccurs="0" maxOccurs="1" type="xsd:string"/>
-        <xsd:element name="revision" minOccurs="0" maxOccurs="1" type="xsd:string">
-          <xsd:annotation>
-            <xsd:documentation>
-                        This value indicates the number of saves or revisions. The application is responsible for updating this value after each revision.
-                    </xsd:documentation>
-          </xsd:annotation>
-        </xsd:element>
-        <xsd:element name="lastModifiedBy" minOccurs="0" maxOccurs="1" type="xsd:string"/>
-        <xsd:element ref="dcterms:modified" minOccurs="0" maxOccurs="1"/>
-        <xsd:element name="contentStatus" minOccurs="0" maxOccurs="1" type="xsd:string"/>
-      </xsd:all>
-    </xsd:complexType>
-  </xsd:schema>
-  <xs:schema xmlns:pc="http://schemas.microsoft.com/office/infopath/2007/PartnerControls" xmlns:xs="http://www.w3.org/2001/XMLSchema" targetNamespace="http://schemas.microsoft.com/office/infopath/2007/PartnerControls" elementFormDefault="qualified" attributeFormDefault="unqualified">
-    <xs:element name="Person">
-      <xs:complexType>
-        <xs:sequence>
-          <xs:element ref="pc:DisplayName" minOccurs="0"/>
-          <xs:element ref="pc:AccountId" minOccurs="0"/>
-          <xs:element ref="pc:AccountType" minOccurs="0"/>
-        </xs:sequence>
-      </xs:complexType>
-    </xs:element>
-    <xs:element name="DisplayName" type="xs:string"/>
-    <xs:element name="AccountId" type="xs:string"/>
-    <xs:element name="AccountType" type="xs:string"/>
-    <xs:element name="BDCAssociatedEntity">
-      <xs:complexType>
-        <xs:sequence>
-          <xs:element ref="pc:BDCEntity" minOccurs="0" maxOccurs="unbounded"/>
-        </xs:sequence>
-        <xs:attribute ref="pc:EntityNamespace"/>
-        <xs:attribute ref="pc:EntityName"/>
-        <xs:attribute ref="pc:SystemInstanceName"/>
-        <xs:attribute ref="pc:AssociationName"/>
-      </xs:complexType>
-    </xs:element>
-    <xs:attribute name="EntityNamespace" type="xs:string"/>
-    <xs:attribute name="EntityName" type="xs:string"/>
-    <xs:attribute name="SystemInstanceName" type="xs:string"/>
-    <xs:attribute name="AssociationName" type="xs:string"/>
-    <xs:element name="BDCEntity">
-      <xs:complexType>
-        <xs:sequence>
-          <xs:element ref="pc:EntityDisplayName" minOccurs="0"/>
-          <xs:element ref="pc:EntityInstanceReference" minOccurs="0"/>
-          <xs:element ref="pc:EntityId1" minOccurs="0"/>
-          <xs:element ref="pc:EntityId2" minOccurs="0"/>
-          <xs:element ref="pc:EntityId3" minOccurs="0"/>
-          <xs:element ref="pc:EntityId4" minOccurs="0"/>
-          <xs:element ref="pc:EntityId5" minOccurs="0"/>
-        </xs:sequence>
-      </xs:complexType>
-    </xs:element>
-    <xs:element name="EntityDisplayName" type="xs:string"/>
-    <xs:element name="EntityInstanceReference" type="xs:string"/>
-    <xs:element name="EntityId1" type="xs:string"/>
-    <xs:element name="EntityId2" type="xs:string"/>
-    <xs:element name="EntityId3" type="xs:string"/>
-    <xs:element name="EntityId4" type="xs:string"/>
-    <xs:element name="EntityId5" type="xs:string"/>
-    <xs:element name="Terms">
-      <xs:complexType>
-        <xs:sequence>
-          <xs:element ref="pc:TermInfo" minOccurs="0" maxOccurs="unbounded"/>
-        </xs:sequence>
-      </xs:complexType>
-    </xs:element>
-    <xs:element name="TermInfo">
-      <xs:complexType>
-        <xs:sequence>
-          <xs:element ref="pc:TermName" minOccurs="0"/>
-          <xs:element ref="pc:TermId" minOccurs="0"/>
-        </xs:sequence>
-      </xs:complexType>
-    </xs:element>
-    <xs:element name="TermName" type="xs:string"/>
-    <xs:element name="TermId" type="xs:string"/>
-  </xs:schema>
-</ct:contentTypeSchema>
-</file>
-
-<file path=customXml/item2.xml><?xml version="1.0" encoding="utf-8"?>
-<?mso-contentType ?>
-<FormTemplates xmlns="http://schemas.microsoft.com/sharepoint/v3/contenttype/forms">
-  <Display>DocumentLibraryForm</Display>
-  <Edit>DocumentLibraryForm</Edit>
-  <New>DocumentLibraryForm</New>
-</FormTemplates>
-</file>
-
-<file path=customXml/item3.xml><?xml version="1.0" encoding="utf-8"?>
-<p:properties xmlns:p="http://schemas.microsoft.com/office/2006/metadata/properties" xmlns:xsi="http://www.w3.org/2001/XMLSchema-instance" xmlns:pc="http://schemas.microsoft.com/office/infopath/2007/PartnerControls">
-  <documentManagement>
-    <lcf76f155ced4ddcb4097134ff3c332f xmlns="ae81e17b-11c2-44ae-89e9-9ad5f5ff8880">
-      <Terms xmlns="http://schemas.microsoft.com/office/infopath/2007/PartnerControls"/>
-    </lcf76f155ced4ddcb4097134ff3c332f>
-  </documentManagement>
-</p:properties>
-</file>
-
-<file path=customXml/itemProps1.xml><?xml version="1.0" encoding="utf-8"?>
-<ds:datastoreItem xmlns:ds="http://schemas.openxmlformats.org/officeDocument/2006/customXml" ds:itemID="{3EE4BAF6-2CD5-4BFA-BDC7-81871B28823C}"/>
-</file>
-
-<file path=customXml/itemProps2.xml><?xml version="1.0" encoding="utf-8"?>
-<ds:datastoreItem xmlns:ds="http://schemas.openxmlformats.org/officeDocument/2006/customXml" ds:itemID="{3ED964E4-4677-47E4-9403-ACD5B2A2CAEA}"/>
-</file>
-
-<file path=customXml/itemProps3.xml><?xml version="1.0" encoding="utf-8"?>
-<ds:datastoreItem xmlns:ds="http://schemas.openxmlformats.org/officeDocument/2006/customXml" ds:itemID="{12F64509-CAB1-4627-AA85-59D5A0618C91}"/>
 </file>
--- a/Atana-Ecosystem-Architecture-v1.0.docx
+++ b/Atana-Ecosystem-Architecture-v1.0.docx
@@ -15879,4 +15879,199 @@
     </w:rPr>
   </w:style>
 </w:styles>
+</file>
+
+<file path=customXml/item1.xml><?xml version="1.0" encoding="utf-8"?>
+<ct:contentTypeSchema xmlns:ct="http://schemas.microsoft.com/office/2006/metadata/contentType" xmlns:ma="http://schemas.microsoft.com/office/2006/metadata/properties/metaAttributes" ct:_="" ma:_="" ma:contentTypeName="Document" ma:contentTypeID="0x0101008E3AE2BAD2C6FA4D8B4D95CE89FC31A3" ma:contentTypeVersion="8" ma:contentTypeDescription="Create a new document." ma:contentTypeScope="" ma:versionID="a2ce85c62cd7e9a608298e998330aeb7">
+  <xsd:schema xmlns:xsd="http://www.w3.org/2001/XMLSchema" xmlns:xs="http://www.w3.org/2001/XMLSchema" xmlns:p="http://schemas.microsoft.com/office/2006/metadata/properties" xmlns:ns2="ae81e17b-11c2-44ae-89e9-9ad5f5ff8880" targetNamespace="http://schemas.microsoft.com/office/2006/metadata/properties" ma:root="true" ma:fieldsID="1504f635df8bfa7d9525024d2d10bc95" ns2:_="">
+    <xsd:import namespace="ae81e17b-11c2-44ae-89e9-9ad5f5ff8880"/>
+    <xsd:element name="properties">
+      <xsd:complexType>
+        <xsd:sequence>
+          <xsd:element name="documentManagement">
+            <xsd:complexType>
+              <xsd:all>
+                <xsd:element ref="ns2:MediaServiceMetadata" minOccurs="0"/>
+                <xsd:element ref="ns2:MediaServiceFastMetadata" minOccurs="0"/>
+                <xsd:element ref="ns2:MediaServiceSearchProperties" minOccurs="0"/>
+                <xsd:element ref="ns2:MediaServiceDateTaken" minOccurs="0"/>
+                <xsd:element ref="ns2:lcf76f155ced4ddcb4097134ff3c332f" minOccurs="0"/>
+                <xsd:element ref="ns2:MediaServiceGenerationTime" minOccurs="0"/>
+                <xsd:element ref="ns2:MediaServiceEventHashCode" minOccurs="0"/>
+              </xsd:all>
+            </xsd:complexType>
+          </xsd:element>
+        </xsd:sequence>
+      </xsd:complexType>
+    </xsd:element>
+  </xsd:schema>
+  <xsd:schema xmlns:xsd="http://www.w3.org/2001/XMLSchema" xmlns:xs="http://www.w3.org/2001/XMLSchema" xmlns:dms="http://schemas.microsoft.com/office/2006/documentManagement/types" xmlns:pc="http://schemas.microsoft.com/office/infopath/2007/PartnerControls" targetNamespace="ae81e17b-11c2-44ae-89e9-9ad5f5ff8880" elementFormDefault="qualified">
+    <xsd:import namespace="http://schemas.microsoft.com/office/2006/documentManagement/types"/>
+    <xsd:import namespace="http://schemas.microsoft.com/office/infopath/2007/PartnerControls"/>
+    <xsd:element name="MediaServiceMetadata" ma:index="8" nillable="true" ma:displayName="MediaServiceMetadata" ma:hidden="true" ma:internalName="MediaServiceMetadata" ma:readOnly="true">
+      <xsd:simpleType>
+        <xsd:restriction base="dms:Note"/>
+      </xsd:simpleType>
+    </xsd:element>
+    <xsd:element name="MediaServiceFastMetadata" ma:index="9" nillable="true" ma:displayName="MediaServiceFastMetadata" ma:hidden="true" ma:internalName="MediaServiceFastMetadata" ma:readOnly="true">
+      <xsd:simpleType>
+        <xsd:restriction base="dms:Note"/>
+      </xsd:simpleType>
+    </xsd:element>
+    <xsd:element name="MediaServiceSearchProperties" ma:index="10" nillable="true" ma:displayName="MediaServiceSearchProperties" ma:hidden="true" ma:internalName="MediaServiceSearchProperties" ma:readOnly="true">
+      <xsd:simpleType>
+        <xsd:restriction base="dms:Note"/>
+      </xsd:simpleType>
+    </xsd:element>
+    <xsd:element name="MediaServiceDateTaken" ma:index="11" nillable="true" ma:displayName="MediaServiceDateTaken" ma:hidden="true" ma:indexed="true" ma:internalName="MediaServiceDateTaken" ma:readOnly="true">
+      <xsd:simpleType>
+        <xsd:restriction base="dms:Text"/>
+      </xsd:simpleType>
+    </xsd:element>
+    <xsd:element name="lcf76f155ced4ddcb4097134ff3c332f" ma:index="13" nillable="true" ma:taxonomy="true" ma:internalName="lcf76f155ced4ddcb4097134ff3c332f" ma:taxonomyFieldName="MediaServiceImageTags" ma:displayName="Image Tags" ma:readOnly="false" ma:fieldId="{5cf76f15-5ced-4ddc-b409-7134ff3c332f}" ma:taxonomyMulti="true" ma:sspId="c4ac2493-9f1f-4345-86a0-c36146f38f1d" ma:termSetId="09814cd3-568e-fe90-9814-8d621ff8fb84" ma:anchorId="fba54fb3-c3e1-fe81-a776-ca4b69148c4d" ma:open="true" ma:isKeyword="false">
+      <xsd:complexType>
+        <xsd:sequence>
+          <xsd:element ref="pc:Terms" minOccurs="0" maxOccurs="1"/>
+        </xsd:sequence>
+      </xsd:complexType>
+    </xsd:element>
+    <xsd:element name="MediaServiceGenerationTime" ma:index="14" nillable="true" ma:displayName="MediaServiceGenerationTime" ma:hidden="true" ma:internalName="MediaServiceGenerationTime" ma:readOnly="true">
+      <xsd:simpleType>
+        <xsd:restriction base="dms:Text"/>
+      </xsd:simpleType>
+    </xsd:element>
+    <xsd:element name="MediaServiceEventHashCode" ma:index="15" nillable="true" ma:displayName="MediaServiceEventHashCode" ma:hidden="true" ma:internalName="MediaServiceEventHashCode" ma:readOnly="true">
+      <xsd:simpleType>
+        <xsd:restriction base="dms:Text"/>
+      </xsd:simpleType>
+    </xsd:element>
+  </xsd:schema>
+  <xsd:schema xmlns="http://schemas.openxmlformats.org/package/2006/metadata/core-properties" xmlns:xsd="http://www.w3.org/2001/XMLSchema" xmlns:xsi="http://www.w3.org/2001/XMLSchema-instance" xmlns:dc="http://purl.org/dc/elements/1.1/" xmlns:dcterms="http://purl.org/dc/terms/" xmlns:odoc="http://schemas.microsoft.com/internal/obd" targetNamespace="http://schemas.openxmlformats.org/package/2006/metadata/core-properties" elementFormDefault="qualified" attributeFormDefault="unqualified" blockDefault="#all">
+    <xsd:import namespace="http://purl.org/dc/elements/1.1/" schemaLocation="http://dublincore.org/schemas/xmls/qdc/2003/04/02/dc.xsd"/>
+    <xsd:import namespace="http://purl.org/dc/terms/" schemaLocation="http://dublincore.org/schemas/xmls/qdc/2003/04/02/dcterms.xsd"/>
+    <xsd:element name="coreProperties" type="CT_coreProperties"/>
+    <xsd:complexType name="CT_coreProperties">
+      <xsd:all>
+        <xsd:element ref="dc:creator" minOccurs="0" maxOccurs="1"/>
+        <xsd:element ref="dcterms:created" minOccurs="0" maxOccurs="1"/>
+        <xsd:element ref="dc:identifier" minOccurs="0" maxOccurs="1"/>
+        <xsd:element name="contentType" minOccurs="0" maxOccurs="1" type="xsd:string" ma:index="0" ma:displayName="Content Type"/>
+        <xsd:element ref="dc:title" minOccurs="0" maxOccurs="1" ma:index="4" ma:displayName="Title"/>
+        <xsd:element ref="dc:subject" minOccurs="0" maxOccurs="1"/>
+        <xsd:element ref="dc:description" minOccurs="0" maxOccurs="1"/>
+        <xsd:element name="keywords" minOccurs="0" maxOccurs="1" type="xsd:string"/>
+        <xsd:element ref="dc:language" minOccurs="0" maxOccurs="1"/>
+        <xsd:element name="category" minOccurs="0" maxOccurs="1" type="xsd:string"/>
+        <xsd:element name="version" minOccurs="0" maxOccurs="1" type="xsd:string"/>
+        <xsd:element name="revision" minOccurs="0" maxOccurs="1" type="xsd:string">
+          <xsd:annotation>
+            <xsd:documentation>
+                        This value indicates the number of saves or revisions. The application is responsible for updating this value after each revision.
+                    </xsd:documentation>
+          </xsd:annotation>
+        </xsd:element>
+        <xsd:element name="lastModifiedBy" minOccurs="0" maxOccurs="1" type="xsd:string"/>
+        <xsd:element ref="dcterms:modified" minOccurs="0" maxOccurs="1"/>
+        <xsd:element name="contentStatus" minOccurs="0" maxOccurs="1" type="xsd:string"/>
+      </xsd:all>
+    </xsd:complexType>
+  </xsd:schema>
+  <xs:schema xmlns:pc="http://schemas.microsoft.com/office/infopath/2007/PartnerControls" xmlns:xs="http://www.w3.org/2001/XMLSchema" targetNamespace="http://schemas.microsoft.com/office/infopath/2007/PartnerControls" elementFormDefault="qualified" attributeFormDefault="unqualified">
+    <xs:element name="Person">
+      <xs:complexType>
+        <xs:sequence>
+          <xs:element ref="pc:DisplayName" minOccurs="0"/>
+          <xs:element ref="pc:AccountId" minOccurs="0"/>
+          <xs:element ref="pc:AccountType" minOccurs="0"/>
+        </xs:sequence>
+      </xs:complexType>
+    </xs:element>
+    <xs:element name="DisplayName" type="xs:string"/>
+    <xs:element name="AccountId" type="xs:string"/>
+    <xs:element name="AccountType" type="xs:string"/>
+    <xs:element name="BDCAssociatedEntity">
+      <xs:complexType>
+        <xs:sequence>
+          <xs:element ref="pc:BDCEntity" minOccurs="0" maxOccurs="unbounded"/>
+        </xs:sequence>
+        <xs:attribute ref="pc:EntityNamespace"/>
+        <xs:attribute ref="pc:EntityName"/>
+        <xs:attribute ref="pc:SystemInstanceName"/>
+        <xs:attribute ref="pc:AssociationName"/>
+      </xs:complexType>
+    </xs:element>
+    <xs:attribute name="EntityNamespace" type="xs:string"/>
+    <xs:attribute name="EntityName" type="xs:string"/>
+    <xs:attribute name="SystemInstanceName" type="xs:string"/>
+    <xs:attribute name="AssociationName" type="xs:string"/>
+    <xs:element name="BDCEntity">
+      <xs:complexType>
+        <xs:sequence>
+          <xs:element ref="pc:EntityDisplayName" minOccurs="0"/>
+          <xs:element ref="pc:EntityInstanceReference" minOccurs="0"/>
+          <xs:element ref="pc:EntityId1" minOccurs="0"/>
+          <xs:element ref="pc:EntityId2" minOccurs="0"/>
+          <xs:element ref="pc:EntityId3" minOccurs="0"/>
+          <xs:element ref="pc:EntityId4" minOccurs="0"/>
+          <xs:element ref="pc:EntityId5" minOccurs="0"/>
+        </xs:sequence>
+      </xs:complexType>
+    </xs:element>
+    <xs:element name="EntityDisplayName" type="xs:string"/>
+    <xs:element name="EntityInstanceReference" type="xs:string"/>
+    <xs:element name="EntityId1" type="xs:string"/>
+    <xs:element name="EntityId2" type="xs:string"/>
+    <xs:element name="EntityId3" type="xs:string"/>
+    <xs:element name="EntityId4" type="xs:string"/>
+    <xs:element name="EntityId5" type="xs:string"/>
+    <xs:element name="Terms">
+      <xs:complexType>
+        <xs:sequence>
+          <xs:element ref="pc:TermInfo" minOccurs="0" maxOccurs="unbounded"/>
+        </xs:sequence>
+      </xs:complexType>
+    </xs:element>
+    <xs:element name="TermInfo">
+      <xs:complexType>
+        <xs:sequence>
+          <xs:element ref="pc:TermName" minOccurs="0"/>
+          <xs:element ref="pc:TermId" minOccurs="0"/>
+        </xs:sequence>
+      </xs:complexType>
+    </xs:element>
+    <xs:element name="TermName" type="xs:string"/>
+    <xs:element name="TermId" type="xs:string"/>
+  </xs:schema>
+</ct:contentTypeSchema>
+</file>
+
+<file path=customXml/item2.xml><?xml version="1.0" encoding="utf-8"?>
+<?mso-contentType ?>
+<FormTemplates xmlns="http://schemas.microsoft.com/sharepoint/v3/contenttype/forms">
+  <Display>DocumentLibraryForm</Display>
+  <Edit>DocumentLibraryForm</Edit>
+  <New>DocumentLibraryForm</New>
+</FormTemplates>
+</file>
+
+<file path=customXml/item3.xml><?xml version="1.0" encoding="utf-8"?>
+<p:properties xmlns:p="http://schemas.microsoft.com/office/2006/metadata/properties" xmlns:xsi="http://www.w3.org/2001/XMLSchema-instance" xmlns:pc="http://schemas.microsoft.com/office/infopath/2007/PartnerControls">
+  <documentManagement>
+    <lcf76f155ced4ddcb4097134ff3c332f xmlns="ae81e17b-11c2-44ae-89e9-9ad5f5ff8880">
+      <Terms xmlns="http://schemas.microsoft.com/office/infopath/2007/PartnerControls"/>
+    </lcf76f155ced4ddcb4097134ff3c332f>
+  </documentManagement>
+</p:properties>
+</file>
+
+<file path=customXml/itemProps1.xml><?xml version="1.0" encoding="utf-8"?>
+<ds:datastoreItem xmlns:ds="http://schemas.openxmlformats.org/officeDocument/2006/customXml" ds:itemID="{AB5CB5A9-20A4-49EC-8EB5-209F83F42A71}"/>
+</file>
+
+<file path=customXml/itemProps2.xml><?xml version="1.0" encoding="utf-8"?>
+<ds:datastoreItem xmlns:ds="http://schemas.openxmlformats.org/officeDocument/2006/customXml" ds:itemID="{27C22239-B30B-4B71-A787-865DA81CD7D7}"/>
+</file>
+
+<file path=customXml/itemProps3.xml><?xml version="1.0" encoding="utf-8"?>
+<ds:datastoreItem xmlns:ds="http://schemas.openxmlformats.org/officeDocument/2006/customXml" ds:itemID="{CABF1069-B249-411F-9F24-54F122EFF19A}"/>
 </file>
--- a/Atana-Ecosystem-Architecture-v1.0.docx
+++ b/Atana-Ecosystem-Architecture-v1.0.docx
@@ -15879,199 +15879,4 @@
     </w:rPr>
   </w:style>
 </w:styles>
-</file>
-
-<file path=customXml/item1.xml><?xml version="1.0" encoding="utf-8"?>
-<ct:contentTypeSchema xmlns:ct="http://schemas.microsoft.com/office/2006/metadata/contentType" xmlns:ma="http://schemas.microsoft.com/office/2006/metadata/properties/metaAttributes" ct:_="" ma:_="" ma:contentTypeName="Document" ma:contentTypeID="0x0101008E3AE2BAD2C6FA4D8B4D95CE89FC31A3" ma:contentTypeVersion="8" ma:contentTypeDescription="Create a new document." ma:contentTypeScope="" ma:versionID="a2ce85c62cd7e9a608298e998330aeb7">
-  <xsd:schema xmlns:xsd="http://www.w3.org/2001/XMLSchema" xmlns:xs="http://www.w3.org/2001/XMLSchema" xmlns:p="http://schemas.microsoft.com/office/2006/metadata/properties" xmlns:ns2="ae81e17b-11c2-44ae-89e9-9ad5f5ff8880" targetNamespace="http://schemas.microsoft.com/office/2006/metadata/properties" ma:root="true" ma:fieldsID="1504f635df8bfa7d9525024d2d10bc95" ns2:_="">
-    <xsd:import namespace="ae81e17b-11c2-44ae-89e9-9ad5f5ff8880"/>
-    <xsd:element name="properties">
-      <xsd:complexType>
-        <xsd:sequence>
-          <xsd:element name="documentManagement">
-            <xsd:complexType>
-              <xsd:all>
-                <xsd:element ref="ns2:MediaServiceMetadata" minOccurs="0"/>
-                <xsd:element ref="ns2:MediaServiceFastMetadata" minOccurs="0"/>
-                <xsd:element ref="ns2:MediaServiceSearchProperties" minOccurs="0"/>
-                <xsd:element ref="ns2:MediaServiceDateTaken" minOccurs="0"/>
-                <xsd:element ref="ns2:lcf76f155ced4ddcb4097134ff3c332f" minOccurs="0"/>
-                <xsd:element ref="ns2:MediaServiceGenerationTime" minOccurs="0"/>
-                <xsd:element ref="ns2:MediaServiceEventHashCode" minOccurs="0"/>
-              </xsd:all>
-            </xsd:complexType>
-          </xsd:element>
-        </xsd:sequence>
-      </xsd:complexType>
-    </xsd:element>
-  </xsd:schema>
-  <xsd:schema xmlns:xsd="http://www.w3.org/2001/XMLSchema" xmlns:xs="http://www.w3.org/2001/XMLSchema" xmlns:dms="http://schemas.microsoft.com/office/2006/documentManagement/types" xmlns:pc="http://schemas.microsoft.com/office/infopath/2007/PartnerControls" targetNamespace="ae81e17b-11c2-44ae-89e9-9ad5f5ff8880" elementFormDefault="qualified">
-    <xsd:import namespace="http://schemas.microsoft.com/office/2006/documentManagement/types"/>
-    <xsd:import namespace="http://schemas.microsoft.com/office/infopath/2007/PartnerControls"/>
-    <xsd:element name="MediaServiceMetadata" ma:index="8" nillable="true" ma:displayName="MediaServiceMetadata" ma:hidden="true" ma:internalName="MediaServiceMetadata" ma:readOnly="true">
-      <xsd:simpleType>
-        <xsd:restriction base="dms:Note"/>
-      </xsd:simpleType>
-    </xsd:element>
-    <xsd:element name="MediaServiceFastMetadata" ma:index="9" nillable="true" ma:displayName="MediaServiceFastMetadata" ma:hidden="true" ma:internalName="MediaServiceFastMetadata" ma:readOnly="true">
-      <xsd:simpleType>
-        <xsd:restriction base="dms:Note"/>
-      </xsd:simpleType>
-    </xsd:element>
-    <xsd:element name="MediaServiceSearchProperties" ma:index="10" nillable="true" ma:displayName="MediaServiceSearchProperties" ma:hidden="true" ma:internalName="MediaServiceSearchProperties" ma:readOnly="true">
-      <xsd:simpleType>
-        <xsd:restriction base="dms:Note"/>
-      </xsd:simpleType>
-    </xsd:element>
-    <xsd:element name="MediaServiceDateTaken" ma:index="11" nillable="true" ma:displayName="MediaServiceDateTaken" ma:hidden="true" ma:indexed="true" ma:internalName="MediaServiceDateTaken" ma:readOnly="true">
-      <xsd:simpleType>
-        <xsd:restriction base="dms:Text"/>
-      </xsd:simpleType>
-    </xsd:element>
-    <xsd:element name="lcf76f155ced4ddcb4097134ff3c332f" ma:index="13" nillable="true" ma:taxonomy="true" ma:internalName="lcf76f155ced4ddcb4097134ff3c332f" ma:taxonomyFieldName="MediaServiceImageTags" ma:displayName="Image Tags" ma:readOnly="false" ma:fieldId="{5cf76f15-5ced-4ddc-b409-7134ff3c332f}" ma:taxonomyMulti="true" ma:sspId="c4ac2493-9f1f-4345-86a0-c36146f38f1d" ma:termSetId="09814cd3-568e-fe90-9814-8d621ff8fb84" ma:anchorId="fba54fb3-c3e1-fe81-a776-ca4b69148c4d" ma:open="true" ma:isKeyword="false">
-      <xsd:complexType>
-        <xsd:sequence>
-          <xsd:element ref="pc:Terms" minOccurs="0" maxOccurs="1"/>
-        </xsd:sequence>
-      </xsd:complexType>
-    </xsd:element>
-    <xsd:element name="MediaServiceGenerationTime" ma:index="14" nillable="true" ma:displayName="MediaServiceGenerationTime" ma:hidden="true" ma:internalName="MediaServiceGenerationTime" ma:readOnly="true">
-      <xsd:simpleType>
-        <xsd:restriction base="dms:Text"/>
-      </xsd:simpleType>
-    </xsd:element>
-    <xsd:element name="MediaServiceEventHashCode" ma:index="15" nillable="true" ma:displayName="MediaServiceEventHashCode" ma:hidden="true" ma:internalName="MediaServiceEventHashCode" ma:readOnly="true">
-      <xsd:simpleType>
-        <xsd:restriction base="dms:Text"/>
-      </xsd:simpleType>
-    </xsd:element>
-  </xsd:schema>
-  <xsd:schema xmlns="http://schemas.openxmlformats.org/package/2006/metadata/core-properties" xmlns:xsd="http://www.w3.org/2001/XMLSchema" xmlns:xsi="http://www.w3.org/2001/XMLSchema-instance" xmlns:dc="http://purl.org/dc/elements/1.1/" xmlns:dcterms="http://purl.org/dc/terms/" xmlns:odoc="http://schemas.microsoft.com/internal/obd" targetNamespace="http://schemas.openxmlformats.org/package/2006/metadata/core-properties" elementFormDefault="qualified" attributeFormDefault="unqualified" blockDefault="#all">
-    <xsd:import namespace="http://purl.org/dc/elements/1.1/" schemaLocation="http://dublincore.org/schemas/xmls/qdc/2003/04/02/dc.xsd"/>
-    <xsd:import namespace="http://purl.org/dc/terms/" schemaLocation="http://dublincore.org/schemas/xmls/qdc/2003/04/02/dcterms.xsd"/>
-    <xsd:element name="coreProperties" type="CT_coreProperties"/>
-    <xsd:complexType name="CT_coreProperties">
-      <xsd:all>
-        <xsd:element ref="dc:creator" minOccurs="0" maxOccurs="1"/>
-        <xsd:element ref="dcterms:created" minOccurs="0" maxOccurs="1"/>
-        <xsd:element ref="dc:identifier" minOccurs="0" maxOccurs="1"/>
-        <xsd:element name="contentType" minOccurs="0" maxOccurs="1" type="xsd:string" ma:index="0" ma:displayName="Content Type"/>
-        <xsd:element ref="dc:title" minOccurs="0" maxOccurs="1" ma:index="4" ma:displayName="Title"/>
-        <xsd:element ref="dc:subject" minOccurs="0" maxOccurs="1"/>
-        <xsd:element ref="dc:description" minOccurs="0" maxOccurs="1"/>
-        <xsd:element name="keywords" minOccurs="0" maxOccurs="1" type="xsd:string"/>
-        <xsd:element ref="dc:language" minOccurs="0" maxOccurs="1"/>
-        <xsd:element name="category" minOccurs="0" maxOccurs="1" type="xsd:string"/>
-        <xsd:element name="version" minOccurs="0" maxOccurs="1" type="xsd:string"/>
-        <xsd:element name="revision" minOccurs="0" maxOccurs="1" type="xsd:string">
-          <xsd:annotation>
-            <xsd:documentation>
-                        This value indicates the number of saves or revisions. The application is responsible for updating this value after each revision.
-                    </xsd:documentation>
-          </xsd:annotation>
-        </xsd:element>
-        <xsd:element name="lastModifiedBy" minOccurs="0" maxOccurs="1" type="xsd:string"/>
-        <xsd:element ref="dcterms:modified" minOccurs="0" maxOccurs="1"/>
-        <xsd:element name="contentStatus" minOccurs="0" maxOccurs="1" type="xsd:string"/>
-      </xsd:all>
-    </xsd:complexType>
-  </xsd:schema>
-  <xs:schema xmlns:pc="http://schemas.microsoft.com/office/infopath/2007/PartnerControls" xmlns:xs="http://www.w3.org/2001/XMLSchema" targetNamespace="http://schemas.microsoft.com/office/infopath/2007/PartnerControls" elementFormDefault="qualified" attributeFormDefault="unqualified">
-    <xs:element name="Person">
-      <xs:complexType>
-        <xs:sequence>
-          <xs:element ref="pc:DisplayName" minOccurs="0"/>
-          <xs:element ref="pc:AccountId" minOccurs="0"/>
-          <xs:element ref="pc:AccountType" minOccurs="0"/>
-        </xs:sequence>
-      </xs:complexType>
-    </xs:element>
-    <xs:element name="DisplayName" type="xs:string"/>
-    <xs:element name="AccountId" type="xs:string"/>
-    <xs:element name="AccountType" type="xs:string"/>
-    <xs:element name="BDCAssociatedEntity">
-      <xs:complexType>
-        <xs:sequence>
-          <xs:element ref="pc:BDCEntity" minOccurs="0" maxOccurs="unbounded"/>
-        </xs:sequence>
-        <xs:attribute ref="pc:EntityNamespace"/>
-        <xs:attribute ref="pc:EntityName"/>
-        <xs:attribute ref="pc:SystemInstanceName"/>
-        <xs:attribute ref="pc:AssociationName"/>
-      </xs:complexType>
-    </xs:element>
-    <xs:attribute name="EntityNamespace" type="xs:string"/>
-    <xs:attribute name="EntityName" type="xs:string"/>
-    <xs:attribute name="SystemInstanceName" type="xs:string"/>
-    <xs:attribute name="AssociationName" type="xs:string"/>
-    <xs:element name="BDCEntity">
-      <xs:complexType>
-        <xs:sequence>
-          <xs:element ref="pc:EntityDisplayName" minOccurs="0"/>
-          <xs:element ref="pc:EntityInstanceReference" minOccurs="0"/>
-          <xs:element ref="pc:EntityId1" minOccurs="0"/>
-          <xs:element ref="pc:EntityId2" minOccurs="0"/>
-          <xs:element ref="pc:EntityId3" minOccurs="0"/>
-          <xs:element ref="pc:EntityId4" minOccurs="0"/>
-          <xs:element ref="pc:EntityId5" minOccurs="0"/>
-        </xs:sequence>
-      </xs:complexType>
-    </xs:element>
-    <xs:element name="EntityDisplayName" type="xs:string"/>
-    <xs:element name="EntityInstanceReference" type="xs:string"/>
-    <xs:element name="EntityId1" type="xs:string"/>
-    <xs:element name="EntityId2" type="xs:string"/>
-    <xs:element name="EntityId3" type="xs:string"/>
-    <xs:element name="EntityId4" type="xs:string"/>
-    <xs:element name="EntityId5" type="xs:string"/>
-    <xs:element name="Terms">
-      <xs:complexType>
-        <xs:sequence>
-          <xs:element ref="pc:TermInfo" minOccurs="0" maxOccurs="unbounded"/>
-        </xs:sequence>
-      </xs:complexType>
-    </xs:element>
-    <xs:element name="TermInfo">
-      <xs:complexType>
-        <xs:sequence>
-          <xs:element ref="pc:TermName" minOccurs="0"/>
-          <xs:element ref="pc:TermId" minOccurs="0"/>
-        </xs:sequence>
-      </xs:complexType>
-    </xs:element>
-    <xs:element name="TermName" type="xs:string"/>
-    <xs:element name="TermId" type="xs:string"/>
-  </xs:schema>
-</ct:contentTypeSchema>
-</file>
-
-<file path=customXml/item2.xml><?xml version="1.0" encoding="utf-8"?>
-<?mso-contentType ?>
-<FormTemplates xmlns="http://schemas.microsoft.com/sharepoint/v3/contenttype/forms">
-  <Display>DocumentLibraryForm</Display>
-  <Edit>DocumentLibraryForm</Edit>
-  <New>DocumentLibraryForm</New>
-</FormTemplates>
-</file>
-
-<file path=customXml/item3.xml><?xml version="1.0" encoding="utf-8"?>
-<p:properties xmlns:p="http://schemas.microsoft.com/office/2006/metadata/properties" xmlns:xsi="http://www.w3.org/2001/XMLSchema-instance" xmlns:pc="http://schemas.microsoft.com/office/infopath/2007/PartnerControls">
-  <documentManagement>
-    <lcf76f155ced4ddcb4097134ff3c332f xmlns="ae81e17b-11c2-44ae-89e9-9ad5f5ff8880">
-      <Terms xmlns="http://schemas.microsoft.com/office/infopath/2007/PartnerControls"/>
-    </lcf76f155ced4ddcb4097134ff3c332f>
-  </documentManagement>
-</p:properties>
-</file>
-
-<file path=customXml/itemProps1.xml><?xml version="1.0" encoding="utf-8"?>
-<ds:datastoreItem xmlns:ds="http://schemas.openxmlformats.org/officeDocument/2006/customXml" ds:itemID="{AB5CB5A9-20A4-49EC-8EB5-209F83F42A71}"/>
-</file>
-
-<file path=customXml/itemProps2.xml><?xml version="1.0" encoding="utf-8"?>
-<ds:datastoreItem xmlns:ds="http://schemas.openxmlformats.org/officeDocument/2006/customXml" ds:itemID="{27C22239-B30B-4B71-A787-865DA81CD7D7}"/>
-</file>
-
-<file path=customXml/itemProps3.xml><?xml version="1.0" encoding="utf-8"?>
-<ds:datastoreItem xmlns:ds="http://schemas.openxmlformats.org/officeDocument/2006/customXml" ds:itemID="{CABF1069-B249-411F-9F24-54F122EFF19A}"/>
 </file>
--- a/Atana-Ecosystem-Architecture-v1.0.docx
+++ b/Atana-Ecosystem-Architecture-v1.0.docx
@@ -15879,4 +15879,199 @@
     </w:rPr>
   </w:style>
 </w:styles>
+</file>
+
+<file path=customXml/item1.xml><?xml version="1.0" encoding="utf-8"?>
+<ct:contentTypeSchema xmlns:ct="http://schemas.microsoft.com/office/2006/metadata/contentType" xmlns:ma="http://schemas.microsoft.com/office/2006/metadata/properties/metaAttributes" ct:_="" ma:_="" ma:contentTypeName="Document" ma:contentTypeID="0x0101008E3AE2BAD2C6FA4D8B4D95CE89FC31A3" ma:contentTypeVersion="8" ma:contentTypeDescription="Create a new document." ma:contentTypeScope="" ma:versionID="a2ce85c62cd7e9a608298e998330aeb7">
+  <xsd:schema xmlns:xsd="http://www.w3.org/2001/XMLSchema" xmlns:xs="http://www.w3.org/2001/XMLSchema" xmlns:p="http://schemas.microsoft.com/office/2006/metadata/properties" xmlns:ns2="ae81e17b-11c2-44ae-89e9-9ad5f5ff8880" targetNamespace="http://schemas.microsoft.com/office/2006/metadata/properties" ma:root="true" ma:fieldsID="1504f635df8bfa7d9525024d2d10bc95" ns2:_="">
+    <xsd:import namespace="ae81e17b-11c2-44ae-89e9-9ad5f5ff8880"/>
+    <xsd:element name="properties">
+      <xsd:complexType>
+        <xsd:sequence>
+          <xsd:element name="documentManagement">
+            <xsd:complexType>
+              <xsd:all>
+                <xsd:element ref="ns2:MediaServiceMetadata" minOccurs="0"/>
+                <xsd:element ref="ns2:MediaServiceFastMetadata" minOccurs="0"/>
+                <xsd:element ref="ns2:MediaServiceSearchProperties" minOccurs="0"/>
+                <xsd:element ref="ns2:MediaServiceDateTaken" minOccurs="0"/>
+                <xsd:element ref="ns2:lcf76f155ced4ddcb4097134ff3c332f" minOccurs="0"/>
+                <xsd:element ref="ns2:MediaServiceGenerationTime" minOccurs="0"/>
+                <xsd:element ref="ns2:MediaServiceEventHashCode" minOccurs="0"/>
+              </xsd:all>
+            </xsd:complexType>
+          </xsd:element>
+        </xsd:sequence>
+      </xsd:complexType>
+    </xsd:element>
+  </xsd:schema>
+  <xsd:schema xmlns:xsd="http://www.w3.org/2001/XMLSchema" xmlns:xs="http://www.w3.org/2001/XMLSchema" xmlns:dms="http://schemas.microsoft.com/office/2006/documentManagement/types" xmlns:pc="http://schemas.microsoft.com/office/infopath/2007/PartnerControls" targetNamespace="ae81e17b-11c2-44ae-89e9-9ad5f5ff8880" elementFormDefault="qualified">
+    <xsd:import namespace="http://schemas.microsoft.com/office/2006/documentManagement/types"/>
+    <xsd:import namespace="http://schemas.microsoft.com/office/infopath/2007/PartnerControls"/>
+    <xsd:element name="MediaServiceMetadata" ma:index="8" nillable="true" ma:displayName="MediaServiceMetadata" ma:hidden="true" ma:internalName="MediaServiceMetadata" ma:readOnly="true">
+      <xsd:simpleType>
+        <xsd:restriction base="dms:Note"/>
+      </xsd:simpleType>
+    </xsd:element>
+    <xsd:element name="MediaServiceFastMetadata" ma:index="9" nillable="true" ma:displayName="MediaServiceFastMetadata" ma:hidden="true" ma:internalName="MediaServiceFastMetadata" ma:readOnly="true">
+      <xsd:simpleType>
+        <xsd:restriction base="dms:Note"/>
+      </xsd:simpleType>
+    </xsd:element>
+    <xsd:element name="MediaServiceSearchProperties" ma:index="10" nillable="true" ma:displayName="MediaServiceSearchProperties" ma:hidden="true" ma:internalName="MediaServiceSearchProperties" ma:readOnly="true">
+      <xsd:simpleType>
+        <xsd:restriction base="dms:Note"/>
+      </xsd:simpleType>
+    </xsd:element>
+    <xsd:element name="MediaServiceDateTaken" ma:index="11" nillable="true" ma:displayName="MediaServiceDateTaken" ma:hidden="true" ma:indexed="true" ma:internalName="MediaServiceDateTaken" ma:readOnly="true">
+      <xsd:simpleType>
+        <xsd:restriction base="dms:Text"/>
+      </xsd:simpleType>
+    </xsd:element>
+    <xsd:element name="lcf76f155ced4ddcb4097134ff3c332f" ma:index="13" nillable="true" ma:taxonomy="true" ma:internalName="lcf76f155ced4ddcb4097134ff3c332f" ma:taxonomyFieldName="MediaServiceImageTags" ma:displayName="Image Tags" ma:readOnly="false" ma:fieldId="{5cf76f15-5ced-4ddc-b409-7134ff3c332f}" ma:taxonomyMulti="true" ma:sspId="c4ac2493-9f1f-4345-86a0-c36146f38f1d" ma:termSetId="09814cd3-568e-fe90-9814-8d621ff8fb84" ma:anchorId="fba54fb3-c3e1-fe81-a776-ca4b69148c4d" ma:open="true" ma:isKeyword="false">
+      <xsd:complexType>
+        <xsd:sequence>
+          <xsd:element ref="pc:Terms" minOccurs="0" maxOccurs="1"/>
+        </xsd:sequence>
+      </xsd:complexType>
+    </xsd:element>
+    <xsd:element name="MediaServiceGenerationTime" ma:index="14" nillable="true" ma:displayName="MediaServiceGenerationTime" ma:hidden="true" ma:internalName="MediaServiceGenerationTime" ma:readOnly="true">
+      <xsd:simpleType>
+        <xsd:restriction base="dms:Text"/>
+      </xsd:simpleType>
+    </xsd:element>
+    <xsd:element name="MediaServiceEventHashCode" ma:index="15" nillable="true" ma:displayName="MediaServiceEventHashCode" ma:hidden="true" ma:internalName="MediaServiceEventHashCode" ma:readOnly="true">
+      <xsd:simpleType>
+        <xsd:restriction base="dms:Text"/>
+      </xsd:simpleType>
+    </xsd:element>
+  </xsd:schema>
+  <xsd:schema xmlns="http://schemas.openxmlformats.org/package/2006/metadata/core-properties" xmlns:xsd="http://www.w3.org/2001/XMLSchema" xmlns:xsi="http://www.w3.org/2001/XMLSchema-instance" xmlns:dc="http://purl.org/dc/elements/1.1/" xmlns:dcterms="http://purl.org/dc/terms/" xmlns:odoc="http://schemas.microsoft.com/internal/obd" targetNamespace="http://schemas.openxmlformats.org/package/2006/metadata/core-properties" elementFormDefault="qualified" attributeFormDefault="unqualified" blockDefault="#all">
+    <xsd:import namespace="http://purl.org/dc/elements/1.1/" schemaLocation="http://dublincore.org/schemas/xmls/qdc/2003/04/02/dc.xsd"/>
+    <xsd:import namespace="http://purl.org/dc/terms/" schemaLocation="http://dublincore.org/schemas/xmls/qdc/2003/04/02/dcterms.xsd"/>
+    <xsd:element name="coreProperties" type="CT_coreProperties"/>
+    <xsd:complexType name="CT_coreProperties">
+      <xsd:all>
+        <xsd:element ref="dc:creator" minOccurs="0" maxOccurs="1"/>
+        <xsd:element ref="dcterms:created" minOccurs="0" maxOccurs="1"/>
+        <xsd:element ref="dc:identifier" minOccurs="0" maxOccurs="1"/>
+        <xsd:element name="contentType" minOccurs="0" maxOccurs="1" type="xsd:string" ma:index="0" ma:displayName="Content Type"/>
+        <xsd:element ref="dc:title" minOccurs="0" maxOccurs="1" ma:index="4" ma:displayName="Title"/>
+        <xsd:element ref="dc:subject" minOccurs="0" maxOccurs="1"/>
+        <xsd:element ref="dc:description" minOccurs="0" maxOccurs="1"/>
+        <xsd:element name="keywords" minOccurs="0" maxOccurs="1" type="xsd:string"/>
+        <xsd:element ref="dc:language" minOccurs="0" maxOccurs="1"/>
+        <xsd:element name="category" minOccurs="0" maxOccurs="1" type="xsd:string"/>
+        <xsd:element name="version" minOccurs="0" maxOccurs="1" type="xsd:string"/>
+        <xsd:element name="revision" minOccurs="0" maxOccurs="1" type="xsd:string">
+          <xsd:annotation>
+            <xsd:documentation>
+                        This value indicates the number of saves or revisions. The application is responsible for updating this value after each revision.
+                    </xsd:documentation>
+          </xsd:annotation>
+        </xsd:element>
+        <xsd:element name="lastModifiedBy" minOccurs="0" maxOccurs="1" type="xsd:string"/>
+        <xsd:element ref="dcterms:modified" minOccurs="0" maxOccurs="1"/>
+        <xsd:element name="contentStatus" minOccurs="0" maxOccurs="1" type="xsd:string"/>
+      </xsd:all>
+    </xsd:complexType>
+  </xsd:schema>
+  <xs:schema xmlns:pc="http://schemas.microsoft.com/office/infopath/2007/PartnerControls" xmlns:xs="http://www.w3.org/2001/XMLSchema" targetNamespace="http://schemas.microsoft.com/office/infopath/2007/PartnerControls" elementFormDefault="qualified" attributeFormDefault="unqualified">
+    <xs:element name="Person">
+      <xs:complexType>
+        <xs:sequence>
+          <xs:element ref="pc:DisplayName" minOccurs="0"/>
+          <xs:element ref="pc:AccountId" minOccurs="0"/>
+          <xs:element ref="pc:AccountType" minOccurs="0"/>
+        </xs:sequence>
+      </xs:complexType>
+    </xs:element>
+    <xs:element name="DisplayName" type="xs:string"/>
+    <xs:element name="AccountId" type="xs:string"/>
+    <xs:element name="AccountType" type="xs:string"/>
+    <xs:element name="BDCAssociatedEntity">
+      <xs:complexType>
+        <xs:sequence>
+          <xs:element ref="pc:BDCEntity" minOccurs="0" maxOccurs="unbounded"/>
+        </xs:sequence>
+        <xs:attribute ref="pc:EntityNamespace"/>
+        <xs:attribute ref="pc:EntityName"/>
+        <xs:attribute ref="pc:SystemInstanceName"/>
+        <xs:attribute ref="pc:AssociationName"/>
+      </xs:complexType>
+    </xs:element>
+    <xs:attribute name="EntityNamespace" type="xs:string"/>
+    <xs:attribute name="EntityName" type="xs:string"/>
+    <xs:attribute name="SystemInstanceName" type="xs:string"/>
+    <xs:attribute name="AssociationName" type="xs:string"/>
+    <xs:element name="BDCEntity">
+      <xs:complexType>
+        <xs:sequence>
+          <xs:element ref="pc:EntityDisplayName" minOccurs="0"/>
+          <xs:element ref="pc:EntityInstanceReference" minOccurs="0"/>
+          <xs:element ref="pc:EntityId1" minOccurs="0"/>
+          <xs:element ref="pc:EntityId2" minOccurs="0"/>
+          <xs:element ref="pc:EntityId3" minOccurs="0"/>
+          <xs:element ref="pc:EntityId4" minOccurs="0"/>
+          <xs:element ref="pc:EntityId5" minOccurs="0"/>
+        </xs:sequence>
+      </xs:complexType>
+    </xs:element>
+    <xs:element name="EntityDisplayName" type="xs:string"/>
+    <xs:element name="EntityInstanceReference" type="xs:string"/>
+    <xs:element name="EntityId1" type="xs:string"/>
+    <xs:element name="EntityId2" type="xs:string"/>
+    <xs:element name="EntityId3" type="xs:string"/>
+    <xs:element name="EntityId4" type="xs:string"/>
+    <xs:element name="EntityId5" type="xs:string"/>
+    <xs:element name="Terms">
+      <xs:complexType>
+        <xs:sequence>
+          <xs:element ref="pc:TermInfo" minOccurs="0" maxOccurs="unbounded"/>
+        </xs:sequence>
+      </xs:complexType>
+    </xs:element>
+    <xs:element name="TermInfo">
+      <xs:complexType>
+        <xs:sequence>
+          <xs:element ref="pc:TermName" minOccurs="0"/>
+          <xs:element ref="pc:TermId" minOccurs="0"/>
+        </xs:sequence>
+      </xs:complexType>
+    </xs:element>
+    <xs:element name="TermName" type="xs:string"/>
+    <xs:element name="TermId" type="xs:string"/>
+  </xs:schema>
+</ct:contentTypeSchema>
+</file>
+
+<file path=customXml/item2.xml><?xml version="1.0" encoding="utf-8"?>
+<?mso-contentType ?>
+<FormTemplates xmlns="http://schemas.microsoft.com/sharepoint/v3/contenttype/forms">
+  <Display>DocumentLibraryForm</Display>
+  <Edit>DocumentLibraryForm</Edit>
+  <New>DocumentLibraryForm</New>
+</FormTemplates>
+</file>
+
+<file path=customXml/item3.xml><?xml version="1.0" encoding="utf-8"?>
+<p:properties xmlns:p="http://schemas.microsoft.com/office/2006/metadata/properties" xmlns:xsi="http://www.w3.org/2001/XMLSchema-instance" xmlns:pc="http://schemas.microsoft.com/office/infopath/2007/PartnerControls">
+  <documentManagement>
+    <lcf76f155ced4ddcb4097134ff3c332f xmlns="ae81e17b-11c2-44ae-89e9-9ad5f5ff8880">
+      <Terms xmlns="http://schemas.microsoft.com/office/infopath/2007/PartnerControls"/>
+    </lcf76f155ced4ddcb4097134ff3c332f>
+  </documentManagement>
+</p:properties>
+</file>
+
+<file path=customXml/itemProps1.xml><?xml version="1.0" encoding="utf-8"?>
+<ds:datastoreItem xmlns:ds="http://schemas.openxmlformats.org/officeDocument/2006/customXml" ds:itemID="{15FFA185-1D03-4218-904E-82F0133E69A8}"/>
+</file>
+
+<file path=customXml/itemProps2.xml><?xml version="1.0" encoding="utf-8"?>
+<ds:datastoreItem xmlns:ds="http://schemas.openxmlformats.org/officeDocument/2006/customXml" ds:itemID="{68F15B72-6B4E-4775-922E-992FE3EFF20A}"/>
+</file>
+
+<file path=customXml/itemProps3.xml><?xml version="1.0" encoding="utf-8"?>
+<ds:datastoreItem xmlns:ds="http://schemas.openxmlformats.org/officeDocument/2006/customXml" ds:itemID="{EFD4B6D9-DA67-41E5-9E72-E0A351FD04B5}"/>
 </file>
--- a/Atana-Ecosystem-Architecture-v1.0.docx
+++ b/Atana-Ecosystem-Architecture-v1.0.docx
@@ -15879,199 +15879,4 @@
     </w:rPr>
   </w:style>
 </w:styles>
-</file>
-
-<file path=customXml/item1.xml><?xml version="1.0" encoding="utf-8"?>
-<ct:contentTypeSchema xmlns:ct="http://schemas.microsoft.com/office/2006/metadata/contentType" xmlns:ma="http://schemas.microsoft.com/office/2006/metadata/properties/metaAttributes" ct:_="" ma:_="" ma:contentTypeName="Document" ma:contentTypeID="0x0101008E3AE2BAD2C6FA4D8B4D95CE89FC31A3" ma:contentTypeVersion="8" ma:contentTypeDescription="Create a new document." ma:contentTypeScope="" ma:versionID="a2ce85c62cd7e9a608298e998330aeb7">
-  <xsd:schema xmlns:xsd="http://www.w3.org/2001/XMLSchema" xmlns:xs="http://www.w3.org/2001/XMLSchema" xmlns:p="http://schemas.microsoft.com/office/2006/metadata/properties" xmlns:ns2="ae81e17b-11c2-44ae-89e9-9ad5f5ff8880" targetNamespace="http://schemas.microsoft.com/office/2006/metadata/properties" ma:root="true" ma:fieldsID="1504f635df8bfa7d9525024d2d10bc95" ns2:_="">
-    <xsd:import namespace="ae81e17b-11c2-44ae-89e9-9ad5f5ff8880"/>
-    <xsd:element name="properties">
-      <xsd:complexType>
-        <xsd:sequence>
-          <xsd:element name="documentManagement">
-            <xsd:complexType>
-              <xsd:all>
-                <xsd:element ref="ns2:MediaServiceMetadata" minOccurs="0"/>
-                <xsd:element ref="ns2:MediaServiceFastMetadata" minOccurs="0"/>
-                <xsd:element ref="ns2:MediaServiceSearchProperties" minOccurs="0"/>
-                <xsd:element ref="ns2:MediaServiceDateTaken" minOccurs="0"/>
-                <xsd:element ref="ns2:lcf76f155ced4ddcb4097134ff3c332f" minOccurs="0"/>
-                <xsd:element ref="ns2:MediaServiceGenerationTime" minOccurs="0"/>
-                <xsd:element ref="ns2:MediaServiceEventHashCode" minOccurs="0"/>
-              </xsd:all>
-            </xsd:complexType>
-          </xsd:element>
-        </xsd:sequence>
-      </xsd:complexType>
-    </xsd:element>
-  </xsd:schema>
-  <xsd:schema xmlns:xsd="http://www.w3.org/2001/XMLSchema" xmlns:xs="http://www.w3.org/2001/XMLSchema" xmlns:dms="http://schemas.microsoft.com/office/2006/documentManagement/types" xmlns:pc="http://schemas.microsoft.com/office/infopath/2007/PartnerControls" targetNamespace="ae81e17b-11c2-44ae-89e9-9ad5f5ff8880" elementFormDefault="qualified">
-    <xsd:import namespace="http://schemas.microsoft.com/office/2006/documentManagement/types"/>
-    <xsd:import namespace="http://schemas.microsoft.com/office/infopath/2007/PartnerControls"/>
-    <xsd:element name="MediaServiceMetadata" ma:index="8" nillable="true" ma:displayName="MediaServiceMetadata" ma:hidden="true" ma:internalName="MediaServiceMetadata" ma:readOnly="true">
-      <xsd:simpleType>
-        <xsd:restriction base="dms:Note"/>
-      </xsd:simpleType>
-    </xsd:element>
-    <xsd:element name="MediaServiceFastMetadata" ma:index="9" nillable="true" ma:displayName="MediaServiceFastMetadata" ma:hidden="true" ma:internalName="MediaServiceFastMetadata" ma:readOnly="true">
-      <xsd:simpleType>
-        <xsd:restriction base="dms:Note"/>
-      </xsd:simpleType>
-    </xsd:element>
-    <xsd:element name="MediaServiceSearchProperties" ma:index="10" nillable="true" ma:displayName="MediaServiceSearchProperties" ma:hidden="true" ma:internalName="MediaServiceSearchProperties" ma:readOnly="true">
-      <xsd:simpleType>
-        <xsd:restriction base="dms:Note"/>
-      </xsd:simpleType>
-    </xsd:element>
-    <xsd:element name="MediaServiceDateTaken" ma:index="11" nillable="true" ma:displayName="MediaServiceDateTaken" ma:hidden="true" ma:indexed="true" ma:internalName="MediaServiceDateTaken" ma:readOnly="true">
-      <xsd:simpleType>
-        <xsd:restriction base="dms:Text"/>
-      </xsd:simpleType>
-    </xsd:element>
-    <xsd:element name="lcf76f155ced4ddcb4097134ff3c332f" ma:index="13" nillable="true" ma:taxonomy="true" ma:internalName="lcf76f155ced4ddcb4097134ff3c332f" ma:taxonomyFieldName="MediaServiceImageTags" ma:displayName="Image Tags" ma:readOnly="false" ma:fieldId="{5cf76f15-5ced-4ddc-b409-7134ff3c332f}" ma:taxonomyMulti="true" ma:sspId="c4ac2493-9f1f-4345-86a0-c36146f38f1d" ma:termSetId="09814cd3-568e-fe90-9814-8d621ff8fb84" ma:anchorId="fba54fb3-c3e1-fe81-a776-ca4b69148c4d" ma:open="true" ma:isKeyword="false">
-      <xsd:complexType>
-        <xsd:sequence>
-          <xsd:element ref="pc:Terms" minOccurs="0" maxOccurs="1"/>
-        </xsd:sequence>
-      </xsd:complexType>
-    </xsd:element>
-    <xsd:element name="MediaServiceGenerationTime" ma:index="14" nillable="true" ma:displayName="MediaServiceGenerationTime" ma:hidden="true" ma:internalName="MediaServiceGenerationTime" ma:readOnly="true">
-      <xsd:simpleType>
-        <xsd:restriction base="dms:Text"/>
-      </xsd:simpleType>
-    </xsd:element>
-    <xsd:element name="MediaServiceEventHashCode" ma:index="15" nillable="true" ma:displayName="MediaServiceEventHashCode" ma:hidden="true" ma:internalName="MediaServiceEventHashCode" ma:readOnly="true">
-      <xsd:simpleType>
-        <xsd:restriction base="dms:Text"/>
-      </xsd:simpleType>
-    </xsd:element>
-  </xsd:schema>
-  <xsd:schema xmlns="http://schemas.openxmlformats.org/package/2006/metadata/core-properties" xmlns:xsd="http://www.w3.org/2001/XMLSchema" xmlns:xsi="http://www.w3.org/2001/XMLSchema-instance" xmlns:dc="http://purl.org/dc/elements/1.1/" xmlns:dcterms="http://purl.org/dc/terms/" xmlns:odoc="http://schemas.microsoft.com/internal/obd" targetNamespace="http://schemas.openxmlformats.org/package/2006/metadata/core-properties" elementFormDefault="qualified" attributeFormDefault="unqualified" blockDefault="#all">
-    <xsd:import namespace="http://purl.org/dc/elements/1.1/" schemaLocation="http://dublincore.org/schemas/xmls/qdc/2003/04/02/dc.xsd"/>
-    <xsd:import namespace="http://purl.org/dc/terms/" schemaLocation="http://dublincore.org/schemas/xmls/qdc/2003/04/02/dcterms.xsd"/>
-    <xsd:element name="coreProperties" type="CT_coreProperties"/>
-    <xsd:complexType name="CT_coreProperties">
-      <xsd:all>
-        <xsd:element ref="dc:creator" minOccurs="0" maxOccurs="1"/>
-        <xsd:element ref="dcterms:created" minOccurs="0" maxOccurs="1"/>
-        <xsd:element ref="dc:identifier" minOccurs="0" maxOccurs="1"/>
-        <xsd:element name="contentType" minOccurs="0" maxOccurs="1" type="xsd:string" ma:index="0" ma:displayName="Content Type"/>
-        <xsd:element ref="dc:title" minOccurs="0" maxOccurs="1" ma:index="4" ma:displayName="Title"/>
-        <xsd:element ref="dc:subject" minOccurs="0" maxOccurs="1"/>
-        <xsd:element ref="dc:description" minOccurs="0" maxOccurs="1"/>
-        <xsd:element name="keywords" minOccurs="0" maxOccurs="1" type="xsd:string"/>
-        <xsd:element ref="dc:language" minOccurs="0" maxOccurs="1"/>
-        <xsd:element name="category" minOccurs="0" maxOccurs="1" type="xsd:string"/>
-        <xsd:element name="version" minOccurs="0" maxOccurs="1" type="xsd:string"/>
-        <xsd:element name="revision" minOccurs="0" maxOccurs="1" type="xsd:string">
-          <xsd:annotation>
-            <xsd:documentation>
-                        This value indicates the number of saves or revisions. The application is responsible for updating this value after each revision.
-                    </xsd:documentation>
-          </xsd:annotation>
-        </xsd:element>
-        <xsd:element name="lastModifiedBy" minOccurs="0" maxOccurs="1" type="xsd:string"/>
-        <xsd:element ref="dcterms:modified" minOccurs="0" maxOccurs="1"/>
-        <xsd:element name="contentStatus" minOccurs="0" maxOccurs="1" type="xsd:string"/>
-      </xsd:all>
-    </xsd:complexType>
-  </xsd:schema>
-  <xs:schema xmlns:pc="http://schemas.microsoft.com/office/infopath/2007/PartnerControls" xmlns:xs="http://www.w3.org/2001/XMLSchema" targetNamespace="http://schemas.microsoft.com/office/infopath/2007/PartnerControls" elementFormDefault="qualified" attributeFormDefault="unqualified">
-    <xs:element name="Person">
-      <xs:complexType>
-        <xs:sequence>
-          <xs:element ref="pc:DisplayName" minOccurs="0"/>
-          <xs:element ref="pc:AccountId" minOccurs="0"/>
-          <xs:element ref="pc:AccountType" minOccurs="0"/>
-        </xs:sequence>
-      </xs:complexType>
-    </xs:element>
-    <xs:element name="DisplayName" type="xs:string"/>
-    <xs:element name="AccountId" type="xs:string"/>
-    <xs:element name="AccountType" type="xs:string"/>
-    <xs:element name="BDCAssociatedEntity">
-      <xs:complexType>
-        <xs:sequence>
-          <xs:element ref="pc:BDCEntity" minOccurs="0" maxOccurs="unbounded"/>
-        </xs:sequence>
-        <xs:attribute ref="pc:EntityNamespace"/>
-        <xs:attribute ref="pc:EntityName"/>
-        <xs:attribute ref="pc:SystemInstanceName"/>
-        <xs:attribute ref="pc:AssociationName"/>
-      </xs:complexType>
-    </xs:element>
-    <xs:attribute name="EntityNamespace" type="xs:string"/>
-    <xs:attribute name="EntityName" type="xs:string"/>
-    <xs:attribute name="SystemInstanceName" type="xs:string"/>
-    <xs:attribute name="AssociationName" type="xs:string"/>
-    <xs:element name="BDCEntity">
-      <xs:complexType>
-        <xs:sequence>
-          <xs:element ref="pc:EntityDisplayName" minOccurs="0"/>
-          <xs:element ref="pc:EntityInstanceReference" minOccurs="0"/>
-          <xs:element ref="pc:EntityId1" minOccurs="0"/>
-          <xs:element ref="pc:EntityId2" minOccurs="0"/>
-          <xs:element ref="pc:EntityId3" minOccurs="0"/>
-          <xs:element ref="pc:EntityId4" minOccurs="0"/>
-          <xs:element ref="pc:EntityId5" minOccurs="0"/>
-        </xs:sequence>
-      </xs:complexType>
-    </xs:element>
-    <xs:element name="EntityDisplayName" type="xs:string"/>
-    <xs:element name="EntityInstanceReference" type="xs:string"/>
-    <xs:element name="EntityId1" type="xs:string"/>
-    <xs:element name="EntityId2" type="xs:string"/>
-    <xs:element name="EntityId3" type="xs:string"/>
-    <xs:element name="EntityId4" type="xs:string"/>
-    <xs:element name="EntityId5" type="xs:string"/>
-    <xs:element name="Terms">
-      <xs:complexType>
-        <xs:sequence>
-          <xs:element ref="pc:TermInfo" minOccurs="0" maxOccurs="unbounded"/>
-        </xs:sequence>
-      </xs:complexType>
-    </xs:element>
-    <xs:element name="TermInfo">
-      <xs:complexType>
-        <xs:sequence>
-          <xs:element ref="pc:TermName" minOccurs="0"/>
-          <xs:element ref="pc:TermId" minOccurs="0"/>
-        </xs:sequence>
-      </xs:complexType>
-    </xs:element>
-    <xs:element name="TermName" type="xs:string"/>
-    <xs:element name="TermId" type="xs:string"/>
-  </xs:schema>
-</ct:contentTypeSchema>
-</file>
-
-<file path=customXml/item2.xml><?xml version="1.0" encoding="utf-8"?>
-<?mso-contentType ?>
-<FormTemplates xmlns="http://schemas.microsoft.com/sharepoint/v3/contenttype/forms">
-  <Display>DocumentLibraryForm</Display>
-  <Edit>DocumentLibraryForm</Edit>
-  <New>DocumentLibraryForm</New>
-</FormTemplates>
-</file>
-
-<file path=customXml/item3.xml><?xml version="1.0" encoding="utf-8"?>
-<p:properties xmlns:p="http://schemas.microsoft.com/office/2006/metadata/properties" xmlns:xsi="http://www.w3.org/2001/XMLSchema-instance" xmlns:pc="http://schemas.microsoft.com/office/infopath/2007/PartnerControls">
-  <documentManagement>
-    <lcf76f155ced4ddcb4097134ff3c332f xmlns="ae81e17b-11c2-44ae-89e9-9ad5f5ff8880">
-      <Terms xmlns="http://schemas.microsoft.com/office/infopath/2007/PartnerControls"/>
-    </lcf76f155ced4ddcb4097134ff3c332f>
-  </documentManagement>
-</p:properties>
-</file>
-
-<file path=customXml/itemProps1.xml><?xml version="1.0" encoding="utf-8"?>
-<ds:datastoreItem xmlns:ds="http://schemas.openxmlformats.org/officeDocument/2006/customXml" ds:itemID="{15FFA185-1D03-4218-904E-82F0133E69A8}"/>
-</file>
-
-<file path=customXml/itemProps2.xml><?xml version="1.0" encoding="utf-8"?>
-<ds:datastoreItem xmlns:ds="http://schemas.openxmlformats.org/officeDocument/2006/customXml" ds:itemID="{68F15B72-6B4E-4775-922E-992FE3EFF20A}"/>
-</file>
-
-<file path=customXml/itemProps3.xml><?xml version="1.0" encoding="utf-8"?>
-<ds:datastoreItem xmlns:ds="http://schemas.openxmlformats.org/officeDocument/2006/customXml" ds:itemID="{EFD4B6D9-DA67-41E5-9E72-E0A351FD04B5}"/>
 </file>
--- a/Atana-Ecosystem-Architecture-v1.0.docx
+++ b/Atana-Ecosystem-Architecture-v1.0.docx
@@ -15879,4 +15879,199 @@
     </w:rPr>
   </w:style>
 </w:styles>
+</file>
+
+<file path=customXml/item1.xml><?xml version="1.0" encoding="utf-8"?>
+<ct:contentTypeSchema xmlns:ct="http://schemas.microsoft.com/office/2006/metadata/contentType" xmlns:ma="http://schemas.microsoft.com/office/2006/metadata/properties/metaAttributes" ct:_="" ma:_="" ma:contentTypeName="Document" ma:contentTypeID="0x0101008E3AE2BAD2C6FA4D8B4D95CE89FC31A3" ma:contentTypeVersion="8" ma:contentTypeDescription="Create a new document." ma:contentTypeScope="" ma:versionID="a2ce85c62cd7e9a608298e998330aeb7">
+  <xsd:schema xmlns:xsd="http://www.w3.org/2001/XMLSchema" xmlns:xs="http://www.w3.org/2001/XMLSchema" xmlns:p="http://schemas.microsoft.com/office/2006/metadata/properties" xmlns:ns2="ae81e17b-11c2-44ae-89e9-9ad5f5ff8880" targetNamespace="http://schemas.microsoft.com/office/2006/metadata/properties" ma:root="true" ma:fieldsID="1504f635df8bfa7d9525024d2d10bc95" ns2:_="">
+    <xsd:import namespace="ae81e17b-11c2-44ae-89e9-9ad5f5ff8880"/>
+    <xsd:element name="properties">
+      <xsd:complexType>
+        <xsd:sequence>
+          <xsd:element name="documentManagement">
+            <xsd:complexType>
+              <xsd:all>
+                <xsd:element ref="ns2:MediaServiceMetadata" minOccurs="0"/>
+                <xsd:element ref="ns2:MediaServiceFastMetadata" minOccurs="0"/>
+                <xsd:element ref="ns2:MediaServiceSearchProperties" minOccurs="0"/>
+                <xsd:element ref="ns2:MediaServiceDateTaken" minOccurs="0"/>
+                <xsd:element ref="ns2:lcf76f155ced4ddcb4097134ff3c332f" minOccurs="0"/>
+                <xsd:element ref="ns2:MediaServiceGenerationTime" minOccurs="0"/>
+                <xsd:element ref="ns2:MediaServiceEventHashCode" minOccurs="0"/>
+              </xsd:all>
+            </xsd:complexType>
+          </xsd:element>
+        </xsd:sequence>
+      </xsd:complexType>
+    </xsd:element>
+  </xsd:schema>
+  <xsd:schema xmlns:xsd="http://www.w3.org/2001/XMLSchema" xmlns:xs="http://www.w3.org/2001/XMLSchema" xmlns:dms="http://schemas.microsoft.com/office/2006/documentManagement/types" xmlns:pc="http://schemas.microsoft.com/office/infopath/2007/PartnerControls" targetNamespace="ae81e17b-11c2-44ae-89e9-9ad5f5ff8880" elementFormDefault="qualified">
+    <xsd:import namespace="http://schemas.microsoft.com/office/2006/documentManagement/types"/>
+    <xsd:import namespace="http://schemas.microsoft.com/office/infopath/2007/PartnerControls"/>
+    <xsd:element name="MediaServiceMetadata" ma:index="8" nillable="true" ma:displayName="MediaServiceMetadata" ma:hidden="true" ma:internalName="MediaServiceMetadata" ma:readOnly="true">
+      <xsd:simpleType>
+        <xsd:restriction base="dms:Note"/>
+      </xsd:simpleType>
+    </xsd:element>
+    <xsd:element name="MediaServiceFastMetadata" ma:index="9" nillable="true" ma:displayName="MediaServiceFastMetadata" ma:hidden="true" ma:internalName="MediaServiceFastMetadata" ma:readOnly="true">
+      <xsd:simpleType>
+        <xsd:restriction base="dms:Note"/>
+      </xsd:simpleType>
+    </xsd:element>
+    <xsd:element name="MediaServiceSearchProperties" ma:index="10" nillable="true" ma:displayName="MediaServiceSearchProperties" ma:hidden="true" ma:internalName="MediaServiceSearchProperties" ma:readOnly="true">
+      <xsd:simpleType>
+        <xsd:restriction base="dms:Note"/>
+      </xsd:simpleType>
+    </xsd:element>
+    <xsd:element name="MediaServiceDateTaken" ma:index="11" nillable="true" ma:displayName="MediaServiceDateTaken" ma:hidden="true" ma:indexed="true" ma:internalName="MediaServiceDateTaken" ma:readOnly="true">
+      <xsd:simpleType>
+        <xsd:restriction base="dms:Text"/>
+      </xsd:simpleType>
+    </xsd:element>
+    <xsd:element name="lcf76f155ced4ddcb4097134ff3c332f" ma:index="13" nillable="true" ma:taxonomy="true" ma:internalName="lcf76f155ced4ddcb4097134ff3c332f" ma:taxonomyFieldName="MediaServiceImageTags" ma:displayName="Image Tags" ma:readOnly="false" ma:fieldId="{5cf76f15-5ced-4ddc-b409-7134ff3c332f}" ma:taxonomyMulti="true" ma:sspId="c4ac2493-9f1f-4345-86a0-c36146f38f1d" ma:termSetId="09814cd3-568e-fe90-9814-8d621ff8fb84" ma:anchorId="fba54fb3-c3e1-fe81-a776-ca4b69148c4d" ma:open="true" ma:isKeyword="false">
+      <xsd:complexType>
+        <xsd:sequence>
+          <xsd:element ref="pc:Terms" minOccurs="0" maxOccurs="1"/>
+        </xsd:sequence>
+      </xsd:complexType>
+    </xsd:element>
+    <xsd:element name="MediaServiceGenerationTime" ma:index="14" nillable="true" ma:displayName="MediaServiceGenerationTime" ma:hidden="true" ma:internalName="MediaServiceGenerationTime" ma:readOnly="true">
+      <xsd:simpleType>
+        <xsd:restriction base="dms:Text"/>
+      </xsd:simpleType>
+    </xsd:element>
+    <xsd:element name="MediaServiceEventHashCode" ma:index="15" nillable="true" ma:displayName="MediaServiceEventHashCode" ma:hidden="true" ma:internalName="MediaServiceEventHashCode" ma:readOnly="true">
+      <xsd:simpleType>
+        <xsd:restriction base="dms:Text"/>
+      </xsd:simpleType>
+    </xsd:element>
+  </xsd:schema>
+  <xsd:schema xmlns="http://schemas.openxmlformats.org/package/2006/metadata/core-properties" xmlns:xsd="http://www.w3.org/2001/XMLSchema" xmlns:xsi="http://www.w3.org/2001/XMLSchema-instance" xmlns:dc="http://purl.org/dc/elements/1.1/" xmlns:dcterms="http://purl.org/dc/terms/" xmlns:odoc="http://schemas.microsoft.com/internal/obd" targetNamespace="http://schemas.openxmlformats.org/package/2006/metadata/core-properties" elementFormDefault="qualified" attributeFormDefault="unqualified" blockDefault="#all">
+    <xsd:import namespace="http://purl.org/dc/elements/1.1/" schemaLocation="http://dublincore.org/schemas/xmls/qdc/2003/04/02/dc.xsd"/>
+    <xsd:import namespace="http://purl.org/dc/terms/" schemaLocation="http://dublincore.org/schemas/xmls/qdc/2003/04/02/dcterms.xsd"/>
+    <xsd:element name="coreProperties" type="CT_coreProperties"/>
+    <xsd:complexType name="CT_coreProperties">
+      <xsd:all>
+        <xsd:element ref="dc:creator" minOccurs="0" maxOccurs="1"/>
+        <xsd:element ref="dcterms:created" minOccurs="0" maxOccurs="1"/>
+        <xsd:element ref="dc:identifier" minOccurs="0" maxOccurs="1"/>
+        <xsd:element name="contentType" minOccurs="0" maxOccurs="1" type="xsd:string" ma:index="0" ma:displayName="Content Type"/>
+        <xsd:element ref="dc:title" minOccurs="0" maxOccurs="1" ma:index="4" ma:displayName="Title"/>
+        <xsd:element ref="dc:subject" minOccurs="0" maxOccurs="1"/>
+        <xsd:element ref="dc:description" minOccurs="0" maxOccurs="1"/>
+        <xsd:element name="keywords" minOccurs="0" maxOccurs="1" type="xsd:string"/>
+        <xsd:element ref="dc:language" minOccurs="0" maxOccurs="1"/>
+        <xsd:element name="category" minOccurs="0" maxOccurs="1" type="xsd:string"/>
+        <xsd:element name="version" minOccurs="0" maxOccurs="1" type="xsd:string"/>
+        <xsd:element name="revision" minOccurs="0" maxOccurs="1" type="xsd:string">
+          <xsd:annotation>
+            <xsd:documentation>
+                        This value indicates the number of saves or revisions. The application is responsible for updating this value after each revision.
+                    </xsd:documentation>
+          </xsd:annotation>
+        </xsd:element>
+        <xsd:element name="lastModifiedBy" minOccurs="0" maxOccurs="1" type="xsd:string"/>
+        <xsd:element ref="dcterms:modified" minOccurs="0" maxOccurs="1"/>
+        <xsd:element name="contentStatus" minOccurs="0" maxOccurs="1" type="xsd:string"/>
+      </xsd:all>
+    </xsd:complexType>
+  </xsd:schema>
+  <xs:schema xmlns:pc="http://schemas.microsoft.com/office/infopath/2007/PartnerControls" xmlns:xs="http://www.w3.org/2001/XMLSchema" targetNamespace="http://schemas.microsoft.com/office/infopath/2007/PartnerControls" elementFormDefault="qualified" attributeFormDefault="unqualified">
+    <xs:element name="Person">
+      <xs:complexType>
+        <xs:sequence>
+          <xs:element ref="pc:DisplayName" minOccurs="0"/>
+          <xs:element ref="pc:AccountId" minOccurs="0"/>
+          <xs:element ref="pc:AccountType" minOccurs="0"/>
+        </xs:sequence>
+      </xs:complexType>
+    </xs:element>
+    <xs:element name="DisplayName" type="xs:string"/>
+    <xs:element name="AccountId" type="xs:string"/>
+    <xs:element name="AccountType" type="xs:string"/>
+    <xs:element name="BDCAssociatedEntity">
+      <xs:complexType>
+        <xs:sequence>
+          <xs:element ref="pc:BDCEntity" minOccurs="0" maxOccurs="unbounded"/>
+        </xs:sequence>
+        <xs:attribute ref="pc:EntityNamespace"/>
+        <xs:attribute ref="pc:EntityName"/>
+        <xs:attribute ref="pc:SystemInstanceName"/>
+        <xs:attribute ref="pc:AssociationName"/>
+      </xs:complexType>
+    </xs:element>
+    <xs:attribute name="EntityNamespace" type="xs:string"/>
+    <xs:attribute name="EntityName" type="xs:string"/>
+    <xs:attribute name="SystemInstanceName" type="xs:string"/>
+    <xs:attribute name="AssociationName" type="xs:string"/>
+    <xs:element name="BDCEntity">
+      <xs:complexType>
+        <xs:sequence>
+          <xs:element ref="pc:EntityDisplayName" minOccurs="0"/>
+          <xs:element ref="pc:EntityInstanceReference" minOccurs="0"/>
+          <xs:element ref="pc:EntityId1" minOccurs="0"/>
+          <xs:element ref="pc:EntityId2" minOccurs="0"/>
+          <xs:element ref="pc:EntityId3" minOccurs="0"/>
+          <xs:element ref="pc:EntityId4" minOccurs="0"/>
+          <xs:element ref="pc:EntityId5" minOccurs="0"/>
+        </xs:sequence>
+      </xs:complexType>
+    </xs:element>
+    <xs:element name="EntityDisplayName" type="xs:string"/>
+    <xs:element name="EntityInstanceReference" type="xs:string"/>
+    <xs:element name="EntityId1" type="xs:string"/>
+    <xs:element name="EntityId2" type="xs:string"/>
+    <xs:element name="EntityId3" type="xs:string"/>
+    <xs:element name="EntityId4" type="xs:string"/>
+    <xs:element name="EntityId5" type="xs:string"/>
+    <xs:element name="Terms">
+      <xs:complexType>
+        <xs:sequence>
+          <xs:element ref="pc:TermInfo" minOccurs="0" maxOccurs="unbounded"/>
+        </xs:sequence>
+      </xs:complexType>
+    </xs:element>
+    <xs:element name="TermInfo">
+      <xs:complexType>
+        <xs:sequence>
+          <xs:element ref="pc:TermName" minOccurs="0"/>
+          <xs:element ref="pc:TermId" minOccurs="0"/>
+        </xs:sequence>
+      </xs:complexType>
+    </xs:element>
+    <xs:element name="TermName" type="xs:string"/>
+    <xs:element name="TermId" type="xs:string"/>
+  </xs:schema>
+</ct:contentTypeSchema>
+</file>
+
+<file path=customXml/item2.xml><?xml version="1.0" encoding="utf-8"?>
+<?mso-contentType ?>
+<FormTemplates xmlns="http://schemas.microsoft.com/sharepoint/v3/contenttype/forms">
+  <Display>DocumentLibraryForm</Display>
+  <Edit>DocumentLibraryForm</Edit>
+  <New>DocumentLibraryForm</New>
+</FormTemplates>
+</file>
+
+<file path=customXml/item3.xml><?xml version="1.0" encoding="utf-8"?>
+<p:properties xmlns:p="http://schemas.microsoft.com/office/2006/metadata/properties" xmlns:xsi="http://www.w3.org/2001/XMLSchema-instance" xmlns:pc="http://schemas.microsoft.com/office/infopath/2007/PartnerControls">
+  <documentManagement>
+    <lcf76f155ced4ddcb4097134ff3c332f xmlns="ae81e17b-11c2-44ae-89e9-9ad5f5ff8880">
+      <Terms xmlns="http://schemas.microsoft.com/office/infopath/2007/PartnerControls"/>
+    </lcf76f155ced4ddcb4097134ff3c332f>
+  </documentManagement>
+</p:properties>
+</file>
+
+<file path=customXml/itemProps1.xml><?xml version="1.0" encoding="utf-8"?>
+<ds:datastoreItem xmlns:ds="http://schemas.openxmlformats.org/officeDocument/2006/customXml" ds:itemID="{E82D5573-2022-4D8C-83EF-40E197AD5F5D}"/>
+</file>
+
+<file path=customXml/itemProps2.xml><?xml version="1.0" encoding="utf-8"?>
+<ds:datastoreItem xmlns:ds="http://schemas.openxmlformats.org/officeDocument/2006/customXml" ds:itemID="{0927746A-6AE2-4A01-9C10-8342ECD69376}"/>
+</file>
+
+<file path=customXml/itemProps3.xml><?xml version="1.0" encoding="utf-8"?>
+<ds:datastoreItem xmlns:ds="http://schemas.openxmlformats.org/officeDocument/2006/customXml" ds:itemID="{B5AC94C8-E687-4FA1-B2BB-E8A3DB0AC05B}"/>
 </file>
--- a/Atana-Ecosystem-Architecture-v1.0.docx
+++ b/Atana-Ecosystem-Architecture-v1.0.docx
@@ -15879,199 +15879,4 @@
     </w:rPr>
   </w:style>
 </w:styles>
-</file>
-
-<file path=customXml/item1.xml><?xml version="1.0" encoding="utf-8"?>
-<ct:contentTypeSchema xmlns:ct="http://schemas.microsoft.com/office/2006/metadata/contentType" xmlns:ma="http://schemas.microsoft.com/office/2006/metadata/properties/metaAttributes" ct:_="" ma:_="" ma:contentTypeName="Document" ma:contentTypeID="0x0101008E3AE2BAD2C6FA4D8B4D95CE89FC31A3" ma:contentTypeVersion="8" ma:contentTypeDescription="Create a new document." ma:contentTypeScope="" ma:versionID="a2ce85c62cd7e9a608298e998330aeb7">
-  <xsd:schema xmlns:xsd="http://www.w3.org/2001/XMLSchema" xmlns:xs="http://www.w3.org/2001/XMLSchema" xmlns:p="http://schemas.microsoft.com/office/2006/metadata/properties" xmlns:ns2="ae81e17b-11c2-44ae-89e9-9ad5f5ff8880" targetNamespace="http://schemas.microsoft.com/office/2006/metadata/properties" ma:root="true" ma:fieldsID="1504f635df8bfa7d9525024d2d10bc95" ns2:_="">
-    <xsd:import namespace="ae81e17b-11c2-44ae-89e9-9ad5f5ff8880"/>
-    <xsd:element name="properties">
-      <xsd:complexType>
-        <xsd:sequence>
-          <xsd:element name="documentManagement">
-            <xsd:complexType>
-              <xsd:all>
-                <xsd:element ref="ns2:MediaServiceMetadata" minOccurs="0"/>
-                <xsd:element ref="ns2:MediaServiceFastMetadata" minOccurs="0"/>
-                <xsd:element ref="ns2:MediaServiceSearchProperties" minOccurs="0"/>
-                <xsd:element ref="ns2:MediaServiceDateTaken" minOccurs="0"/>
-                <xsd:element ref="ns2:lcf76f155ced4ddcb4097134ff3c332f" minOccurs="0"/>
-                <xsd:element ref="ns2:MediaServiceGenerationTime" minOccurs="0"/>
-                <xsd:element ref="ns2:MediaServiceEventHashCode" minOccurs="0"/>
-              </xsd:all>
-            </xsd:complexType>
-          </xsd:element>
-        </xsd:sequence>
-      </xsd:complexType>
-    </xsd:element>
-  </xsd:schema>
-  <xsd:schema xmlns:xsd="http://www.w3.org/2001/XMLSchema" xmlns:xs="http://www.w3.org/2001/XMLSchema" xmlns:dms="http://schemas.microsoft.com/office/2006/documentManagement/types" xmlns:pc="http://schemas.microsoft.com/office/infopath/2007/PartnerControls" targetNamespace="ae81e17b-11c2-44ae-89e9-9ad5f5ff8880" elementFormDefault="qualified">
-    <xsd:import namespace="http://schemas.microsoft.com/office/2006/documentManagement/types"/>
-    <xsd:import namespace="http://schemas.microsoft.com/office/infopath/2007/PartnerControls"/>
-    <xsd:element name="MediaServiceMetadata" ma:index="8" nillable="true" ma:displayName="MediaServiceMetadata" ma:hidden="true" ma:internalName="MediaServiceMetadata" ma:readOnly="true">
-      <xsd:simpleType>
-        <xsd:restriction base="dms:Note"/>
-      </xsd:simpleType>
-    </xsd:element>
-    <xsd:element name="MediaServiceFastMetadata" ma:index="9" nillable="true" ma:displayName="MediaServiceFastMetadata" ma:hidden="true" ma:internalName="MediaServiceFastMetadata" ma:readOnly="true">
-      <xsd:simpleType>
-        <xsd:restriction base="dms:Note"/>
-      </xsd:simpleType>
-    </xsd:element>
-    <xsd:element name="MediaServiceSearchProperties" ma:index="10" nillable="true" ma:displayName="MediaServiceSearchProperties" ma:hidden="true" ma:internalName="MediaServiceSearchProperties" ma:readOnly="true">
-      <xsd:simpleType>
-        <xsd:restriction base="dms:Note"/>
-      </xsd:simpleType>
-    </xsd:element>
-    <xsd:element name="MediaServiceDateTaken" ma:index="11" nillable="true" ma:displayName="MediaServiceDateTaken" ma:hidden="true" ma:indexed="true" ma:internalName="MediaServiceDateTaken" ma:readOnly="true">
-      <xsd:simpleType>
-        <xsd:restriction base="dms:Text"/>
-      </xsd:simpleType>
-    </xsd:element>
-    <xsd:element name="lcf76f155ced4ddcb4097134ff3c332f" ma:index="13" nillable="true" ma:taxonomy="true" ma:internalName="lcf76f155ced4ddcb4097134ff3c332f" ma:taxonomyFieldName="MediaServiceImageTags" ma:displayName="Image Tags" ma:readOnly="false" ma:fieldId="{5cf76f15-5ced-4ddc-b409-7134ff3c332f}" ma:taxonomyMulti="true" ma:sspId="c4ac2493-9f1f-4345-86a0-c36146f38f1d" ma:termSetId="09814cd3-568e-fe90-9814-8d621ff8fb84" ma:anchorId="fba54fb3-c3e1-fe81-a776-ca4b69148c4d" ma:open="true" ma:isKeyword="false">
-      <xsd:complexType>
-        <xsd:sequence>
-          <xsd:element ref="pc:Terms" minOccurs="0" maxOccurs="1"/>
-        </xsd:sequence>
-      </xsd:complexType>
-    </xsd:element>
-    <xsd:element name="MediaServiceGenerationTime" ma:index="14" nillable="true" ma:displayName="MediaServiceGenerationTime" ma:hidden="true" ma:internalName="MediaServiceGenerationTime" ma:readOnly="true">
-      <xsd:simpleType>
-        <xsd:restriction base="dms:Text"/>
-      </xsd:simpleType>
-    </xsd:element>
-    <xsd:element name="MediaServiceEventHashCode" ma:index="15" nillable="true" ma:displayName="MediaServiceEventHashCode" ma:hidden="true" ma:internalName="MediaServiceEventHashCode" ma:readOnly="true">
-      <xsd:simpleType>
-        <xsd:restriction base="dms:Text"/>
-      </xsd:simpleType>
-    </xsd:element>
-  </xsd:schema>
-  <xsd:schema xmlns="http://schemas.openxmlformats.org/package/2006/metadata/core-properties" xmlns:xsd="http://www.w3.org/2001/XMLSchema" xmlns:xsi="http://www.w3.org/2001/XMLSchema-instance" xmlns:dc="http://purl.org/dc/elements/1.1/" xmlns:dcterms="http://purl.org/dc/terms/" xmlns:odoc="http://schemas.microsoft.com/internal/obd" targetNamespace="http://schemas.openxmlformats.org/package/2006/metadata/core-properties" elementFormDefault="qualified" attributeFormDefault="unqualified" blockDefault="#all">
-    <xsd:import namespace="http://purl.org/dc/elements/1.1/" schemaLocation="http://dublincore.org/schemas/xmls/qdc/2003/04/02/dc.xsd"/>
-    <xsd:import namespace="http://purl.org/dc/terms/" schemaLocation="http://dublincore.org/schemas/xmls/qdc/2003/04/02/dcterms.xsd"/>
-    <xsd:element name="coreProperties" type="CT_coreProperties"/>
-    <xsd:complexType name="CT_coreProperties">
-      <xsd:all>
-        <xsd:element ref="dc:creator" minOccurs="0" maxOccurs="1"/>
-        <xsd:element ref="dcterms:created" minOccurs="0" maxOccurs="1"/>
-        <xsd:element ref="dc:identifier" minOccurs="0" maxOccurs="1"/>
-        <xsd:element name="contentType" minOccurs="0" maxOccurs="1" type="xsd:string" ma:index="0" ma:displayName="Content Type"/>
-        <xsd:element ref="dc:title" minOccurs="0" maxOccurs="1" ma:index="4" ma:displayName="Title"/>
-        <xsd:element ref="dc:subject" minOccurs="0" maxOccurs="1"/>
-        <xsd:element ref="dc:description" minOccurs="0" maxOccurs="1"/>
-        <xsd:element name="keywords" minOccurs="0" maxOccurs="1" type="xsd:string"/>
-        <xsd:element ref="dc:language" minOccurs="0" maxOccurs="1"/>
-        <xsd:element name="category" minOccurs="0" maxOccurs="1" type="xsd:string"/>
-        <xsd:element name="version" minOccurs="0" maxOccurs="1" type="xsd:string"/>
-        <xsd:element name="revision" minOccurs="0" maxOccurs="1" type="xsd:string">
-          <xsd:annotation>
-            <xsd:documentation>
-                        This value indicates the number of saves or revisions. The application is responsible for updating this value after each revision.
-                    </xsd:documentation>
-          </xsd:annotation>
-        </xsd:element>
-        <xsd:element name="lastModifiedBy" minOccurs="0" maxOccurs="1" type="xsd:string"/>
-        <xsd:element ref="dcterms:modified" minOccurs="0" maxOccurs="1"/>
-        <xsd:element name="contentStatus" minOccurs="0" maxOccurs="1" type="xsd:string"/>
-      </xsd:all>
-    </xsd:complexType>
-  </xsd:schema>
-  <xs:schema xmlns:pc="http://schemas.microsoft.com/office/infopath/2007/PartnerControls" xmlns:xs="http://www.w3.org/2001/XMLSchema" targetNamespace="http://schemas.microsoft.com/office/infopath/2007/PartnerControls" elementFormDefault="qualified" attributeFormDefault="unqualified">
-    <xs:element name="Person">
-      <xs:complexType>
-        <xs:sequence>
-          <xs:element ref="pc:DisplayName" minOccurs="0"/>
-          <xs:element ref="pc:AccountId" minOccurs="0"/>
-          <xs:element ref="pc:AccountType" minOccurs="0"/>
-        </xs:sequence>
-      </xs:complexType>
-    </xs:element>
-    <xs:element name="DisplayName" type="xs:string"/>
-    <xs:element name="AccountId" type="xs:string"/>
-    <xs:element name="AccountType" type="xs:string"/>
-    <xs:element name="BDCAssociatedEntity">
-      <xs:complexType>
-        <xs:sequence>
-          <xs:element ref="pc:BDCEntity" minOccurs="0" maxOccurs="unbounded"/>
-        </xs:sequence>
-        <xs:attribute ref="pc:EntityNamespace"/>
-        <xs:attribute ref="pc:EntityName"/>
-        <xs:attribute ref="pc:SystemInstanceName"/>
-        <xs:attribute ref="pc:AssociationName"/>
-      </xs:complexType>
-    </xs:element>
-    <xs:attribute name="EntityNamespace" type="xs:string"/>
-    <xs:attribute name="EntityName" type="xs:string"/>
-    <xs:attribute name="SystemInstanceName" type="xs:string"/>
-    <xs:attribute name="AssociationName" type="xs:string"/>
-    <xs:element name="BDCEntity">
-      <xs:complexType>
-        <xs:sequence>
-          <xs:element ref="pc:EntityDisplayName" minOccurs="0"/>
-          <xs:element ref="pc:EntityInstanceReference" minOccurs="0"/>
-          <xs:element ref="pc:EntityId1" minOccurs="0"/>
-          <xs:element ref="pc:EntityId2" minOccurs="0"/>
-          <xs:element ref="pc:EntityId3" minOccurs="0"/>
-          <xs:element ref="pc:EntityId4" minOccurs="0"/>
-          <xs:element ref="pc:EntityId5" minOccurs="0"/>
-        </xs:sequence>
-      </xs:complexType>
-    </xs:element>
-    <xs:element name="EntityDisplayName" type="xs:string"/>
-    <xs:element name="EntityInstanceReference" type="xs:string"/>
-    <xs:element name="EntityId1" type="xs:string"/>
-    <xs:element name="EntityId2" type="xs:string"/>
-    <xs:element name="EntityId3" type="xs:string"/>
-    <xs:element name="EntityId4" type="xs:string"/>
-    <xs:element name="EntityId5" type="xs:string"/>
-    <xs:element name="Terms">
-      <xs:complexType>
-        <xs:sequence>
-          <xs:element ref="pc:TermInfo" minOccurs="0" maxOccurs="unbounded"/>
-        </xs:sequence>
-      </xs:complexType>
-    </xs:element>
-    <xs:element name="TermInfo">
-      <xs:complexType>
-        <xs:sequence>
-          <xs:element ref="pc:TermName" minOccurs="0"/>
-          <xs:element ref="pc:TermId" minOccurs="0"/>
-        </xs:sequence>
-      </xs:complexType>
-    </xs:element>
-    <xs:element name="TermName" type="xs:string"/>
-    <xs:element name="TermId" type="xs:string"/>
-  </xs:schema>
-</ct:contentTypeSchema>
-</file>
-
-<file path=customXml/item2.xml><?xml version="1.0" encoding="utf-8"?>
-<?mso-contentType ?>
-<FormTemplates xmlns="http://schemas.microsoft.com/sharepoint/v3/contenttype/forms">
-  <Display>DocumentLibraryForm</Display>
-  <Edit>DocumentLibraryForm</Edit>
-  <New>DocumentLibraryForm</New>
-</FormTemplates>
-</file>
-
-<file path=customXml/item3.xml><?xml version="1.0" encoding="utf-8"?>
-<p:properties xmlns:p="http://schemas.microsoft.com/office/2006/metadata/properties" xmlns:xsi="http://www.w3.org/2001/XMLSchema-instance" xmlns:pc="http://schemas.microsoft.com/office/infopath/2007/PartnerControls">
-  <documentManagement>
-    <lcf76f155ced4ddcb4097134ff3c332f xmlns="ae81e17b-11c2-44ae-89e9-9ad5f5ff8880">
-      <Terms xmlns="http://schemas.microsoft.com/office/infopath/2007/PartnerControls"/>
-    </lcf76f155ced4ddcb4097134ff3c332f>
-  </documentManagement>
-</p:properties>
-</file>
-
-<file path=customXml/itemProps1.xml><?xml version="1.0" encoding="utf-8"?>
-<ds:datastoreItem xmlns:ds="http://schemas.openxmlformats.org/officeDocument/2006/customXml" ds:itemID="{E82D5573-2022-4D8C-83EF-40E197AD5F5D}"/>
-</file>
-
-<file path=customXml/itemProps2.xml><?xml version="1.0" encoding="utf-8"?>
-<ds:datastoreItem xmlns:ds="http://schemas.openxmlformats.org/officeDocument/2006/customXml" ds:itemID="{0927746A-6AE2-4A01-9C10-8342ECD69376}"/>
-</file>
-
-<file path=customXml/itemProps3.xml><?xml version="1.0" encoding="utf-8"?>
-<ds:datastoreItem xmlns:ds="http://schemas.openxmlformats.org/officeDocument/2006/customXml" ds:itemID="{B5AC94C8-E687-4FA1-B2BB-E8A3DB0AC05B}"/>
 </file>
--- a/Atana-Ecosystem-Architecture-v1.0.docx
+++ b/Atana-Ecosystem-Architecture-v1.0.docx
@@ -15879,4 +15879,199 @@
     </w:rPr>
   </w:style>
 </w:styles>
+</file>
+
+<file path=customXml/item1.xml><?xml version="1.0" encoding="utf-8"?>
+<ct:contentTypeSchema xmlns:ct="http://schemas.microsoft.com/office/2006/metadata/contentType" xmlns:ma="http://schemas.microsoft.com/office/2006/metadata/properties/metaAttributes" ct:_="" ma:_="" ma:contentTypeName="Document" ma:contentTypeID="0x0101008E3AE2BAD2C6FA4D8B4D95CE89FC31A3" ma:contentTypeVersion="8" ma:contentTypeDescription="Create a new document." ma:contentTypeScope="" ma:versionID="a2ce85c62cd7e9a608298e998330aeb7">
+  <xsd:schema xmlns:xsd="http://www.w3.org/2001/XMLSchema" xmlns:xs="http://www.w3.org/2001/XMLSchema" xmlns:p="http://schemas.microsoft.com/office/2006/metadata/properties" xmlns:ns2="ae81e17b-11c2-44ae-89e9-9ad5f5ff8880" targetNamespace="http://schemas.microsoft.com/office/2006/metadata/properties" ma:root="true" ma:fieldsID="1504f635df8bfa7d9525024d2d10bc95" ns2:_="">
+    <xsd:import namespace="ae81e17b-11c2-44ae-89e9-9ad5f5ff8880"/>
+    <xsd:element name="properties">
+      <xsd:complexType>
+        <xsd:sequence>
+          <xsd:element name="documentManagement">
+            <xsd:complexType>
+              <xsd:all>
+                <xsd:element ref="ns2:MediaServiceMetadata" minOccurs="0"/>
+                <xsd:element ref="ns2:MediaServiceFastMetadata" minOccurs="0"/>
+                <xsd:element ref="ns2:MediaServiceSearchProperties" minOccurs="0"/>
+                <xsd:element ref="ns2:MediaServiceDateTaken" minOccurs="0"/>
+                <xsd:element ref="ns2:lcf76f155ced4ddcb4097134ff3c332f" minOccurs="0"/>
+                <xsd:element ref="ns2:MediaServiceGenerationTime" minOccurs="0"/>
+                <xsd:element ref="ns2:MediaServiceEventHashCode" minOccurs="0"/>
+              </xsd:all>
+            </xsd:complexType>
+          </xsd:element>
+        </xsd:sequence>
+      </xsd:complexType>
+    </xsd:element>
+  </xsd:schema>
+  <xsd:schema xmlns:xsd="http://www.w3.org/2001/XMLSchema" xmlns:xs="http://www.w3.org/2001/XMLSchema" xmlns:dms="http://schemas.microsoft.com/office/2006/documentManagement/types" xmlns:pc="http://schemas.microsoft.com/office/infopath/2007/PartnerControls" targetNamespace="ae81e17b-11c2-44ae-89e9-9ad5f5ff8880" elementFormDefault="qualified">
+    <xsd:import namespace="http://schemas.microsoft.com/office/2006/documentManagement/types"/>
+    <xsd:import namespace="http://schemas.microsoft.com/office/infopath/2007/PartnerControls"/>
+    <xsd:element name="MediaServiceMetadata" ma:index="8" nillable="true" ma:displayName="MediaServiceMetadata" ma:hidden="true" ma:internalName="MediaServiceMetadata" ma:readOnly="true">
+      <xsd:simpleType>
+        <xsd:restriction base="dms:Note"/>
+      </xsd:simpleType>
+    </xsd:element>
+    <xsd:element name="MediaServiceFastMetadata" ma:index="9" nillable="true" ma:displayName="MediaServiceFastMetadata" ma:hidden="true" ma:internalName="MediaServiceFastMetadata" ma:readOnly="true">
+      <xsd:simpleType>
+        <xsd:restriction base="dms:Note"/>
+      </xsd:simpleType>
+    </xsd:element>
+    <xsd:element name="MediaServiceSearchProperties" ma:index="10" nillable="true" ma:displayName="MediaServiceSearchProperties" ma:hidden="true" ma:internalName="MediaServiceSearchProperties" ma:readOnly="true">
+      <xsd:simpleType>
+        <xsd:restriction base="dms:Note"/>
+      </xsd:simpleType>
+    </xsd:element>
+    <xsd:element name="MediaServiceDateTaken" ma:index="11" nillable="true" ma:displayName="MediaServiceDateTaken" ma:hidden="true" ma:indexed="true" ma:internalName="MediaServiceDateTaken" ma:readOnly="true">
+      <xsd:simpleType>
+        <xsd:restriction base="dms:Text"/>
+      </xsd:simpleType>
+    </xsd:element>
+    <xsd:element name="lcf76f155ced4ddcb4097134ff3c332f" ma:index="13" nillable="true" ma:taxonomy="true" ma:internalName="lcf76f155ced4ddcb4097134ff3c332f" ma:taxonomyFieldName="MediaServiceImageTags" ma:displayName="Image Tags" ma:readOnly="false" ma:fieldId="{5cf76f15-5ced-4ddc-b409-7134ff3c332f}" ma:taxonomyMulti="true" ma:sspId="c4ac2493-9f1f-4345-86a0-c36146f38f1d" ma:termSetId="09814cd3-568e-fe90-9814-8d621ff8fb84" ma:anchorId="fba54fb3-c3e1-fe81-a776-ca4b69148c4d" ma:open="true" ma:isKeyword="false">
+      <xsd:complexType>
+        <xsd:sequence>
+          <xsd:element ref="pc:Terms" minOccurs="0" maxOccurs="1"/>
+        </xsd:sequence>
+      </xsd:complexType>
+    </xsd:element>
+    <xsd:element name="MediaServiceGenerationTime" ma:index="14" nillable="true" ma:displayName="MediaServiceGenerationTime" ma:hidden="true" ma:internalName="MediaServiceGenerationTime" ma:readOnly="true">
+      <xsd:simpleType>
+        <xsd:restriction base="dms:Text"/>
+      </xsd:simpleType>
+    </xsd:element>
+    <xsd:element name="MediaServiceEventHashCode" ma:index="15" nillable="true" ma:displayName="MediaServiceEventHashCode" ma:hidden="true" ma:internalName="MediaServiceEventHashCode" ma:readOnly="true">
+      <xsd:simpleType>
+        <xsd:restriction base="dms:Text"/>
+      </xsd:simpleType>
+    </xsd:element>
+  </xsd:schema>
+  <xsd:schema xmlns="http://schemas.openxmlformats.org/package/2006/metadata/core-properties" xmlns:xsd="http://www.w3.org/2001/XMLSchema" xmlns:xsi="http://www.w3.org/2001/XMLSchema-instance" xmlns:dc="http://purl.org/dc/elements/1.1/" xmlns:dcterms="http://purl.org/dc/terms/" xmlns:odoc="http://schemas.microsoft.com/internal/obd" targetNamespace="http://schemas.openxmlformats.org/package/2006/metadata/core-properties" elementFormDefault="qualified" attributeFormDefault="unqualified" blockDefault="#all">
+    <xsd:import namespace="http://purl.org/dc/elements/1.1/" schemaLocation="http://dublincore.org/schemas/xmls/qdc/2003/04/02/dc.xsd"/>
+    <xsd:import namespace="http://purl.org/dc/terms/" schemaLocation="http://dublincore.org/schemas/xmls/qdc/2003/04/02/dcterms.xsd"/>
+    <xsd:element name="coreProperties" type="CT_coreProperties"/>
+    <xsd:complexType name="CT_coreProperties">
+      <xsd:all>
+        <xsd:element ref="dc:creator" minOccurs="0" maxOccurs="1"/>
+        <xsd:element ref="dcterms:created" minOccurs="0" maxOccurs="1"/>
+        <xsd:element ref="dc:identifier" minOccurs="0" maxOccurs="1"/>
+        <xsd:element name="contentType" minOccurs="0" maxOccurs="1" type="xsd:string" ma:index="0" ma:displayName="Content Type"/>
+        <xsd:element ref="dc:title" minOccurs="0" maxOccurs="1" ma:index="4" ma:displayName="Title"/>
+        <xsd:element ref="dc:subject" minOccurs="0" maxOccurs="1"/>
+        <xsd:element ref="dc:description" minOccurs="0" maxOccurs="1"/>
+        <xsd:element name="keywords" minOccurs="0" maxOccurs="1" type="xsd:string"/>
+        <xsd:element ref="dc:language" minOccurs="0" maxOccurs="1"/>
+        <xsd:element name="category" minOccurs="0" maxOccurs="1" type="xsd:string"/>
+        <xsd:element name="version" minOccurs="0" maxOccurs="1" type="xsd:string"/>
+        <xsd:element name="revision" minOccurs="0" maxOccurs="1" type="xsd:string">
+          <xsd:annotation>
+            <xsd:documentation>
+                        This value indicates the number of saves or revisions. The application is responsible for updating this value after each revision.
+                    </xsd:documentation>
+          </xsd:annotation>
+        </xsd:element>
+        <xsd:element name="lastModifiedBy" minOccurs="0" maxOccurs="1" type="xsd:string"/>
+        <xsd:element ref="dcterms:modified" minOccurs="0" maxOccurs="1"/>
+        <xsd:element name="contentStatus" minOccurs="0" maxOccurs="1" type="xsd:string"/>
+      </xsd:all>
+    </xsd:complexType>
+  </xsd:schema>
+  <xs:schema xmlns:pc="http://schemas.microsoft.com/office/infopath/2007/PartnerControls" xmlns:xs="http://www.w3.org/2001/XMLSchema" targetNamespace="http://schemas.microsoft.com/office/infopath/2007/PartnerControls" elementFormDefault="qualified" attributeFormDefault="unqualified">
+    <xs:element name="Person">
+      <xs:complexType>
+        <xs:sequence>
+          <xs:element ref="pc:DisplayName" minOccurs="0"/>
+          <xs:element ref="pc:AccountId" minOccurs="0"/>
+          <xs:element ref="pc:AccountType" minOccurs="0"/>
+        </xs:sequence>
+      </xs:complexType>
+    </xs:element>
+    <xs:element name="DisplayName" type="xs:string"/>
+    <xs:element name="AccountId" type="xs:string"/>
+    <xs:element name="AccountType" type="xs:string"/>
+    <xs:element name="BDCAssociatedEntity">
+      <xs:complexType>
+        <xs:sequence>
+          <xs:element ref="pc:BDCEntity" minOccurs="0" maxOccurs="unbounded"/>
+        </xs:sequence>
+        <xs:attribute ref="pc:EntityNamespace"/>
+        <xs:attribute ref="pc:EntityName"/>
+        <xs:attribute ref="pc:SystemInstanceName"/>
+        <xs:attribute ref="pc:AssociationName"/>
+      </xs:complexType>
+    </xs:element>
+    <xs:attribute name="EntityNamespace" type="xs:string"/>
+    <xs:attribute name="EntityName" type="xs:string"/>
+    <xs:attribute name="SystemInstanceName" type="xs:string"/>
+    <xs:attribute name="AssociationName" type="xs:string"/>
+    <xs:element name="BDCEntity">
+      <xs:complexType>
+        <xs:sequence>
+          <xs:element ref="pc:EntityDisplayName" minOccurs="0"/>
+          <xs:element ref="pc:EntityInstanceReference" minOccurs="0"/>
+          <xs:element ref="pc:EntityId1" minOccurs="0"/>
+          <xs:element ref="pc:EntityId2" minOccurs="0"/>
+          <xs:element ref="pc:EntityId3" minOccurs="0"/>
+          <xs:element ref="pc:EntityId4" minOccurs="0"/>
+          <xs:element ref="pc:EntityId5" minOccurs="0"/>
+        </xs:sequence>
+      </xs:complexType>
+    </xs:element>
+    <xs:element name="EntityDisplayName" type="xs:string"/>
+    <xs:element name="EntityInstanceReference" type="xs:string"/>
+    <xs:element name="EntityId1" type="xs:string"/>
+    <xs:element name="EntityId2" type="xs:string"/>
+    <xs:element name="EntityId3" type="xs:string"/>
+    <xs:element name="EntityId4" type="xs:string"/>
+    <xs:element name="EntityId5" type="xs:string"/>
+    <xs:element name="Terms">
+      <xs:complexType>
+        <xs:sequence>
+          <xs:element ref="pc:TermInfo" minOccurs="0" maxOccurs="unbounded"/>
+        </xs:sequence>
+      </xs:complexType>
+    </xs:element>
+    <xs:element name="TermInfo">
+      <xs:complexType>
+        <xs:sequence>
+          <xs:element ref="pc:TermName" minOccurs="0"/>
+          <xs:element ref="pc:TermId" minOccurs="0"/>
+        </xs:sequence>
+      </xs:complexType>
+    </xs:element>
+    <xs:element name="TermName" type="xs:string"/>
+    <xs:element name="TermId" type="xs:string"/>
+  </xs:schema>
+</ct:contentTypeSchema>
+</file>
+
+<file path=customXml/item2.xml><?xml version="1.0" encoding="utf-8"?>
+<?mso-contentType ?>
+<FormTemplates xmlns="http://schemas.microsoft.com/sharepoint/v3/contenttype/forms">
+  <Display>DocumentLibraryForm</Display>
+  <Edit>DocumentLibraryForm</Edit>
+  <New>DocumentLibraryForm</New>
+</FormTemplates>
+</file>
+
+<file path=customXml/item3.xml><?xml version="1.0" encoding="utf-8"?>
+<p:properties xmlns:p="http://schemas.microsoft.com/office/2006/metadata/properties" xmlns:xsi="http://www.w3.org/2001/XMLSchema-instance" xmlns:pc="http://schemas.microsoft.com/office/infopath/2007/PartnerControls">
+  <documentManagement>
+    <lcf76f155ced4ddcb4097134ff3c332f xmlns="ae81e17b-11c2-44ae-89e9-9ad5f5ff8880">
+      <Terms xmlns="http://schemas.microsoft.com/office/infopath/2007/PartnerControls"/>
+    </lcf76f155ced4ddcb4097134ff3c332f>
+  </documentManagement>
+</p:properties>
+</file>
+
+<file path=customXml/itemProps1.xml><?xml version="1.0" encoding="utf-8"?>
+<ds:datastoreItem xmlns:ds="http://schemas.openxmlformats.org/officeDocument/2006/customXml" ds:itemID="{94A8D367-CCD9-496D-B501-C98B65FC573F}"/>
+</file>
+
+<file path=customXml/itemProps2.xml><?xml version="1.0" encoding="utf-8"?>
+<ds:datastoreItem xmlns:ds="http://schemas.openxmlformats.org/officeDocument/2006/customXml" ds:itemID="{5C007A3F-821A-4B69-886C-6C57F026D5E3}"/>
+</file>
+
+<file path=customXml/itemProps3.xml><?xml version="1.0" encoding="utf-8"?>
+<ds:datastoreItem xmlns:ds="http://schemas.openxmlformats.org/officeDocument/2006/customXml" ds:itemID="{5DC3BE1B-6466-410F-B909-D46665981EB2}"/>
 </file>
--- a/Atana-Ecosystem-Architecture-v1.0.docx
+++ b/Atana-Ecosystem-Architecture-v1.0.docx
@@ -15879,199 +15879,4 @@
     </w:rPr>
   </w:style>
 </w:styles>
-</file>
-
-<file path=customXml/item1.xml><?xml version="1.0" encoding="utf-8"?>
-<ct:contentTypeSchema xmlns:ct="http://schemas.microsoft.com/office/2006/metadata/contentType" xmlns:ma="http://schemas.microsoft.com/office/2006/metadata/properties/metaAttributes" ct:_="" ma:_="" ma:contentTypeName="Document" ma:contentTypeID="0x0101008E3AE2BAD2C6FA4D8B4D95CE89FC31A3" ma:contentTypeVersion="8" ma:contentTypeDescription="Create a new document." ma:contentTypeScope="" ma:versionID="a2ce85c62cd7e9a608298e998330aeb7">
-  <xsd:schema xmlns:xsd="http://www.w3.org/2001/XMLSchema" xmlns:xs="http://www.w3.org/2001/XMLSchema" xmlns:p="http://schemas.microsoft.com/office/2006/metadata/properties" xmlns:ns2="ae81e17b-11c2-44ae-89e9-9ad5f5ff8880" targetNamespace="http://schemas.microsoft.com/office/2006/metadata/properties" ma:root="true" ma:fieldsID="1504f635df8bfa7d9525024d2d10bc95" ns2:_="">
-    <xsd:import namespace="ae81e17b-11c2-44ae-89e9-9ad5f5ff8880"/>
-    <xsd:element name="properties">
-      <xsd:complexType>
-        <xsd:sequence>
-          <xsd:element name="documentManagement">
-            <xsd:complexType>
-              <xsd:all>
-                <xsd:element ref="ns2:MediaServiceMetadata" minOccurs="0"/>
-                <xsd:element ref="ns2:MediaServiceFastMetadata" minOccurs="0"/>
-                <xsd:element ref="ns2:MediaServiceSearchProperties" minOccurs="0"/>
-                <xsd:element ref="ns2:MediaServiceDateTaken" minOccurs="0"/>
-                <xsd:element ref="ns2:lcf76f155ced4ddcb4097134ff3c332f" minOccurs="0"/>
-                <xsd:element ref="ns2:MediaServiceGenerationTime" minOccurs="0"/>
-                <xsd:element ref="ns2:MediaServiceEventHashCode" minOccurs="0"/>
-              </xsd:all>
-            </xsd:complexType>
-          </xsd:element>
-        </xsd:sequence>
-      </xsd:complexType>
-    </xsd:element>
-  </xsd:schema>
-  <xsd:schema xmlns:xsd="http://www.w3.org/2001/XMLSchema" xmlns:xs="http://www.w3.org/2001/XMLSchema" xmlns:dms="http://schemas.microsoft.com/office/2006/documentManagement/types" xmlns:pc="http://schemas.microsoft.com/office/infopath/2007/PartnerControls" targetNamespace="ae81e17b-11c2-44ae-89e9-9ad5f5ff8880" elementFormDefault="qualified">
-    <xsd:import namespace="http://schemas.microsoft.com/office/2006/documentManagement/types"/>
-    <xsd:import namespace="http://schemas.microsoft.com/office/infopath/2007/PartnerControls"/>
-    <xsd:element name="MediaServiceMetadata" ma:index="8" nillable="true" ma:displayName="MediaServiceMetadata" ma:hidden="true" ma:internalName="MediaServiceMetadata" ma:readOnly="true">
-      <xsd:simpleType>
-        <xsd:restriction base="dms:Note"/>
-      </xsd:simpleType>
-    </xsd:element>
-    <xsd:element name="MediaServiceFastMetadata" ma:index="9" nillable="true" ma:displayName="MediaServiceFastMetadata" ma:hidden="true" ma:internalName="MediaServiceFastMetadata" ma:readOnly="true">
-      <xsd:simpleType>
-        <xsd:restriction base="dms:Note"/>
-      </xsd:simpleType>
-    </xsd:element>
-    <xsd:element name="MediaServiceSearchProperties" ma:index="10" nillable="true" ma:displayName="MediaServiceSearchProperties" ma:hidden="true" ma:internalName="MediaServiceSearchProperties" ma:readOnly="true">
-      <xsd:simpleType>
-        <xsd:restriction base="dms:Note"/>
-      </xsd:simpleType>
-    </xsd:element>
-    <xsd:element name="MediaServiceDateTaken" ma:index="11" nillable="true" ma:displayName="MediaServiceDateTaken" ma:hidden="true" ma:indexed="true" ma:internalName="MediaServiceDateTaken" ma:readOnly="true">
-      <xsd:simpleType>
-        <xsd:restriction base="dms:Text"/>
-      </xsd:simpleType>
-    </xsd:element>
-    <xsd:element name="lcf76f155ced4ddcb4097134ff3c332f" ma:index="13" nillable="true" ma:taxonomy="true" ma:internalName="lcf76f155ced4ddcb4097134ff3c332f" ma:taxonomyFieldName="MediaServiceImageTags" ma:displayName="Image Tags" ma:readOnly="false" ma:fieldId="{5cf76f15-5ced-4ddc-b409-7134ff3c332f}" ma:taxonomyMulti="true" ma:sspId="c4ac2493-9f1f-4345-86a0-c36146f38f1d" ma:termSetId="09814cd3-568e-fe90-9814-8d621ff8fb84" ma:anchorId="fba54fb3-c3e1-fe81-a776-ca4b69148c4d" ma:open="true" ma:isKeyword="false">
-      <xsd:complexType>
-        <xsd:sequence>
-          <xsd:element ref="pc:Terms" minOccurs="0" maxOccurs="1"/>
-        </xsd:sequence>
-      </xsd:complexType>
-    </xsd:element>
-    <xsd:element name="MediaServiceGenerationTime" ma:index="14" nillable="true" ma:displayName="MediaServiceGenerationTime" ma:hidden="true" ma:internalName="MediaServiceGenerationTime" ma:readOnly="true">
-      <xsd:simpleType>
-        <xsd:restriction base="dms:Text"/>
-      </xsd:simpleType>
-    </xsd:element>
-    <xsd:element name="MediaServiceEventHashCode" ma:index="15" nillable="true" ma:displayName="MediaServiceEventHashCode" ma:hidden="true" ma:internalName="MediaServiceEventHashCode" ma:readOnly="true">
-      <xsd:simpleType>
-        <xsd:restriction base="dms:Text"/>
-      </xsd:simpleType>
-    </xsd:element>
-  </xsd:schema>
-  <xsd:schema xmlns="http://schemas.openxmlformats.org/package/2006/metadata/core-properties" xmlns:xsd="http://www.w3.org/2001/XMLSchema" xmlns:xsi="http://www.w3.org/2001/XMLSchema-instance" xmlns:dc="http://purl.org/dc/elements/1.1/" xmlns:dcterms="http://purl.org/dc/terms/" xmlns:odoc="http://schemas.microsoft.com/internal/obd" targetNamespace="http://schemas.openxmlformats.org/package/2006/metadata/core-properties" elementFormDefault="qualified" attributeFormDefault="unqualified" blockDefault="#all">
-    <xsd:import namespace="http://purl.org/dc/elements/1.1/" schemaLocation="http://dublincore.org/schemas/xmls/qdc/2003/04/02/dc.xsd"/>
-    <xsd:import namespace="http://purl.org/dc/terms/" schemaLocation="http://dublincore.org/schemas/xmls/qdc/2003/04/02/dcterms.xsd"/>
-    <xsd:element name="coreProperties" type="CT_coreProperties"/>
-    <xsd:complexType name="CT_coreProperties">
-      <xsd:all>
-        <xsd:element ref="dc:creator" minOccurs="0" maxOccurs="1"/>
-        <xsd:element ref="dcterms:created" minOccurs="0" maxOccurs="1"/>
-        <xsd:element ref="dc:identifier" minOccurs="0" maxOccurs="1"/>
-        <xsd:element name="contentType" minOccurs="0" maxOccurs="1" type="xsd:string" ma:index="0" ma:displayName="Content Type"/>
-        <xsd:element ref="dc:title" minOccurs="0" maxOccurs="1" ma:index="4" ma:displayName="Title"/>
-        <xsd:element ref="dc:subject" minOccurs="0" maxOccurs="1"/>
-        <xsd:element ref="dc:description" minOccurs="0" maxOccurs="1"/>
-        <xsd:element name="keywords" minOccurs="0" maxOccurs="1" type="xsd:string"/>
-        <xsd:element ref="dc:language" minOccurs="0" maxOccurs="1"/>
-        <xsd:element name="category" minOccurs="0" maxOccurs="1" type="xsd:string"/>
-        <xsd:element name="version" minOccurs="0" maxOccurs="1" type="xsd:string"/>
-        <xsd:element name="revision" minOccurs="0" maxOccurs="1" type="xsd:string">
-          <xsd:annotation>
-            <xsd:documentation>
-                        This value indicates the number of saves or revisions. The application is responsible for updating this value after each revision.
-                    </xsd:documentation>
-          </xsd:annotation>
-        </xsd:element>
-        <xsd:element name="lastModifiedBy" minOccurs="0" maxOccurs="1" type="xsd:string"/>
-        <xsd:element ref="dcterms:modified" minOccurs="0" maxOccurs="1"/>
-        <xsd:element name="contentStatus" minOccurs="0" maxOccurs="1" type="xsd:string"/>
-      </xsd:all>
-    </xsd:complexType>
-  </xsd:schema>
-  <xs:schema xmlns:pc="http://schemas.microsoft.com/office/infopath/2007/PartnerControls" xmlns:xs="http://www.w3.org/2001/XMLSchema" targetNamespace="http://schemas.microsoft.com/office/infopath/2007/PartnerControls" elementFormDefault="qualified" attributeFormDefault="unqualified">
-    <xs:element name="Person">
-      <xs:complexType>
-        <xs:sequence>
-          <xs:element ref="pc:DisplayName" minOccurs="0"/>
-          <xs:element ref="pc:AccountId" minOccurs="0"/>
-          <xs:element ref="pc:AccountType" minOccurs="0"/>
-        </xs:sequence>
-      </xs:complexType>
-    </xs:element>
-    <xs:element name="DisplayName" type="xs:string"/>
-    <xs:element name="AccountId" type="xs:string"/>
-    <xs:element name="AccountType" type="xs:string"/>
-    <xs:element name="BDCAssociatedEntity">
-      <xs:complexType>
-        <xs:sequence>
-          <xs:element ref="pc:BDCEntity" minOccurs="0" maxOccurs="unbounded"/>
-        </xs:sequence>
-        <xs:attribute ref="pc:EntityNamespace"/>
-        <xs:attribute ref="pc:EntityName"/>
-        <xs:attribute ref="pc:SystemInstanceName"/>
-        <xs:attribute ref="pc:AssociationName"/>
-      </xs:complexType>
-    </xs:element>
-    <xs:attribute name="EntityNamespace" type="xs:string"/>
-    <xs:attribute name="EntityName" type="xs:string"/>
-    <xs:attribute name="SystemInstanceName" type="xs:string"/>
-    <xs:attribute name="AssociationName" type="xs:string"/>
-    <xs:element name="BDCEntity">
-      <xs:complexType>
-        <xs:sequence>
-          <xs:element ref="pc:EntityDisplayName" minOccurs="0"/>
-          <xs:element ref="pc:EntityInstanceReference" minOccurs="0"/>
-          <xs:element ref="pc:EntityId1" minOccurs="0"/>
-          <xs:element ref="pc:EntityId2" minOccurs="0"/>
-          <xs:element ref="pc:EntityId3" minOccurs="0"/>
-          <xs:element ref="pc:EntityId4" minOccurs="0"/>
-          <xs:element ref="pc:EntityId5" minOccurs="0"/>
-        </xs:sequence>
-      </xs:complexType>
-    </xs:element>
-    <xs:element name="EntityDisplayName" type="xs:string"/>
-    <xs:element name="EntityInstanceReference" type="xs:string"/>
-    <xs:element name="EntityId1" type="xs:string"/>
-    <xs:element name="EntityId2" type="xs:string"/>
-    <xs:element name="EntityId3" type="xs:string"/>
-    <xs:element name="EntityId4" type="xs:string"/>
-    <xs:element name="EntityId5" type="xs:string"/>
-    <xs:element name="Terms">
-      <xs:complexType>
-        <xs:sequence>
-          <xs:element ref="pc:TermInfo" minOccurs="0" maxOccurs="unbounded"/>
-        </xs:sequence>
-      </xs:complexType>
-    </xs:element>
-    <xs:element name="TermInfo">
-      <xs:complexType>
-        <xs:sequence>
-          <xs:element ref="pc:TermName" minOccurs="0"/>
-          <xs:element ref="pc:TermId" minOccurs="0"/>
-        </xs:sequence>
-      </xs:complexType>
-    </xs:element>
-    <xs:element name="TermName" type="xs:string"/>
-    <xs:element name="TermId" type="xs:string"/>
-  </xs:schema>
-</ct:contentTypeSchema>
-</file>
-
-<file path=customXml/item2.xml><?xml version="1.0" encoding="utf-8"?>
-<?mso-contentType ?>
-<FormTemplates xmlns="http://schemas.microsoft.com/sharepoint/v3/contenttype/forms">
-  <Display>DocumentLibraryForm</Display>
-  <Edit>DocumentLibraryForm</Edit>
-  <New>DocumentLibraryForm</New>
-</FormTemplates>
-</file>
-
-<file path=customXml/item3.xml><?xml version="1.0" encoding="utf-8"?>
-<p:properties xmlns:p="http://schemas.microsoft.com/office/2006/metadata/properties" xmlns:xsi="http://www.w3.org/2001/XMLSchema-instance" xmlns:pc="http://schemas.microsoft.com/office/infopath/2007/PartnerControls">
-  <documentManagement>
-    <lcf76f155ced4ddcb4097134ff3c332f xmlns="ae81e17b-11c2-44ae-89e9-9ad5f5ff8880">
-      <Terms xmlns="http://schemas.microsoft.com/office/infopath/2007/PartnerControls"/>
-    </lcf76f155ced4ddcb4097134ff3c332f>
-  </documentManagement>
-</p:properties>
-</file>
-
-<file path=customXml/itemProps1.xml><?xml version="1.0" encoding="utf-8"?>
-<ds:datastoreItem xmlns:ds="http://schemas.openxmlformats.org/officeDocument/2006/customXml" ds:itemID="{94A8D367-CCD9-496D-B501-C98B65FC573F}"/>
-</file>
-
-<file path=customXml/itemProps2.xml><?xml version="1.0" encoding="utf-8"?>
-<ds:datastoreItem xmlns:ds="http://schemas.openxmlformats.org/officeDocument/2006/customXml" ds:itemID="{5C007A3F-821A-4B69-886C-6C57F026D5E3}"/>
-</file>
-
-<file path=customXml/itemProps3.xml><?xml version="1.0" encoding="utf-8"?>
-<ds:datastoreItem xmlns:ds="http://schemas.openxmlformats.org/officeDocument/2006/customXml" ds:itemID="{5DC3BE1B-6466-410F-B909-D46665981EB2}"/>
 </file>
--- a/Atana-Ecosystem-Architecture-v1.0.docx
+++ b/Atana-Ecosystem-Architecture-v1.0.docx
@@ -15879,4 +15879,199 @@
     </w:rPr>
   </w:style>
 </w:styles>
+</file>
+
+<file path=customXml/item1.xml><?xml version="1.0" encoding="utf-8"?>
+<ct:contentTypeSchema xmlns:ct="http://schemas.microsoft.com/office/2006/metadata/contentType" xmlns:ma="http://schemas.microsoft.com/office/2006/metadata/properties/metaAttributes" ct:_="" ma:_="" ma:contentTypeName="Document" ma:contentTypeID="0x0101008E3AE2BAD2C6FA4D8B4D95CE89FC31A3" ma:contentTypeVersion="8" ma:contentTypeDescription="Create a new document." ma:contentTypeScope="" ma:versionID="a2ce85c62cd7e9a608298e998330aeb7">
+  <xsd:schema xmlns:xsd="http://www.w3.org/2001/XMLSchema" xmlns:xs="http://www.w3.org/2001/XMLSchema" xmlns:p="http://schemas.microsoft.com/office/2006/metadata/properties" xmlns:ns2="ae81e17b-11c2-44ae-89e9-9ad5f5ff8880" targetNamespace="http://schemas.microsoft.com/office/2006/metadata/properties" ma:root="true" ma:fieldsID="1504f635df8bfa7d9525024d2d10bc95" ns2:_="">
+    <xsd:import namespace="ae81e17b-11c2-44ae-89e9-9ad5f5ff8880"/>
+    <xsd:element name="properties">
+      <xsd:complexType>
+        <xsd:sequence>
+          <xsd:element name="documentManagement">
+            <xsd:complexType>
+              <xsd:all>
+                <xsd:element ref="ns2:MediaServiceMetadata" minOccurs="0"/>
+                <xsd:element ref="ns2:MediaServiceFastMetadata" minOccurs="0"/>
+                <xsd:element ref="ns2:MediaServiceSearchProperties" minOccurs="0"/>
+                <xsd:element ref="ns2:MediaServiceDateTaken" minOccurs="0"/>
+                <xsd:element ref="ns2:lcf76f155ced4ddcb4097134ff3c332f" minOccurs="0"/>
+                <xsd:element ref="ns2:MediaServiceGenerationTime" minOccurs="0"/>
+                <xsd:element ref="ns2:MediaServiceEventHashCode" minOccurs="0"/>
+              </xsd:all>
+            </xsd:complexType>
+          </xsd:element>
+        </xsd:sequence>
+      </xsd:complexType>
+    </xsd:element>
+  </xsd:schema>
+  <xsd:schema xmlns:xsd="http://www.w3.org/2001/XMLSchema" xmlns:xs="http://www.w3.org/2001/XMLSchema" xmlns:dms="http://schemas.microsoft.com/office/2006/documentManagement/types" xmlns:pc="http://schemas.microsoft.com/office/infopath/2007/PartnerControls" targetNamespace="ae81e17b-11c2-44ae-89e9-9ad5f5ff8880" elementFormDefault="qualified">
+    <xsd:import namespace="http://schemas.microsoft.com/office/2006/documentManagement/types"/>
+    <xsd:import namespace="http://schemas.microsoft.com/office/infopath/2007/PartnerControls"/>
+    <xsd:element name="MediaServiceMetadata" ma:index="8" nillable="true" ma:displayName="MediaServiceMetadata" ma:hidden="true" ma:internalName="MediaServiceMetadata" ma:readOnly="true">
+      <xsd:simpleType>
+        <xsd:restriction base="dms:Note"/>
+      </xsd:simpleType>
+    </xsd:element>
+    <xsd:element name="MediaServiceFastMetadata" ma:index="9" nillable="true" ma:displayName="MediaServiceFastMetadata" ma:hidden="true" ma:internalName="MediaServiceFastMetadata" ma:readOnly="true">
+      <xsd:simpleType>
+        <xsd:restriction base="dms:Note"/>
+      </xsd:simpleType>
+    </xsd:element>
+    <xsd:element name="MediaServiceSearchProperties" ma:index="10" nillable="true" ma:displayName="MediaServiceSearchProperties" ma:hidden="true" ma:internalName="MediaServiceSearchProperties" ma:readOnly="true">
+      <xsd:simpleType>
+        <xsd:restriction base="dms:Note"/>
+      </xsd:simpleType>
+    </xsd:element>
+    <xsd:element name="MediaServiceDateTaken" ma:index="11" nillable="true" ma:displayName="MediaServiceDateTaken" ma:hidden="true" ma:indexed="true" ma:internalName="MediaServiceDateTaken" ma:readOnly="true">
+      <xsd:simpleType>
+        <xsd:restriction base="dms:Text"/>
+      </xsd:simpleType>
+    </xsd:element>
+    <xsd:element name="lcf76f155ced4ddcb4097134ff3c332f" ma:index="13" nillable="true" ma:taxonomy="true" ma:internalName="lcf76f155ced4ddcb4097134ff3c332f" ma:taxonomyFieldName="MediaServiceImageTags" ma:displayName="Image Tags" ma:readOnly="false" ma:fieldId="{5cf76f15-5ced-4ddc-b409-7134ff3c332f}" ma:taxonomyMulti="true" ma:sspId="c4ac2493-9f1f-4345-86a0-c36146f38f1d" ma:termSetId="09814cd3-568e-fe90-9814-8d621ff8fb84" ma:anchorId="fba54fb3-c3e1-fe81-a776-ca4b69148c4d" ma:open="true" ma:isKeyword="false">
+      <xsd:complexType>
+        <xsd:sequence>
+          <xsd:element ref="pc:Terms" minOccurs="0" maxOccurs="1"/>
+        </xsd:sequence>
+      </xsd:complexType>
+    </xsd:element>
+    <xsd:element name="MediaServiceGenerationTime" ma:index="14" nillable="true" ma:displayName="MediaServiceGenerationTime" ma:hidden="true" ma:internalName="MediaServiceGenerationTime" ma:readOnly="true">
+      <xsd:simpleType>
+        <xsd:restriction base="dms:Text"/>
+      </xsd:simpleType>
+    </xsd:element>
+    <xsd:element name="MediaServiceEventHashCode" ma:index="15" nillable="true" ma:displayName="MediaServiceEventHashCode" ma:hidden="true" ma:internalName="MediaServiceEventHashCode" ma:readOnly="true">
+      <xsd:simpleType>
+        <xsd:restriction base="dms:Text"/>
+      </xsd:simpleType>
+    </xsd:element>
+  </xsd:schema>
+  <xsd:schema xmlns="http://schemas.openxmlformats.org/package/2006/metadata/core-properties" xmlns:xsd="http://www.w3.org/2001/XMLSchema" xmlns:xsi="http://www.w3.org/2001/XMLSchema-instance" xmlns:dc="http://purl.org/dc/elements/1.1/" xmlns:dcterms="http://purl.org/dc/terms/" xmlns:odoc="http://schemas.microsoft.com/internal/obd" targetNamespace="http://schemas.openxmlformats.org/package/2006/metadata/core-properties" elementFormDefault="qualified" attributeFormDefault="unqualified" blockDefault="#all">
+    <xsd:import namespace="http://purl.org/dc/elements/1.1/" schemaLocation="http://dublincore.org/schemas/xmls/qdc/2003/04/02/dc.xsd"/>
+    <xsd:import namespace="http://purl.org/dc/terms/" schemaLocation="http://dublincore.org/schemas/xmls/qdc/2003/04/02/dcterms.xsd"/>
+    <xsd:element name="coreProperties" type="CT_coreProperties"/>
+    <xsd:complexType name="CT_coreProperties">
+      <xsd:all>
+        <xsd:element ref="dc:creator" minOccurs="0" maxOccurs="1"/>
+        <xsd:element ref="dcterms:created" minOccurs="0" maxOccurs="1"/>
+        <xsd:element ref="dc:identifier" minOccurs="0" maxOccurs="1"/>
+        <xsd:element name="contentType" minOccurs="0" maxOccurs="1" type="xsd:string" ma:index="0" ma:displayName="Content Type"/>
+        <xsd:element ref="dc:title" minOccurs="0" maxOccurs="1" ma:index="4" ma:displayName="Title"/>
+        <xsd:element ref="dc:subject" minOccurs="0" maxOccurs="1"/>
+        <xsd:element ref="dc:description" minOccurs="0" maxOccurs="1"/>
+        <xsd:element name="keywords" minOccurs="0" maxOccurs="1" type="xsd:string"/>
+        <xsd:element ref="dc:language" minOccurs="0" maxOccurs="1"/>
+        <xsd:element name="category" minOccurs="0" maxOccurs="1" type="xsd:string"/>
+        <xsd:element name="version" minOccurs="0" maxOccurs="1" type="xsd:string"/>
+        <xsd:element name="revision" minOccurs="0" maxOccurs="1" type="xsd:string">
+          <xsd:annotation>
+            <xsd:documentation>
+                        This value indicates the number of saves or revisions. The application is responsible for updating this value after each revision.
+                    </xsd:documentation>
+          </xsd:annotation>
+        </xsd:element>
+        <xsd:element name="lastModifiedBy" minOccurs="0" maxOccurs="1" type="xsd:string"/>
+        <xsd:element ref="dcterms:modified" minOccurs="0" maxOccurs="1"/>
+        <xsd:element name="contentStatus" minOccurs="0" maxOccurs="1" type="xsd:string"/>
+      </xsd:all>
+    </xsd:complexType>
+  </xsd:schema>
+  <xs:schema xmlns:pc="http://schemas.microsoft.com/office/infopath/2007/PartnerControls" xmlns:xs="http://www.w3.org/2001/XMLSchema" targetNamespace="http://schemas.microsoft.com/office/infopath/2007/PartnerControls" elementFormDefault="qualified" attributeFormDefault="unqualified">
+    <xs:element name="Person">
+      <xs:complexType>
+        <xs:sequence>
+          <xs:element ref="pc:DisplayName" minOccurs="0"/>
+          <xs:element ref="pc:AccountId" minOccurs="0"/>
+          <xs:element ref="pc:AccountType" minOccurs="0"/>
+        </xs:sequence>
+      </xs:complexType>
+    </xs:element>
+    <xs:element name="DisplayName" type="xs:string"/>
+    <xs:element name="AccountId" type="xs:string"/>
+    <xs:element name="AccountType" type="xs:string"/>
+    <xs:element name="BDCAssociatedEntity">
+      <xs:complexType>
+        <xs:sequence>
+          <xs:element ref="pc:BDCEntity" minOccurs="0" maxOccurs="unbounded"/>
+        </xs:sequence>
+        <xs:attribute ref="pc:EntityNamespace"/>
+        <xs:attribute ref="pc:EntityName"/>
+        <xs:attribute ref="pc:SystemInstanceName"/>
+        <xs:attribute ref="pc:AssociationName"/>
+      </xs:complexType>
+    </xs:element>
+    <xs:attribute name="EntityNamespace" type="xs:string"/>
+    <xs:attribute name="EntityName" type="xs:string"/>
+    <xs:attribute name="SystemInstanceName" type="xs:string"/>
+    <xs:attribute name="AssociationName" type="xs:string"/>
+    <xs:element name="BDCEntity">
+      <xs:complexType>
+        <xs:sequence>
+          <xs:element ref="pc:EntityDisplayName" minOccurs="0"/>
+          <xs:element ref="pc:EntityInstanceReference" minOccurs="0"/>
+          <xs:element ref="pc:EntityId1" minOccurs="0"/>
+          <xs:element ref="pc:EntityId2" minOccurs="0"/>
+          <xs:element ref="pc:EntityId3" minOccurs="0"/>
+          <xs:element ref="pc:EntityId4" minOccurs="0"/>
+          <xs:element ref="pc:EntityId5" minOccurs="0"/>
+        </xs:sequence>
+      </xs:complexType>
+    </xs:element>
+    <xs:element name="EntityDisplayName" type="xs:string"/>
+    <xs:element name="EntityInstanceReference" type="xs:string"/>
+    <xs:element name="EntityId1" type="xs:string"/>
+    <xs:element name="EntityId2" type="xs:string"/>
+    <xs:element name="EntityId3" type="xs:string"/>
+    <xs:element name="EntityId4" type="xs:string"/>
+    <xs:element name="EntityId5" type="xs:string"/>
+    <xs:element name="Terms">
+      <xs:complexType>
+        <xs:sequence>
+          <xs:element ref="pc:TermInfo" minOccurs="0" maxOccurs="unbounded"/>
+        </xs:sequence>
+      </xs:complexType>
+    </xs:element>
+    <xs:element name="TermInfo">
+      <xs:complexType>
+        <xs:sequence>
+          <xs:element ref="pc:TermName" minOccurs="0"/>
+          <xs:element ref="pc:TermId" minOccurs="0"/>
+        </xs:sequence>
+      </xs:complexType>
+    </xs:element>
+    <xs:element name="TermName" type="xs:string"/>
+    <xs:element name="TermId" type="xs:string"/>
+  </xs:schema>
+</ct:contentTypeSchema>
+</file>
+
+<file path=customXml/item2.xml><?xml version="1.0" encoding="utf-8"?>
+<?mso-contentType ?>
+<FormTemplates xmlns="http://schemas.microsoft.com/sharepoint/v3/contenttype/forms">
+  <Display>DocumentLibraryForm</Display>
+  <Edit>DocumentLibraryForm</Edit>
+  <New>DocumentLibraryForm</New>
+</FormTemplates>
+</file>
+
+<file path=customXml/item3.xml><?xml version="1.0" encoding="utf-8"?>
+<p:properties xmlns:p="http://schemas.microsoft.com/office/2006/metadata/properties" xmlns:xsi="http://www.w3.org/2001/XMLSchema-instance" xmlns:pc="http://schemas.microsoft.com/office/infopath/2007/PartnerControls">
+  <documentManagement>
+    <lcf76f155ced4ddcb4097134ff3c332f xmlns="ae81e17b-11c2-44ae-89e9-9ad5f5ff8880">
+      <Terms xmlns="http://schemas.microsoft.com/office/infopath/2007/PartnerControls"/>
+    </lcf76f155ced4ddcb4097134ff3c332f>
+  </documentManagement>
+</p:properties>
+</file>
+
+<file path=customXml/itemProps1.xml><?xml version="1.0" encoding="utf-8"?>
+<ds:datastoreItem xmlns:ds="http://schemas.openxmlformats.org/officeDocument/2006/customXml" ds:itemID="{1AF925D0-26DD-4767-A80E-8D6AAF10FF99}"/>
+</file>
+
+<file path=customXml/itemProps2.xml><?xml version="1.0" encoding="utf-8"?>
+<ds:datastoreItem xmlns:ds="http://schemas.openxmlformats.org/officeDocument/2006/customXml" ds:itemID="{584D01B2-06CD-4080-8F21-DF635D0169B7}"/>
+</file>
+
+<file path=customXml/itemProps3.xml><?xml version="1.0" encoding="utf-8"?>
+<ds:datastoreItem xmlns:ds="http://schemas.openxmlformats.org/officeDocument/2006/customXml" ds:itemID="{14A31B6C-8691-44E9-95CC-78520DE919D9}"/>
 </file>
--- a/Atana-Ecosystem-Architecture-v1.0.docx
+++ b/Atana-Ecosystem-Architecture-v1.0.docx
@@ -15879,199 +15879,4 @@
     </w:rPr>
   </w:style>
 </w:styles>
-</file>
-
-<file path=customXml/item1.xml><?xml version="1.0" encoding="utf-8"?>
-<ct:contentTypeSchema xmlns:ct="http://schemas.microsoft.com/office/2006/metadata/contentType" xmlns:ma="http://schemas.microsoft.com/office/2006/metadata/properties/metaAttributes" ct:_="" ma:_="" ma:contentTypeName="Document" ma:contentTypeID="0x0101008E3AE2BAD2C6FA4D8B4D95CE89FC31A3" ma:contentTypeVersion="8" ma:contentTypeDescription="Create a new document." ma:contentTypeScope="" ma:versionID="a2ce85c62cd7e9a608298e998330aeb7">
-  <xsd:schema xmlns:xsd="http://www.w3.org/2001/XMLSchema" xmlns:xs="http://www.w3.org/2001/XMLSchema" xmlns:p="http://schemas.microsoft.com/office/2006/metadata/properties" xmlns:ns2="ae81e17b-11c2-44ae-89e9-9ad5f5ff8880" targetNamespace="http://schemas.microsoft.com/office/2006/metadata/properties" ma:root="true" ma:fieldsID="1504f635df8bfa7d9525024d2d10bc95" ns2:_="">
-    <xsd:import namespace="ae81e17b-11c2-44ae-89e9-9ad5f5ff8880"/>
-    <xsd:element name="properties">
-      <xsd:complexType>
-        <xsd:sequence>
-          <xsd:element name="documentManagement">
-            <xsd:complexType>
-              <xsd:all>
-                <xsd:element ref="ns2:MediaServiceMetadata" minOccurs="0"/>
-                <xsd:element ref="ns2:MediaServiceFastMetadata" minOccurs="0"/>
-                <xsd:element ref="ns2:MediaServiceSearchProperties" minOccurs="0"/>
-                <xsd:element ref="ns2:MediaServiceDateTaken" minOccurs="0"/>
-                <xsd:element ref="ns2:lcf76f155ced4ddcb4097134ff3c332f" minOccurs="0"/>
-                <xsd:element ref="ns2:MediaServiceGenerationTime" minOccurs="0"/>
-                <xsd:element ref="ns2:MediaServiceEventHashCode" minOccurs="0"/>
-              </xsd:all>
-            </xsd:complexType>
-          </xsd:element>
-        </xsd:sequence>
-      </xsd:complexType>
-    </xsd:element>
-  </xsd:schema>
-  <xsd:schema xmlns:xsd="http://www.w3.org/2001/XMLSchema" xmlns:xs="http://www.w3.org/2001/XMLSchema" xmlns:dms="http://schemas.microsoft.com/office/2006/documentManagement/types" xmlns:pc="http://schemas.microsoft.com/office/infopath/2007/PartnerControls" targetNamespace="ae81e17b-11c2-44ae-89e9-9ad5f5ff8880" elementFormDefault="qualified">
-    <xsd:import namespace="http://schemas.microsoft.com/office/2006/documentManagement/types"/>
-    <xsd:import namespace="http://schemas.microsoft.com/office/infopath/2007/PartnerControls"/>
-    <xsd:element name="MediaServiceMetadata" ma:index="8" nillable="true" ma:displayName="MediaServiceMetadata" ma:hidden="true" ma:internalName="MediaServiceMetadata" ma:readOnly="true">
-      <xsd:simpleType>
-        <xsd:restriction base="dms:Note"/>
-      </xsd:simpleType>
-    </xsd:element>
-    <xsd:element name="MediaServiceFastMetadata" ma:index="9" nillable="true" ma:displayName="MediaServiceFastMetadata" ma:hidden="true" ma:internalName="MediaServiceFastMetadata" ma:readOnly="true">
-      <xsd:simpleType>
-        <xsd:restriction base="dms:Note"/>
-      </xsd:simpleType>
-    </xsd:element>
-    <xsd:element name="MediaServiceSearchProperties" ma:index="10" nillable="true" ma:displayName="MediaServiceSearchProperties" ma:hidden="true" ma:internalName="MediaServiceSearchProperties" ma:readOnly="true">
-      <xsd:simpleType>
-        <xsd:restriction base="dms:Note"/>
-      </xsd:simpleType>
-    </xsd:element>
-    <xsd:element name="MediaServiceDateTaken" ma:index="11" nillable="true" ma:displayName="MediaServiceDateTaken" ma:hidden="true" ma:indexed="true" ma:internalName="MediaServiceDateTaken" ma:readOnly="true">
-      <xsd:simpleType>
-        <xsd:restriction base="dms:Text"/>
-      </xsd:simpleType>
-    </xsd:element>
-    <xsd:element name="lcf76f155ced4ddcb4097134ff3c332f" ma:index="13" nillable="true" ma:taxonomy="true" ma:internalName="lcf76f155ced4ddcb4097134ff3c332f" ma:taxonomyFieldName="MediaServiceImageTags" ma:displayName="Image Tags" ma:readOnly="false" ma:fieldId="{5cf76f15-5ced-4ddc-b409-7134ff3c332f}" ma:taxonomyMulti="true" ma:sspId="c4ac2493-9f1f-4345-86a0-c36146f38f1d" ma:termSetId="09814cd3-568e-fe90-9814-8d621ff8fb84" ma:anchorId="fba54fb3-c3e1-fe81-a776-ca4b69148c4d" ma:open="true" ma:isKeyword="false">
-      <xsd:complexType>
-        <xsd:sequence>
-          <xsd:element ref="pc:Terms" minOccurs="0" maxOccurs="1"/>
-        </xsd:sequence>
-      </xsd:complexType>
-    </xsd:element>
-    <xsd:element name="MediaServiceGenerationTime" ma:index="14" nillable="true" ma:displayName="MediaServiceGenerationTime" ma:hidden="true" ma:internalName="MediaServiceGenerationTime" ma:readOnly="true">
-      <xsd:simpleType>
-        <xsd:restriction base="dms:Text"/>
-      </xsd:simpleType>
-    </xsd:element>
-    <xsd:element name="MediaServiceEventHashCode" ma:index="15" nillable="true" ma:displayName="MediaServiceEventHashCode" ma:hidden="true" ma:internalName="MediaServiceEventHashCode" ma:readOnly="true">
-      <xsd:simpleType>
-        <xsd:restriction base="dms:Text"/>
-      </xsd:simpleType>
-    </xsd:element>
-  </xsd:schema>
-  <xsd:schema xmlns="http://schemas.openxmlformats.org/package/2006/metadata/core-properties" xmlns:xsd="http://www.w3.org/2001/XMLSchema" xmlns:xsi="http://www.w3.org/2001/XMLSchema-instance" xmlns:dc="http://purl.org/dc/elements/1.1/" xmlns:dcterms="http://purl.org/dc/terms/" xmlns:odoc="http://schemas.microsoft.com/internal/obd" targetNamespace="http://schemas.openxmlformats.org/package/2006/metadata/core-properties" elementFormDefault="qualified" attributeFormDefault="unqualified" blockDefault="#all">
-    <xsd:import namespace="http://purl.org/dc/elements/1.1/" schemaLocation="http://dublincore.org/schemas/xmls/qdc/2003/04/02/dc.xsd"/>
-    <xsd:import namespace="http://purl.org/dc/terms/" schemaLocation="http://dublincore.org/schemas/xmls/qdc/2003/04/02/dcterms.xsd"/>
-    <xsd:element name="coreProperties" type="CT_coreProperties"/>
-    <xsd:complexType name="CT_coreProperties">
-      <xsd:all>
-        <xsd:element ref="dc:creator" minOccurs="0" maxOccurs="1"/>
-        <xsd:element ref="dcterms:created" minOccurs="0" maxOccurs="1"/>
-        <xsd:element ref="dc:identifier" minOccurs="0" maxOccurs="1"/>
-        <xsd:element name="contentType" minOccurs="0" maxOccurs="1" type="xsd:string" ma:index="0" ma:displayName="Content Type"/>
-        <xsd:element ref="dc:title" minOccurs="0" maxOccurs="1" ma:index="4" ma:displayName="Title"/>
-        <xsd:element ref="dc:subject" minOccurs="0" maxOccurs="1"/>
-        <xsd:element ref="dc:description" minOccurs="0" maxOccurs="1"/>
-        <xsd:element name="keywords" minOccurs="0" maxOccurs="1" type="xsd:string"/>
-        <xsd:element ref="dc:language" minOccurs="0" maxOccurs="1"/>
-        <xsd:element name="category" minOccurs="0" maxOccurs="1" type="xsd:string"/>
-        <xsd:element name="version" minOccurs="0" maxOccurs="1" type="xsd:string"/>
-        <xsd:element name="revision" minOccurs="0" maxOccurs="1" type="xsd:string">
-          <xsd:annotation>
-            <xsd:documentation>
-                        This value indicates the number of saves or revisions. The application is responsible for updating this value after each revision.
-                    </xsd:documentation>
-          </xsd:annotation>
-        </xsd:element>
-        <xsd:element name="lastModifiedBy" minOccurs="0" maxOccurs="1" type="xsd:string"/>
-        <xsd:element ref="dcterms:modified" minOccurs="0" maxOccurs="1"/>
-        <xsd:element name="contentStatus" minOccurs="0" maxOccurs="1" type="xsd:string"/>
-      </xsd:all>
-    </xsd:complexType>
-  </xsd:schema>
-  <xs:schema xmlns:pc="http://schemas.microsoft.com/office/infopath/2007/PartnerControls" xmlns:xs="http://www.w3.org/2001/XMLSchema" targetNamespace="http://schemas.microsoft.com/office/infopath/2007/PartnerControls" elementFormDefault="qualified" attributeFormDefault="unqualified">
-    <xs:element name="Person">
-      <xs:complexType>
-        <xs:sequence>
-          <xs:element ref="pc:DisplayName" minOccurs="0"/>
-          <xs:element ref="pc:AccountId" minOccurs="0"/>
-          <xs:element ref="pc:AccountType" minOccurs="0"/>
-        </xs:sequence>
-      </xs:complexType>
-    </xs:element>
-    <xs:element name="DisplayName" type="xs:string"/>
-    <xs:element name="AccountId" type="xs:string"/>
-    <xs:element name="AccountType" type="xs:string"/>
-    <xs:element name="BDCAssociatedEntity">
-      <xs:complexType>
-        <xs:sequence>
-          <xs:element ref="pc:BDCEntity" minOccurs="0" maxOccurs="unbounded"/>
-        </xs:sequence>
-        <xs:attribute ref="pc:EntityNamespace"/>
-        <xs:attribute ref="pc:EntityName"/>
-        <xs:attribute ref="pc:SystemInstanceName"/>
-        <xs:attribute ref="pc:AssociationName"/>
-      </xs:complexType>
-    </xs:element>
-    <xs:attribute name="EntityNamespace" type="xs:string"/>
-    <xs:attribute name="EntityName" type="xs:string"/>
-    <xs:attribute name="SystemInstanceName" type="xs:string"/>
-    <xs:attribute name="AssociationName" type="xs:string"/>
-    <xs:element name="BDCEntity">
-      <xs:complexType>
-        <xs:sequence>
-          <xs:element ref="pc:EntityDisplayName" minOccurs="0"/>
-          <xs:element ref="pc:EntityInstanceReference" minOccurs="0"/>
-          <xs:element ref="pc:EntityId1" minOccurs="0"/>
-          <xs:element ref="pc:EntityId2" minOccurs="0"/>
-          <xs:element ref="pc:EntityId3" minOccurs="0"/>
-          <xs:element ref="pc:EntityId4" minOccurs="0"/>
-          <xs:element ref="pc:EntityId5" minOccurs="0"/>
-        </xs:sequence>
-      </xs:complexType>
-    </xs:element>
-    <xs:element name="EntityDisplayName" type="xs:string"/>
-    <xs:element name="EntityInstanceReference" type="xs:string"/>
-    <xs:element name="EntityId1" type="xs:string"/>
-    <xs:element name="EntityId2" type="xs:string"/>
-    <xs:element name="EntityId3" type="xs:string"/>
-    <xs:element name="EntityId4" type="xs:string"/>
-    <xs:element name="EntityId5" type="xs:string"/>
-    <xs:element name="Terms">
-      <xs:complexType>
-        <xs:sequence>
-          <xs:element ref="pc:TermInfo" minOccurs="0" maxOccurs="unbounded"/>
-        </xs:sequence>
-      </xs:complexType>
-    </xs:element>
-    <xs:element name="TermInfo">
-      <xs:complexType>
-        <xs:sequence>
-          <xs:element ref="pc:TermName" minOccurs="0"/>
-          <xs:element ref="pc:TermId" minOccurs="0"/>
-        </xs:sequence>
-      </xs:complexType>
-    </xs:element>
-    <xs:element name="TermName" type="xs:string"/>
-    <xs:element name="TermId" type="xs:string"/>
-  </xs:schema>
-</ct:contentTypeSchema>
-</file>
-
-<file path=customXml/item2.xml><?xml version="1.0" encoding="utf-8"?>
-<?mso-contentType ?>
-<FormTemplates xmlns="http://schemas.microsoft.com/sharepoint/v3/contenttype/forms">
-  <Display>DocumentLibraryForm</Display>
-  <Edit>DocumentLibraryForm</Edit>
-  <New>DocumentLibraryForm</New>
-</FormTemplates>
-</file>
-
-<file path=customXml/item3.xml><?xml version="1.0" encoding="utf-8"?>
-<p:properties xmlns:p="http://schemas.microsoft.com/office/2006/metadata/properties" xmlns:xsi="http://www.w3.org/2001/XMLSchema-instance" xmlns:pc="http://schemas.microsoft.com/office/infopath/2007/PartnerControls">
-  <documentManagement>
-    <lcf76f155ced4ddcb4097134ff3c332f xmlns="ae81e17b-11c2-44ae-89e9-9ad5f5ff8880">
-      <Terms xmlns="http://schemas.microsoft.com/office/infopath/2007/PartnerControls"/>
-    </lcf76f155ced4ddcb4097134ff3c332f>
-  </documentManagement>
-</p:properties>
-</file>
-
-<file path=customXml/itemProps1.xml><?xml version="1.0" encoding="utf-8"?>
-<ds:datastoreItem xmlns:ds="http://schemas.openxmlformats.org/officeDocument/2006/customXml" ds:itemID="{1AF925D0-26DD-4767-A80E-8D6AAF10FF99}"/>
-</file>
-
-<file path=customXml/itemProps2.xml><?xml version="1.0" encoding="utf-8"?>
-<ds:datastoreItem xmlns:ds="http://schemas.openxmlformats.org/officeDocument/2006/customXml" ds:itemID="{584D01B2-06CD-4080-8F21-DF635D0169B7}"/>
-</file>
-
-<file path=customXml/itemProps3.xml><?xml version="1.0" encoding="utf-8"?>
-<ds:datastoreItem xmlns:ds="http://schemas.openxmlformats.org/officeDocument/2006/customXml" ds:itemID="{14A31B6C-8691-44E9-95CC-78520DE919D9}"/>
 </file>
--- a/Atana-Ecosystem-Architecture-v1.0.docx
+++ b/Atana-Ecosystem-Architecture-v1.0.docx
@@ -15879,4 +15879,199 @@
     </w:rPr>
   </w:style>
 </w:styles>
+</file>
+
+<file path=customXml/item1.xml><?xml version="1.0" encoding="utf-8"?>
+<ct:contentTypeSchema xmlns:ct="http://schemas.microsoft.com/office/2006/metadata/contentType" xmlns:ma="http://schemas.microsoft.com/office/2006/metadata/properties/metaAttributes" ct:_="" ma:_="" ma:contentTypeName="Document" ma:contentTypeID="0x0101008E3AE2BAD2C6FA4D8B4D95CE89FC31A3" ma:contentTypeVersion="8" ma:contentTypeDescription="Create a new document." ma:contentTypeScope="" ma:versionID="a2ce85c62cd7e9a608298e998330aeb7">
+  <xsd:schema xmlns:xsd="http://www.w3.org/2001/XMLSchema" xmlns:xs="http://www.w3.org/2001/XMLSchema" xmlns:p="http://schemas.microsoft.com/office/2006/metadata/properties" xmlns:ns2="ae81e17b-11c2-44ae-89e9-9ad5f5ff8880" targetNamespace="http://schemas.microsoft.com/office/2006/metadata/properties" ma:root="true" ma:fieldsID="1504f635df8bfa7d9525024d2d10bc95" ns2:_="">
+    <xsd:import namespace="ae81e17b-11c2-44ae-89e9-9ad5f5ff8880"/>
+    <xsd:element name="properties">
+      <xsd:complexType>
+        <xsd:sequence>
+          <xsd:element name="documentManagement">
+            <xsd:complexType>
+              <xsd:all>
+                <xsd:element ref="ns2:MediaServiceMetadata" minOccurs="0"/>
+                <xsd:element ref="ns2:MediaServiceFastMetadata" minOccurs="0"/>
+                <xsd:element ref="ns2:MediaServiceSearchProperties" minOccurs="0"/>
+                <xsd:element ref="ns2:MediaServiceDateTaken" minOccurs="0"/>
+                <xsd:element ref="ns2:lcf76f155ced4ddcb4097134ff3c332f" minOccurs="0"/>
+                <xsd:element ref="ns2:MediaServiceGenerationTime" minOccurs="0"/>
+                <xsd:element ref="ns2:MediaServiceEventHashCode" minOccurs="0"/>
+              </xsd:all>
+            </xsd:complexType>
+          </xsd:element>
+        </xsd:sequence>
+      </xsd:complexType>
+    </xsd:element>
+  </xsd:schema>
+  <xsd:schema xmlns:xsd="http://www.w3.org/2001/XMLSchema" xmlns:xs="http://www.w3.org/2001/XMLSchema" xmlns:dms="http://schemas.microsoft.com/office/2006/documentManagement/types" xmlns:pc="http://schemas.microsoft.com/office/infopath/2007/PartnerControls" targetNamespace="ae81e17b-11c2-44ae-89e9-9ad5f5ff8880" elementFormDefault="qualified">
+    <xsd:import namespace="http://schemas.microsoft.com/office/2006/documentManagement/types"/>
+    <xsd:import namespace="http://schemas.microsoft.com/office/infopath/2007/PartnerControls"/>
+    <xsd:element name="MediaServiceMetadata" ma:index="8" nillable="true" ma:displayName="MediaServiceMetadata" ma:hidden="true" ma:internalName="MediaServiceMetadata" ma:readOnly="true">
+      <xsd:simpleType>
+        <xsd:restriction base="dms:Note"/>
+      </xsd:simpleType>
+    </xsd:element>
+    <xsd:element name="MediaServiceFastMetadata" ma:index="9" nillable="true" ma:displayName="MediaServiceFastMetadata" ma:hidden="true" ma:internalName="MediaServiceFastMetadata" ma:readOnly="true">
+      <xsd:simpleType>
+        <xsd:restriction base="dms:Note"/>
+      </xsd:simpleType>
+    </xsd:element>
+    <xsd:element name="MediaServiceSearchProperties" ma:index="10" nillable="true" ma:displayName="MediaServiceSearchProperties" ma:hidden="true" ma:internalName="MediaServiceSearchProperties" ma:readOnly="true">
+      <xsd:simpleType>
+        <xsd:restriction base="dms:Note"/>
+      </xsd:simpleType>
+    </xsd:element>
+    <xsd:element name="MediaServiceDateTaken" ma:index="11" nillable="true" ma:displayName="MediaServiceDateTaken" ma:hidden="true" ma:indexed="true" ma:internalName="MediaServiceDateTaken" ma:readOnly="true">
+      <xsd:simpleType>
+        <xsd:restriction base="dms:Text"/>
+      </xsd:simpleType>
+    </xsd:element>
+    <xsd:element name="lcf76f155ced4ddcb4097134ff3c332f" ma:index="13" nillable="true" ma:taxonomy="true" ma:internalName="lcf76f155ced4ddcb4097134ff3c332f" ma:taxonomyFieldName="MediaServiceImageTags" ma:displayName="Image Tags" ma:readOnly="false" ma:fieldId="{5cf76f15-5ced-4ddc-b409-7134ff3c332f}" ma:taxonomyMulti="true" ma:sspId="c4ac2493-9f1f-4345-86a0-c36146f38f1d" ma:termSetId="09814cd3-568e-fe90-9814-8d621ff8fb84" ma:anchorId="fba54fb3-c3e1-fe81-a776-ca4b69148c4d" ma:open="true" ma:isKeyword="false">
+      <xsd:complexType>
+        <xsd:sequence>
+          <xsd:element ref="pc:Terms" minOccurs="0" maxOccurs="1"/>
+        </xsd:sequence>
+      </xsd:complexType>
+    </xsd:element>
+    <xsd:element name="MediaServiceGenerationTime" ma:index="14" nillable="true" ma:displayName="MediaServiceGenerationTime" ma:hidden="true" ma:internalName="MediaServiceGenerationTime" ma:readOnly="true">
+      <xsd:simpleType>
+        <xsd:restriction base="dms:Text"/>
+      </xsd:simpleType>
+    </xsd:element>
+    <xsd:element name="MediaServiceEventHashCode" ma:index="15" nillable="true" ma:displayName="MediaServiceEventHashCode" ma:hidden="true" ma:internalName="MediaServiceEventHashCode" ma:readOnly="true">
+      <xsd:simpleType>
+        <xsd:restriction base="dms:Text"/>
+      </xsd:simpleType>
+    </xsd:element>
+  </xsd:schema>
+  <xsd:schema xmlns="http://schemas.openxmlformats.org/package/2006/metadata/core-properties" xmlns:xsd="http://www.w3.org/2001/XMLSchema" xmlns:xsi="http://www.w3.org/2001/XMLSchema-instance" xmlns:dc="http://purl.org/dc/elements/1.1/" xmlns:dcterms="http://purl.org/dc/terms/" xmlns:odoc="http://schemas.microsoft.com/internal/obd" targetNamespace="http://schemas.openxmlformats.org/package/2006/metadata/core-properties" elementFormDefault="qualified" attributeFormDefault="unqualified" blockDefault="#all">
+    <xsd:import namespace="http://purl.org/dc/elements/1.1/" schemaLocation="http://dublincore.org/schemas/xmls/qdc/2003/04/02/dc.xsd"/>
+    <xsd:import namespace="http://purl.org/dc/terms/" schemaLocation="http://dublincore.org/schemas/xmls/qdc/2003/04/02/dcterms.xsd"/>
+    <xsd:element name="coreProperties" type="CT_coreProperties"/>
+    <xsd:complexType name="CT_coreProperties">
+      <xsd:all>
+        <xsd:element ref="dc:creator" minOccurs="0" maxOccurs="1"/>
+        <xsd:element ref="dcterms:created" minOccurs="0" maxOccurs="1"/>
+        <xsd:element ref="dc:identifier" minOccurs="0" maxOccurs="1"/>
+        <xsd:element name="contentType" minOccurs="0" maxOccurs="1" type="xsd:string" ma:index="0" ma:displayName="Content Type"/>
+        <xsd:element ref="dc:title" minOccurs="0" maxOccurs="1" ma:index="4" ma:displayName="Title"/>
+        <xsd:element ref="dc:subject" minOccurs="0" maxOccurs="1"/>
+        <xsd:element ref="dc:description" minOccurs="0" maxOccurs="1"/>
+        <xsd:element name="keywords" minOccurs="0" maxOccurs="1" type="xsd:string"/>
+        <xsd:element ref="dc:language" minOccurs="0" maxOccurs="1"/>
+        <xsd:element name="category" minOccurs="0" maxOccurs="1" type="xsd:string"/>
+        <xsd:element name="version" minOccurs="0" maxOccurs="1" type="xsd:string"/>
+        <xsd:element name="revision" minOccurs="0" maxOccurs="1" type="xsd:string">
+          <xsd:annotation>
+            <xsd:documentation>
+                        This value indicates the number of saves or revisions. The application is responsible for updating this value after each revision.
+                    </xsd:documentation>
+          </xsd:annotation>
+        </xsd:element>
+        <xsd:element name="lastModifiedBy" minOccurs="0" maxOccurs="1" type="xsd:string"/>
+        <xsd:element ref="dcterms:modified" minOccurs="0" maxOccurs="1"/>
+        <xsd:element name="contentStatus" minOccurs="0" maxOccurs="1" type="xsd:string"/>
+      </xsd:all>
+    </xsd:complexType>
+  </xsd:schema>
+  <xs:schema xmlns:pc="http://schemas.microsoft.com/office/infopath/2007/PartnerControls" xmlns:xs="http://www.w3.org/2001/XMLSchema" targetNamespace="http://schemas.microsoft.com/office/infopath/2007/PartnerControls" elementFormDefault="qualified" attributeFormDefault="unqualified">
+    <xs:element name="Person">
+      <xs:complexType>
+        <xs:sequence>
+          <xs:element ref="pc:DisplayName" minOccurs="0"/>
+          <xs:element ref="pc:AccountId" minOccurs="0"/>
+          <xs:element ref="pc:AccountType" minOccurs="0"/>
+        </xs:sequence>
+      </xs:complexType>
+    </xs:element>
+    <xs:element name="DisplayName" type="xs:string"/>
+    <xs:element name="AccountId" type="xs:string"/>
+    <xs:element name="AccountType" type="xs:string"/>
+    <xs:element name="BDCAssociatedEntity">
+      <xs:complexType>
+        <xs:sequence>
+          <xs:element ref="pc:BDCEntity" minOccurs="0" maxOccurs="unbounded"/>
+        </xs:sequence>
+        <xs:attribute ref="pc:EntityNamespace"/>
+        <xs:attribute ref="pc:EntityName"/>
+        <xs:attribute ref="pc:SystemInstanceName"/>
+        <xs:attribute ref="pc:AssociationName"/>
+      </xs:complexType>
+    </xs:element>
+    <xs:attribute name="EntityNamespace" type="xs:string"/>
+    <xs:attribute name="EntityName" type="xs:string"/>
+    <xs:attribute name="SystemInstanceName" type="xs:string"/>
+    <xs:attribute name="AssociationName" type="xs:string"/>
+    <xs:element name="BDCEntity">
+      <xs:complexType>
+        <xs:sequence>
+          <xs:element ref="pc:EntityDisplayName" minOccurs="0"/>
+          <xs:element ref="pc:EntityInstanceReference" minOccurs="0"/>
+          <xs:element ref="pc:EntityId1" minOccurs="0"/>
+          <xs:element ref="pc:EntityId2" minOccurs="0"/>
+          <xs:element ref="pc:EntityId3" minOccurs="0"/>
+          <xs:element ref="pc:EntityId4" minOccurs="0"/>
+          <xs:element ref="pc:EntityId5" minOccurs="0"/>
+        </xs:sequence>
+      </xs:complexType>
+    </xs:element>
+    <xs:element name="EntityDisplayName" type="xs:string"/>
+    <xs:element name="EntityInstanceReference" type="xs:string"/>
+    <xs:element name="EntityId1" type="xs:string"/>
+    <xs:element name="EntityId2" type="xs:string"/>
+    <xs:element name="EntityId3" type="xs:string"/>
+    <xs:element name="EntityId4" type="xs:string"/>
+    <xs:element name="EntityId5" type="xs:string"/>
+    <xs:element name="Terms">
+      <xs:complexType>
+        <xs:sequence>
+          <xs:element ref="pc:TermInfo" minOccurs="0" maxOccurs="unbounded"/>
+        </xs:sequence>
+      </xs:complexType>
+    </xs:element>
+    <xs:element name="TermInfo">
+      <xs:complexType>
+        <xs:sequence>
+          <xs:element ref="pc:TermName" minOccurs="0"/>
+          <xs:element ref="pc:TermId" minOccurs="0"/>
+        </xs:sequence>
+      </xs:complexType>
+    </xs:element>
+    <xs:element name="TermName" type="xs:string"/>
+    <xs:element name="TermId" type="xs:string"/>
+  </xs:schema>
+</ct:contentTypeSchema>
+</file>
+
+<file path=customXml/item2.xml><?xml version="1.0" encoding="utf-8"?>
+<?mso-contentType ?>
+<FormTemplates xmlns="http://schemas.microsoft.com/sharepoint/v3/contenttype/forms">
+  <Display>DocumentLibraryForm</Display>
+  <Edit>DocumentLibraryForm</Edit>
+  <New>DocumentLibraryForm</New>
+</FormTemplates>
+</file>
+
+<file path=customXml/item3.xml><?xml version="1.0" encoding="utf-8"?>
+<p:properties xmlns:p="http://schemas.microsoft.com/office/2006/metadata/properties" xmlns:xsi="http://www.w3.org/2001/XMLSchema-instance" xmlns:pc="http://schemas.microsoft.com/office/infopath/2007/PartnerControls">
+  <documentManagement>
+    <lcf76f155ced4ddcb4097134ff3c332f xmlns="ae81e17b-11c2-44ae-89e9-9ad5f5ff8880">
+      <Terms xmlns="http://schemas.microsoft.com/office/infopath/2007/PartnerControls"/>
+    </lcf76f155ced4ddcb4097134ff3c332f>
+  </documentManagement>
+</p:properties>
+</file>
+
+<file path=customXml/itemProps1.xml><?xml version="1.0" encoding="utf-8"?>
+<ds:datastoreItem xmlns:ds="http://schemas.openxmlformats.org/officeDocument/2006/customXml" ds:itemID="{5D346833-21EF-495B-87A6-2D7415838DA8}"/>
+</file>
+
+<file path=customXml/itemProps2.xml><?xml version="1.0" encoding="utf-8"?>
+<ds:datastoreItem xmlns:ds="http://schemas.openxmlformats.org/officeDocument/2006/customXml" ds:itemID="{480D7341-ABF6-4FC8-B6E8-408AFFA3BE35}"/>
+</file>
+
+<file path=customXml/itemProps3.xml><?xml version="1.0" encoding="utf-8"?>
+<ds:datastoreItem xmlns:ds="http://schemas.openxmlformats.org/officeDocument/2006/customXml" ds:itemID="{88827921-69E4-4102-810C-11F6F0DEEA21}"/>
 </file>
--- a/Atana-Ecosystem-Architecture-v1.0.docx
+++ b/Atana-Ecosystem-Architecture-v1.0.docx
@@ -15879,199 +15879,4 @@
     </w:rPr>
   </w:style>
 </w:styles>
-</file>
-
-<file path=customXml/item1.xml><?xml version="1.0" encoding="utf-8"?>
-<ct:contentTypeSchema xmlns:ct="http://schemas.microsoft.com/office/2006/metadata/contentType" xmlns:ma="http://schemas.microsoft.com/office/2006/metadata/properties/metaAttributes" ct:_="" ma:_="" ma:contentTypeName="Document" ma:contentTypeID="0x0101008E3AE2BAD2C6FA4D8B4D95CE89FC31A3" ma:contentTypeVersion="8" ma:contentTypeDescription="Create a new document." ma:contentTypeScope="" ma:versionID="a2ce85c62cd7e9a608298e998330aeb7">
-  <xsd:schema xmlns:xsd="http://www.w3.org/2001/XMLSchema" xmlns:xs="http://www.w3.org/2001/XMLSchema" xmlns:p="http://schemas.microsoft.com/office/2006/metadata/properties" xmlns:ns2="ae81e17b-11c2-44ae-89e9-9ad5f5ff8880" targetNamespace="http://schemas.microsoft.com/office/2006/metadata/properties" ma:root="true" ma:fieldsID="1504f635df8bfa7d9525024d2d10bc95" ns2:_="">
-    <xsd:import namespace="ae81e17b-11c2-44ae-89e9-9ad5f5ff8880"/>
-    <xsd:element name="properties">
-      <xsd:complexType>
-        <xsd:sequence>
-          <xsd:element name="documentManagement">
-            <xsd:complexType>
-              <xsd:all>
-                <xsd:element ref="ns2:MediaServiceMetadata" minOccurs="0"/>
-                <xsd:element ref="ns2:MediaServiceFastMetadata" minOccurs="0"/>
-                <xsd:element ref="ns2:MediaServiceSearchProperties" minOccurs="0"/>
-                <xsd:element ref="ns2:MediaServiceDateTaken" minOccurs="0"/>
-                <xsd:element ref="ns2:lcf76f155ced4ddcb4097134ff3c332f" minOccurs="0"/>
-                <xsd:element ref="ns2:MediaServiceGenerationTime" minOccurs="0"/>
-                <xsd:element ref="ns2:MediaServiceEventHashCode" minOccurs="0"/>
-              </xsd:all>
-            </xsd:complexType>
-          </xsd:element>
-        </xsd:sequence>
-      </xsd:complexType>
-    </xsd:element>
-  </xsd:schema>
-  <xsd:schema xmlns:xsd="http://www.w3.org/2001/XMLSchema" xmlns:xs="http://www.w3.org/2001/XMLSchema" xmlns:dms="http://schemas.microsoft.com/office/2006/documentManagement/types" xmlns:pc="http://schemas.microsoft.com/office/infopath/2007/PartnerControls" targetNamespace="ae81e17b-11c2-44ae-89e9-9ad5f5ff8880" elementFormDefault="qualified">
-    <xsd:import namespace="http://schemas.microsoft.com/office/2006/documentManagement/types"/>
-    <xsd:import namespace="http://schemas.microsoft.com/office/infopath/2007/PartnerControls"/>
-    <xsd:element name="MediaServiceMetadata" ma:index="8" nillable="true" ma:displayName="MediaServiceMetadata" ma:hidden="true" ma:internalName="MediaServiceMetadata" ma:readOnly="true">
-      <xsd:simpleType>
-        <xsd:restriction base="dms:Note"/>
-      </xsd:simpleType>
-    </xsd:element>
-    <xsd:element name="MediaServiceFastMetadata" ma:index="9" nillable="true" ma:displayName="MediaServiceFastMetadata" ma:hidden="true" ma:internalName="MediaServiceFastMetadata" ma:readOnly="true">
-      <xsd:simpleType>
-        <xsd:restriction base="dms:Note"/>
-      </xsd:simpleType>
-    </xsd:element>
-    <xsd:element name="MediaServiceSearchProperties" ma:index="10" nillable="true" ma:displayName="MediaServiceSearchProperties" ma:hidden="true" ma:internalName="MediaServiceSearchProperties" ma:readOnly="true">
-      <xsd:simpleType>
-        <xsd:restriction base="dms:Note"/>
-      </xsd:simpleType>
-    </xsd:element>
-    <xsd:element name="MediaServiceDateTaken" ma:index="11" nillable="true" ma:displayName="MediaServiceDateTaken" ma:hidden="true" ma:indexed="true" ma:internalName="MediaServiceDateTaken" ma:readOnly="true">
-      <xsd:simpleType>
-        <xsd:restriction base="dms:Text"/>
-      </xsd:simpleType>
-    </xsd:element>
-    <xsd:element name="lcf76f155ced4ddcb4097134ff3c332f" ma:index="13" nillable="true" ma:taxonomy="true" ma:internalName="lcf76f155ced4ddcb4097134ff3c332f" ma:taxonomyFieldName="MediaServiceImageTags" ma:displayName="Image Tags" ma:readOnly="false" ma:fieldId="{5cf76f15-5ced-4ddc-b409-7134ff3c332f}" ma:taxonomyMulti="true" ma:sspId="c4ac2493-9f1f-4345-86a0-c36146f38f1d" ma:termSetId="09814cd3-568e-fe90-9814-8d621ff8fb84" ma:anchorId="fba54fb3-c3e1-fe81-a776-ca4b69148c4d" ma:open="true" ma:isKeyword="false">
-      <xsd:complexType>
-        <xsd:sequence>
-          <xsd:element ref="pc:Terms" minOccurs="0" maxOccurs="1"/>
-        </xsd:sequence>
-      </xsd:complexType>
-    </xsd:element>
-    <xsd:element name="MediaServiceGenerationTime" ma:index="14" nillable="true" ma:displayName="MediaServiceGenerationTime" ma:hidden="true" ma:internalName="MediaServiceGenerationTime" ma:readOnly="true">
-      <xsd:simpleType>
-        <xsd:restriction base="dms:Text"/>
-      </xsd:simpleType>
-    </xsd:element>
-    <xsd:element name="MediaServiceEventHashCode" ma:index="15" nillable="true" ma:displayName="MediaServiceEventHashCode" ma:hidden="true" ma:internalName="MediaServiceEventHashCode" ma:readOnly="true">
-      <xsd:simpleType>
-        <xsd:restriction base="dms:Text"/>
-      </xsd:simpleType>
-    </xsd:element>
-  </xsd:schema>
-  <xsd:schema xmlns="http://schemas.openxmlformats.org/package/2006/metadata/core-properties" xmlns:xsd="http://www.w3.org/2001/XMLSchema" xmlns:xsi="http://www.w3.org/2001/XMLSchema-instance" xmlns:dc="http://purl.org/dc/elements/1.1/" xmlns:dcterms="http://purl.org/dc/terms/" xmlns:odoc="http://schemas.microsoft.com/internal/obd" targetNamespace="http://schemas.openxmlformats.org/package/2006/metadata/core-properties" elementFormDefault="qualified" attributeFormDefault="unqualified" blockDefault="#all">
-    <xsd:import namespace="http://purl.org/dc/elements/1.1/" schemaLocation="http://dublincore.org/schemas/xmls/qdc/2003/04/02/dc.xsd"/>
-    <xsd:import namespace="http://purl.org/dc/terms/" schemaLocation="http://dublincore.org/schemas/xmls/qdc/2003/04/02/dcterms.xsd"/>
-    <xsd:element name="coreProperties" type="CT_coreProperties"/>
-    <xsd:complexType name="CT_coreProperties">
-      <xsd:all>
-        <xsd:element ref="dc:creator" minOccurs="0" maxOccurs="1"/>
-        <xsd:element ref="dcterms:created" minOccurs="0" maxOccurs="1"/>
-        <xsd:element ref="dc:identifier" minOccurs="0" maxOccurs="1"/>
-        <xsd:element name="contentType" minOccurs="0" maxOccurs="1" type="xsd:string" ma:index="0" ma:displayName="Content Type"/>
-        <xsd:element ref="dc:title" minOccurs="0" maxOccurs="1" ma:index="4" ma:displayName="Title"/>
-        <xsd:element ref="dc:subject" minOccurs="0" maxOccurs="1"/>
-        <xsd:element ref="dc:description" minOccurs="0" maxOccurs="1"/>
-        <xsd:element name="keywords" minOccurs="0" maxOccurs="1" type="xsd:string"/>
-        <xsd:element ref="dc:language" minOccurs="0" maxOccurs="1"/>
-        <xsd:element name="category" minOccurs="0" maxOccurs="1" type="xsd:string"/>
-        <xsd:element name="version" minOccurs="0" maxOccurs="1" type="xsd:string"/>
-        <xsd:element name="revision" minOccurs="0" maxOccurs="1" type="xsd:string">
-          <xsd:annotation>
-            <xsd:documentation>
-                        This value indicates the number of saves or revisions. The application is responsible for updating this value after each revision.
-                    </xsd:documentation>
-          </xsd:annotation>
-        </xsd:element>
-        <xsd:element name="lastModifiedBy" minOccurs="0" maxOccurs="1" type="xsd:string"/>
-        <xsd:element ref="dcterms:modified" minOccurs="0" maxOccurs="1"/>
-        <xsd:element name="contentStatus" minOccurs="0" maxOccurs="1" type="xsd:string"/>
-      </xsd:all>
-    </xsd:complexType>
-  </xsd:schema>
-  <xs:schema xmlns:pc="http://schemas.microsoft.com/office/infopath/2007/PartnerControls" xmlns:xs="http://www.w3.org/2001/XMLSchema" targetNamespace="http://schemas.microsoft.com/office/infopath/2007/PartnerControls" elementFormDefault="qualified" attributeFormDefault="unqualified">
-    <xs:element name="Person">
-      <xs:complexType>
-        <xs:sequence>
-          <xs:element ref="pc:DisplayName" minOccurs="0"/>
-          <xs:element ref="pc:AccountId" minOccurs="0"/>
-          <xs:element ref="pc:AccountType" minOccurs="0"/>
-        </xs:sequence>
-      </xs:complexType>
-    </xs:element>
-    <xs:element name="DisplayName" type="xs:string"/>
-    <xs:element name="AccountId" type="xs:string"/>
-    <xs:element name="AccountType" type="xs:string"/>
-    <xs:element name="BDCAssociatedEntity">
-      <xs:complexType>
-        <xs:sequence>
-          <xs:element ref="pc:BDCEntity" minOccurs="0" maxOccurs="unbounded"/>
-        </xs:sequence>
-        <xs:attribute ref="pc:EntityNamespace"/>
-        <xs:attribute ref="pc:EntityName"/>
-        <xs:attribute ref="pc:SystemInstanceName"/>
-        <xs:attribute ref="pc:AssociationName"/>
-      </xs:complexType>
-    </xs:element>
-    <xs:attribute name="EntityNamespace" type="xs:string"/>
-    <xs:attribute name="EntityName" type="xs:string"/>
-    <xs:attribute name="SystemInstanceName" type="xs:string"/>
-    <xs:attribute name="AssociationName" type="xs:string"/>
-    <xs:element name="BDCEntity">
-      <xs:complexType>
-        <xs:sequence>
-          <xs:element ref="pc:EntityDisplayName" minOccurs="0"/>
-          <xs:element ref="pc:EntityInstanceReference" minOccurs="0"/>
-          <xs:element ref="pc:EntityId1" minOccurs="0"/>
-          <xs:element ref="pc:EntityId2" minOccurs="0"/>
-          <xs:element ref="pc:EntityId3" minOccurs="0"/>
-          <xs:element ref="pc:EntityId4" minOccurs="0"/>
-          <xs:element ref="pc:EntityId5" minOccurs="0"/>
-        </xs:sequence>
-      </xs:complexType>
-    </xs:element>
-    <xs:element name="EntityDisplayName" type="xs:string"/>
-    <xs:element name="EntityInstanceReference" type="xs:string"/>
-    <xs:element name="EntityId1" type="xs:string"/>
-    <xs:element name="EntityId2" type="xs:string"/>
-    <xs:element name="EntityId3" type="xs:string"/>
-    <xs:element name="EntityId4" type="xs:string"/>
-    <xs:element name="EntityId5" type="xs:string"/>
-    <xs:element name="Terms">
-      <xs:complexType>
-        <xs:sequence>
-          <xs:element ref="pc:TermInfo" minOccurs="0" maxOccurs="unbounded"/>
-        </xs:sequence>
-      </xs:complexType>
-    </xs:element>
-    <xs:element name="TermInfo">
-      <xs:complexType>
-        <xs:sequence>
-          <xs:element ref="pc:TermName" minOccurs="0"/>
-          <xs:element ref="pc:TermId" minOccurs="0"/>
-        </xs:sequence>
-      </xs:complexType>
-    </xs:element>
-    <xs:element name="TermName" type="xs:string"/>
-    <xs:element name="TermId" type="xs:string"/>
-  </xs:schema>
-</ct:contentTypeSchema>
-</file>
-
-<file path=customXml/item2.xml><?xml version="1.0" encoding="utf-8"?>
-<?mso-contentType ?>
-<FormTemplates xmlns="http://schemas.microsoft.com/sharepoint/v3/contenttype/forms">
-  <Display>DocumentLibraryForm</Display>
-  <Edit>DocumentLibraryForm</Edit>
-  <New>DocumentLibraryForm</New>
-</FormTemplates>
-</file>
-
-<file path=customXml/item3.xml><?xml version="1.0" encoding="utf-8"?>
-<p:properties xmlns:p="http://schemas.microsoft.com/office/2006/metadata/properties" xmlns:xsi="http://www.w3.org/2001/XMLSchema-instance" xmlns:pc="http://schemas.microsoft.com/office/infopath/2007/PartnerControls">
-  <documentManagement>
-    <lcf76f155ced4ddcb4097134ff3c332f xmlns="ae81e17b-11c2-44ae-89e9-9ad5f5ff8880">
-      <Terms xmlns="http://schemas.microsoft.com/office/infopath/2007/PartnerControls"/>
-    </lcf76f155ced4ddcb4097134ff3c332f>
-  </documentManagement>
-</p:properties>
-</file>
-
-<file path=customXml/itemProps1.xml><?xml version="1.0" encoding="utf-8"?>
-<ds:datastoreItem xmlns:ds="http://schemas.openxmlformats.org/officeDocument/2006/customXml" ds:itemID="{5D346833-21EF-495B-87A6-2D7415838DA8}"/>
-</file>
-
-<file path=customXml/itemProps2.xml><?xml version="1.0" encoding="utf-8"?>
-<ds:datastoreItem xmlns:ds="http://schemas.openxmlformats.org/officeDocument/2006/customXml" ds:itemID="{480D7341-ABF6-4FC8-B6E8-408AFFA3BE35}"/>
-</file>
-
-<file path=customXml/itemProps3.xml><?xml version="1.0" encoding="utf-8"?>
-<ds:datastoreItem xmlns:ds="http://schemas.openxmlformats.org/officeDocument/2006/customXml" ds:itemID="{88827921-69E4-4102-810C-11F6F0DEEA21}"/>
 </file>
--- a/Atana-Ecosystem-Architecture-v1.0.docx
+++ b/Atana-Ecosystem-Architecture-v1.0.docx
@@ -15879,4 +15879,199 @@
     </w:rPr>
   </w:style>
 </w:styles>
+</file>
+
+<file path=customXml/item1.xml><?xml version="1.0" encoding="utf-8"?>
+<ct:contentTypeSchema xmlns:ct="http://schemas.microsoft.com/office/2006/metadata/contentType" xmlns:ma="http://schemas.microsoft.com/office/2006/metadata/properties/metaAttributes" ct:_="" ma:_="" ma:contentTypeName="Document" ma:contentTypeID="0x0101008E3AE2BAD2C6FA4D8B4D95CE89FC31A3" ma:contentTypeVersion="8" ma:contentTypeDescription="Create a new document." ma:contentTypeScope="" ma:versionID="a2ce85c62cd7e9a608298e998330aeb7">
+  <xsd:schema xmlns:xsd="http://www.w3.org/2001/XMLSchema" xmlns:xs="http://www.w3.org/2001/XMLSchema" xmlns:p="http://schemas.microsoft.com/office/2006/metadata/properties" xmlns:ns2="ae81e17b-11c2-44ae-89e9-9ad5f5ff8880" targetNamespace="http://schemas.microsoft.com/office/2006/metadata/properties" ma:root="true" ma:fieldsID="1504f635df8bfa7d9525024d2d10bc95" ns2:_="">
+    <xsd:import namespace="ae81e17b-11c2-44ae-89e9-9ad5f5ff8880"/>
+    <xsd:element name="properties">
+      <xsd:complexType>
+        <xsd:sequence>
+          <xsd:element name="documentManagement">
+            <xsd:complexType>
+              <xsd:all>
+                <xsd:element ref="ns2:MediaServiceMetadata" minOccurs="0"/>
+                <xsd:element ref="ns2:MediaServiceFastMetadata" minOccurs="0"/>
+                <xsd:element ref="ns2:MediaServiceSearchProperties" minOccurs="0"/>
+                <xsd:element ref="ns2:MediaServiceDateTaken" minOccurs="0"/>
+                <xsd:element ref="ns2:lcf76f155ced4ddcb4097134ff3c332f" minOccurs="0"/>
+                <xsd:element ref="ns2:MediaServiceGenerationTime" minOccurs="0"/>
+                <xsd:element ref="ns2:MediaServiceEventHashCode" minOccurs="0"/>
+              </xsd:all>
+            </xsd:complexType>
+          </xsd:element>
+        </xsd:sequence>
+      </xsd:complexType>
+    </xsd:element>
+  </xsd:schema>
+  <xsd:schema xmlns:xsd="http://www.w3.org/2001/XMLSchema" xmlns:xs="http://www.w3.org/2001/XMLSchema" xmlns:dms="http://schemas.microsoft.com/office/2006/documentManagement/types" xmlns:pc="http://schemas.microsoft.com/office/infopath/2007/PartnerControls" targetNamespace="ae81e17b-11c2-44ae-89e9-9ad5f5ff8880" elementFormDefault="qualified">
+    <xsd:import namespace="http://schemas.microsoft.com/office/2006/documentManagement/types"/>
+    <xsd:import namespace="http://schemas.microsoft.com/office/infopath/2007/PartnerControls"/>
+    <xsd:element name="MediaServiceMetadata" ma:index="8" nillable="true" ma:displayName="MediaServiceMetadata" ma:hidden="true" ma:internalName="MediaServiceMetadata" ma:readOnly="true">
+      <xsd:simpleType>
+        <xsd:restriction base="dms:Note"/>
+      </xsd:simpleType>
+    </xsd:element>
+    <xsd:element name="MediaServiceFastMetadata" ma:index="9" nillable="true" ma:displayName="MediaServiceFastMetadata" ma:hidden="true" ma:internalName="MediaServiceFastMetadata" ma:readOnly="true">
+      <xsd:simpleType>
+        <xsd:restriction base="dms:Note"/>
+      </xsd:simpleType>
+    </xsd:element>
+    <xsd:element name="MediaServiceSearchProperties" ma:index="10" nillable="true" ma:displayName="MediaServiceSearchProperties" ma:hidden="true" ma:internalName="MediaServiceSearchProperties" ma:readOnly="true">
+      <xsd:simpleType>
+        <xsd:restriction base="dms:Note"/>
+      </xsd:simpleType>
+    </xsd:element>
+    <xsd:element name="MediaServiceDateTaken" ma:index="11" nillable="true" ma:displayName="MediaServiceDateTaken" ma:hidden="true" ma:indexed="true" ma:internalName="MediaServiceDateTaken" ma:readOnly="true">
+      <xsd:simpleType>
+        <xsd:restriction base="dms:Text"/>
+      </xsd:simpleType>
+    </xsd:element>
+    <xsd:element name="lcf76f155ced4ddcb4097134ff3c332f" ma:index="13" nillable="true" ma:taxonomy="true" ma:internalName="lcf76f155ced4ddcb4097134ff3c332f" ma:taxonomyFieldName="MediaServiceImageTags" ma:displayName="Image Tags" ma:readOnly="false" ma:fieldId="{5cf76f15-5ced-4ddc-b409-7134ff3c332f}" ma:taxonomyMulti="true" ma:sspId="c4ac2493-9f1f-4345-86a0-c36146f38f1d" ma:termSetId="09814cd3-568e-fe90-9814-8d621ff8fb84" ma:anchorId="fba54fb3-c3e1-fe81-a776-ca4b69148c4d" ma:open="true" ma:isKeyword="false">
+      <xsd:complexType>
+        <xsd:sequence>
+          <xsd:element ref="pc:Terms" minOccurs="0" maxOccurs="1"/>
+        </xsd:sequence>
+      </xsd:complexType>
+    </xsd:element>
+    <xsd:element name="MediaServiceGenerationTime" ma:index="14" nillable="true" ma:displayName="MediaServiceGenerationTime" ma:hidden="true" ma:internalName="MediaServiceGenerationTime" ma:readOnly="true">
+      <xsd:simpleType>
+        <xsd:restriction base="dms:Text"/>
+      </xsd:simpleType>
+    </xsd:element>
+    <xsd:element name="MediaServiceEventHashCode" ma:index="15" nillable="true" ma:displayName="MediaServiceEventHashCode" ma:hidden="true" ma:internalName="MediaServiceEventHashCode" ma:readOnly="true">
+      <xsd:simpleType>
+        <xsd:restriction base="dms:Text"/>
+      </xsd:simpleType>
+    </xsd:element>
+  </xsd:schema>
+  <xsd:schema xmlns="http://schemas.openxmlformats.org/package/2006/metadata/core-properties" xmlns:xsd="http://www.w3.org/2001/XMLSchema" xmlns:xsi="http://www.w3.org/2001/XMLSchema-instance" xmlns:dc="http://purl.org/dc/elements/1.1/" xmlns:dcterms="http://purl.org/dc/terms/" xmlns:odoc="http://schemas.microsoft.com/internal/obd" targetNamespace="http://schemas.openxmlformats.org/package/2006/metadata/core-properties" elementFormDefault="qualified" attributeFormDefault="unqualified" blockDefault="#all">
+    <xsd:import namespace="http://purl.org/dc/elements/1.1/" schemaLocation="http://dublincore.org/schemas/xmls/qdc/2003/04/02/dc.xsd"/>
+    <xsd:import namespace="http://purl.org/dc/terms/" schemaLocation="http://dublincore.org/schemas/xmls/qdc/2003/04/02/dcterms.xsd"/>
+    <xsd:element name="coreProperties" type="CT_coreProperties"/>
+    <xsd:complexType name="CT_coreProperties">
+      <xsd:all>
+        <xsd:element ref="dc:creator" minOccurs="0" maxOccurs="1"/>
+        <xsd:element ref="dcterms:created" minOccurs="0" maxOccurs="1"/>
+        <xsd:element ref="dc:identifier" minOccurs="0" maxOccurs="1"/>
+        <xsd:element name="contentType" minOccurs="0" maxOccurs="1" type="xsd:string" ma:index="0" ma:displayName="Content Type"/>
+        <xsd:element ref="dc:title" minOccurs="0" maxOccurs="1" ma:index="4" ma:displayName="Title"/>
+        <xsd:element ref="dc:subject" minOccurs="0" maxOccurs="1"/>
+        <xsd:element ref="dc:description" minOccurs="0" maxOccurs="1"/>
+        <xsd:element name="keywords" minOccurs="0" maxOccurs="1" type="xsd:string"/>
+        <xsd:element ref="dc:language" minOccurs="0" maxOccurs="1"/>
+        <xsd:element name="category" minOccurs="0" maxOccurs="1" type="xsd:string"/>
+        <xsd:element name="version" minOccurs="0" maxOccurs="1" type="xsd:string"/>
+        <xsd:element name="revision" minOccurs="0" maxOccurs="1" type="xsd:string">
+          <xsd:annotation>
+            <xsd:documentation>
+                        This value indicates the number of saves or revisions. The application is responsible for updating this value after each revision.
+                    </xsd:documentation>
+          </xsd:annotation>
+        </xsd:element>
+        <xsd:element name="lastModifiedBy" minOccurs="0" maxOccurs="1" type="xsd:string"/>
+        <xsd:element ref="dcterms:modified" minOccurs="0" maxOccurs="1"/>
+        <xsd:element name="contentStatus" minOccurs="0" maxOccurs="1" type="xsd:string"/>
+      </xsd:all>
+    </xsd:complexType>
+  </xsd:schema>
+  <xs:schema xmlns:pc="http://schemas.microsoft.com/office/infopath/2007/PartnerControls" xmlns:xs="http://www.w3.org/2001/XMLSchema" targetNamespace="http://schemas.microsoft.com/office/infopath/2007/PartnerControls" elementFormDefault="qualified" attributeFormDefault="unqualified">
+    <xs:element name="Person">
+      <xs:complexType>
+        <xs:sequence>
+          <xs:element ref="pc:DisplayName" minOccurs="0"/>
+          <xs:element ref="pc:AccountId" minOccurs="0"/>
+          <xs:element ref="pc:AccountType" minOccurs="0"/>
+        </xs:sequence>
+      </xs:complexType>
+    </xs:element>
+    <xs:element name="DisplayName" type="xs:string"/>
+    <xs:element name="AccountId" type="xs:string"/>
+    <xs:element name="AccountType" type="xs:string"/>
+    <xs:element name="BDCAssociatedEntity">
+      <xs:complexType>
+        <xs:sequence>
+          <xs:element ref="pc:BDCEntity" minOccurs="0" maxOccurs="unbounded"/>
+        </xs:sequence>
+        <xs:attribute ref="pc:EntityNamespace"/>
+        <xs:attribute ref="pc:EntityName"/>
+        <xs:attribute ref="pc:SystemInstanceName"/>
+        <xs:attribute ref="pc:AssociationName"/>
+      </xs:complexType>
+    </xs:element>
+    <xs:attribute name="EntityNamespace" type="xs:string"/>
+    <xs:attribute name="EntityName" type="xs:string"/>
+    <xs:attribute name="SystemInstanceName" type="xs:string"/>
+    <xs:attribute name="AssociationName" type="xs:string"/>
+    <xs:element name="BDCEntity">
+      <xs:complexType>
+        <xs:sequence>
+          <xs:element ref="pc:EntityDisplayName" minOccurs="0"/>
+          <xs:element ref="pc:EntityInstanceReference" minOccurs="0"/>
+          <xs:element ref="pc:EntityId1" minOccurs="0"/>
+          <xs:element ref="pc:EntityId2" minOccurs="0"/>
+          <xs:element ref="pc:EntityId3" minOccurs="0"/>
+          <xs:element ref="pc:EntityId4" minOccurs="0"/>
+          <xs:element ref="pc:EntityId5" minOccurs="0"/>
+        </xs:sequence>
+      </xs:complexType>
+    </xs:element>
+    <xs:element name="EntityDisplayName" type="xs:string"/>
+    <xs:element name="EntityInstanceReference" type="xs:string"/>
+    <xs:element name="EntityId1" type="xs:string"/>
+    <xs:element name="EntityId2" type="xs:string"/>
+    <xs:element name="EntityId3" type="xs:string"/>
+    <xs:element name="EntityId4" type="xs:string"/>
+    <xs:element name="EntityId5" type="xs:string"/>
+    <xs:element name="Terms">
+      <xs:complexType>
+        <xs:sequence>
+          <xs:element ref="pc:TermInfo" minOccurs="0" maxOccurs="unbounded"/>
+        </xs:sequence>
+      </xs:complexType>
+    </xs:element>
+    <xs:element name="TermInfo">
+      <xs:complexType>
+        <xs:sequence>
+          <xs:element ref="pc:TermName" minOccurs="0"/>
+          <xs:element ref="pc:TermId" minOccurs="0"/>
+        </xs:sequence>
+      </xs:complexType>
+    </xs:element>
+    <xs:element name="TermName" type="xs:string"/>
+    <xs:element name="TermId" type="xs:string"/>
+  </xs:schema>
+</ct:contentTypeSchema>
+</file>
+
+<file path=customXml/item2.xml><?xml version="1.0" encoding="utf-8"?>
+<?mso-contentType ?>
+<FormTemplates xmlns="http://schemas.microsoft.com/sharepoint/v3/contenttype/forms">
+  <Display>DocumentLibraryForm</Display>
+  <Edit>DocumentLibraryForm</Edit>
+  <New>DocumentLibraryForm</New>
+</FormTemplates>
+</file>
+
+<file path=customXml/item3.xml><?xml version="1.0" encoding="utf-8"?>
+<p:properties xmlns:p="http://schemas.microsoft.com/office/2006/metadata/properties" xmlns:xsi="http://www.w3.org/2001/XMLSchema-instance" xmlns:pc="http://schemas.microsoft.com/office/infopath/2007/PartnerControls">
+  <documentManagement>
+    <lcf76f155ced4ddcb4097134ff3c332f xmlns="ae81e17b-11c2-44ae-89e9-9ad5f5ff8880">
+      <Terms xmlns="http://schemas.microsoft.com/office/infopath/2007/PartnerControls"/>
+    </lcf76f155ced4ddcb4097134ff3c332f>
+  </documentManagement>
+</p:properties>
+</file>
+
+<file path=customXml/itemProps1.xml><?xml version="1.0" encoding="utf-8"?>
+<ds:datastoreItem xmlns:ds="http://schemas.openxmlformats.org/officeDocument/2006/customXml" ds:itemID="{01A420E5-3CB9-42A5-9173-D96964A4A73D}"/>
+</file>
+
+<file path=customXml/itemProps2.xml><?xml version="1.0" encoding="utf-8"?>
+<ds:datastoreItem xmlns:ds="http://schemas.openxmlformats.org/officeDocument/2006/customXml" ds:itemID="{F52856C4-C994-498C-AB44-336DE6DEB944}"/>
+</file>
+
+<file path=customXml/itemProps3.xml><?xml version="1.0" encoding="utf-8"?>
+<ds:datastoreItem xmlns:ds="http://schemas.openxmlformats.org/officeDocument/2006/customXml" ds:itemID="{D7FABEF8-E931-4D0A-900F-CA8E73DDE979}"/>
 </file>
--- a/Atana-Ecosystem-Architecture-v1.0.docx
+++ b/Atana-Ecosystem-Architecture-v1.0.docx
@@ -15879,199 +15879,4 @@
     </w:rPr>
   </w:style>
 </w:styles>
-</file>
-
-<file path=customXml/item1.xml><?xml version="1.0" encoding="utf-8"?>
-<ct:contentTypeSchema xmlns:ct="http://schemas.microsoft.com/office/2006/metadata/contentType" xmlns:ma="http://schemas.microsoft.com/office/2006/metadata/properties/metaAttributes" ct:_="" ma:_="" ma:contentTypeName="Document" ma:contentTypeID="0x0101008E3AE2BAD2C6FA4D8B4D95CE89FC31A3" ma:contentTypeVersion="8" ma:contentTypeDescription="Create a new document." ma:contentTypeScope="" ma:versionID="a2ce85c62cd7e9a608298e998330aeb7">
-  <xsd:schema xmlns:xsd="http://www.w3.org/2001/XMLSchema" xmlns:xs="http://www.w3.org/2001/XMLSchema" xmlns:p="http://schemas.microsoft.com/office/2006/metadata/properties" xmlns:ns2="ae81e17b-11c2-44ae-89e9-9ad5f5ff8880" targetNamespace="http://schemas.microsoft.com/office/2006/metadata/properties" ma:root="true" ma:fieldsID="1504f635df8bfa7d9525024d2d10bc95" ns2:_="">
-    <xsd:import namespace="ae81e17b-11c2-44ae-89e9-9ad5f5ff8880"/>
-    <xsd:element name="properties">
-      <xsd:complexType>
-        <xsd:sequence>
-          <xsd:element name="documentManagement">
-            <xsd:complexType>
-              <xsd:all>
-                <xsd:element ref="ns2:MediaServiceMetadata" minOccurs="0"/>
-                <xsd:element ref="ns2:MediaServiceFastMetadata" minOccurs="0"/>
-                <xsd:element ref="ns2:MediaServiceSearchProperties" minOccurs="0"/>
-                <xsd:element ref="ns2:MediaServiceDateTaken" minOccurs="0"/>
-                <xsd:element ref="ns2:lcf76f155ced4ddcb4097134ff3c332f" minOccurs="0"/>
-                <xsd:element ref="ns2:MediaServiceGenerationTime" minOccurs="0"/>
-                <xsd:element ref="ns2:MediaServiceEventHashCode" minOccurs="0"/>
-              </xsd:all>
-            </xsd:complexType>
-          </xsd:element>
-        </xsd:sequence>
-      </xsd:complexType>
-    </xsd:element>
-  </xsd:schema>
-  <xsd:schema xmlns:xsd="http://www.w3.org/2001/XMLSchema" xmlns:xs="http://www.w3.org/2001/XMLSchema" xmlns:dms="http://schemas.microsoft.com/office/2006/documentManagement/types" xmlns:pc="http://schemas.microsoft.com/office/infopath/2007/PartnerControls" targetNamespace="ae81e17b-11c2-44ae-89e9-9ad5f5ff8880" elementFormDefault="qualified">
-    <xsd:import namespace="http://schemas.microsoft.com/office/2006/documentManagement/types"/>
-    <xsd:import namespace="http://schemas.microsoft.com/office/infopath/2007/PartnerControls"/>
-    <xsd:element name="MediaServiceMetadata" ma:index="8" nillable="true" ma:displayName="MediaServiceMetadata" ma:hidden="true" ma:internalName="MediaServiceMetadata" ma:readOnly="true">
-      <xsd:simpleType>
-        <xsd:restriction base="dms:Note"/>
-      </xsd:simpleType>
-    </xsd:element>
-    <xsd:element name="MediaServiceFastMetadata" ma:index="9" nillable="true" ma:displayName="MediaServiceFastMetadata" ma:hidden="true" ma:internalName="MediaServiceFastMetadata" ma:readOnly="true">
-      <xsd:simpleType>
-        <xsd:restriction base="dms:Note"/>
-      </xsd:simpleType>
-    </xsd:element>
-    <xsd:element name="MediaServiceSearchProperties" ma:index="10" nillable="true" ma:displayName="MediaServiceSearchProperties" ma:hidden="true" ma:internalName="MediaServiceSearchProperties" ma:readOnly="true">
-      <xsd:simpleType>
-        <xsd:restriction base="dms:Note"/>
-      </xsd:simpleType>
-    </xsd:element>
-    <xsd:element name="MediaServiceDateTaken" ma:index="11" nillable="true" ma:displayName="MediaServiceDateTaken" ma:hidden="true" ma:indexed="true" ma:internalName="MediaServiceDateTaken" ma:readOnly="true">
-      <xsd:simpleType>
-        <xsd:restriction base="dms:Text"/>
-      </xsd:simpleType>
-    </xsd:element>
-    <xsd:element name="lcf76f155ced4ddcb4097134ff3c332f" ma:index="13" nillable="true" ma:taxonomy="true" ma:internalName="lcf76f155ced4ddcb4097134ff3c332f" ma:taxonomyFieldName="MediaServiceImageTags" ma:displayName="Image Tags" ma:readOnly="false" ma:fieldId="{5cf76f15-5ced-4ddc-b409-7134ff3c332f}" ma:taxonomyMulti="true" ma:sspId="c4ac2493-9f1f-4345-86a0-c36146f38f1d" ma:termSetId="09814cd3-568e-fe90-9814-8d621ff8fb84" ma:anchorId="fba54fb3-c3e1-fe81-a776-ca4b69148c4d" ma:open="true" ma:isKeyword="false">
-      <xsd:complexType>
-        <xsd:sequence>
-          <xsd:element ref="pc:Terms" minOccurs="0" maxOccurs="1"/>
-        </xsd:sequence>
-      </xsd:complexType>
-    </xsd:element>
-    <xsd:element name="MediaServiceGenerationTime" ma:index="14" nillable="true" ma:displayName="MediaServiceGenerationTime" ma:hidden="true" ma:internalName="MediaServiceGenerationTime" ma:readOnly="true">
-      <xsd:simpleType>
-        <xsd:restriction base="dms:Text"/>
-      </xsd:simpleType>
-    </xsd:element>
-    <xsd:element name="MediaServiceEventHashCode" ma:index="15" nillable="true" ma:displayName="MediaServiceEventHashCode" ma:hidden="true" ma:internalName="MediaServiceEventHashCode" ma:readOnly="true">
-      <xsd:simpleType>
-        <xsd:restriction base="dms:Text"/>
-      </xsd:simpleType>
-    </xsd:element>
-  </xsd:schema>
-  <xsd:schema xmlns="http://schemas.openxmlformats.org/package/2006/metadata/core-properties" xmlns:xsd="http://www.w3.org/2001/XMLSchema" xmlns:xsi="http://www.w3.org/2001/XMLSchema-instance" xmlns:dc="http://purl.org/dc/elements/1.1/" xmlns:dcterms="http://purl.org/dc/terms/" xmlns:odoc="http://schemas.microsoft.com/internal/obd" targetNamespace="http://schemas.openxmlformats.org/package/2006/metadata/core-properties" elementFormDefault="qualified" attributeFormDefault="unqualified" blockDefault="#all">
-    <xsd:import namespace="http://purl.org/dc/elements/1.1/" schemaLocation="http://dublincore.org/schemas/xmls/qdc/2003/04/02/dc.xsd"/>
-    <xsd:import namespace="http://purl.org/dc/terms/" schemaLocation="http://dublincore.org/schemas/xmls/qdc/2003/04/02/dcterms.xsd"/>
-    <xsd:element name="coreProperties" type="CT_coreProperties"/>
-    <xsd:complexType name="CT_coreProperties">
-      <xsd:all>
-        <xsd:element ref="dc:creator" minOccurs="0" maxOccurs="1"/>
-        <xsd:element ref="dcterms:created" minOccurs="0" maxOccurs="1"/>
-        <xsd:element ref="dc:identifier" minOccurs="0" maxOccurs="1"/>
-        <xsd:element name="contentType" minOccurs="0" maxOccurs="1" type="xsd:string" ma:index="0" ma:displayName="Content Type"/>
-        <xsd:element ref="dc:title" minOccurs="0" maxOccurs="1" ma:index="4" ma:displayName="Title"/>
-        <xsd:element ref="dc:subject" minOccurs="0" maxOccurs="1"/>
-        <xsd:element ref="dc:description" minOccurs="0" maxOccurs="1"/>
-        <xsd:element name="keywords" minOccurs="0" maxOccurs="1" type="xsd:string"/>
-        <xsd:element ref="dc:language" minOccurs="0" maxOccurs="1"/>
-        <xsd:element name="category" minOccurs="0" maxOccurs="1" type="xsd:string"/>
-        <xsd:element name="version" minOccurs="0" maxOccurs="1" type="xsd:string"/>
-        <xsd:element name="revision" minOccurs="0" maxOccurs="1" type="xsd:string">
-          <xsd:annotation>
-            <xsd:documentation>
-                        This value indicates the number of saves or revisions. The application is responsible for updating this value after each revision.
-                    </xsd:documentation>
-          </xsd:annotation>
-        </xsd:element>
-        <xsd:element name="lastModifiedBy" minOccurs="0" maxOccurs="1" type="xsd:string"/>
-        <xsd:element ref="dcterms:modified" minOccurs="0" maxOccurs="1"/>
-        <xsd:element name="contentStatus" minOccurs="0" maxOccurs="1" type="xsd:string"/>
-      </xsd:all>
-    </xsd:complexType>
-  </xsd:schema>
-  <xs:schema xmlns:pc="http://schemas.microsoft.com/office/infopath/2007/PartnerControls" xmlns:xs="http://www.w3.org/2001/XMLSchema" targetNamespace="http://schemas.microsoft.com/office/infopath/2007/PartnerControls" elementFormDefault="qualified" attributeFormDefault="unqualified">
-    <xs:element name="Person">
-      <xs:complexType>
-        <xs:sequence>
-          <xs:element ref="pc:DisplayName" minOccurs="0"/>
-          <xs:element ref="pc:AccountId" minOccurs="0"/>
-          <xs:element ref="pc:AccountType" minOccurs="0"/>
-        </xs:sequence>
-      </xs:complexType>
-    </xs:element>
-    <xs:element name="DisplayName" type="xs:string"/>
-    <xs:element name="AccountId" type="xs:string"/>
-    <xs:element name="AccountType" type="xs:string"/>
-    <xs:element name="BDCAssociatedEntity">
-      <xs:complexType>
-        <xs:sequence>
-          <xs:element ref="pc:BDCEntity" minOccurs="0" maxOccurs="unbounded"/>
-        </xs:sequence>
-        <xs:attribute ref="pc:EntityNamespace"/>
-        <xs:attribute ref="pc:EntityName"/>
-        <xs:attribute ref="pc:SystemInstanceName"/>
-        <xs:attribute ref="pc:AssociationName"/>
-      </xs:complexType>
-    </xs:element>
-    <xs:attribute name="EntityNamespace" type="xs:string"/>
-    <xs:attribute name="EntityName" type="xs:string"/>
-    <xs:attribute name="SystemInstanceName" type="xs:string"/>
-    <xs:attribute name="AssociationName" type="xs:string"/>
-    <xs:element name="BDCEntity">
-      <xs:complexType>
-        <xs:sequence>
-          <xs:element ref="pc:EntityDisplayName" minOccurs="0"/>
-          <xs:element ref="pc:EntityInstanceReference" minOccurs="0"/>
-          <xs:element ref="pc:EntityId1" minOccurs="0"/>
-          <xs:element ref="pc:EntityId2" minOccurs="0"/>
-          <xs:element ref="pc:EntityId3" minOccurs="0"/>
-          <xs:element ref="pc:EntityId4" minOccurs="0"/>
-          <xs:element ref="pc:EntityId5" minOccurs="0"/>
-        </xs:sequence>
-      </xs:complexType>
-    </xs:element>
-    <xs:element name="EntityDisplayName" type="xs:string"/>
-    <xs:element name="EntityInstanceReference" type="xs:string"/>
-    <xs:element name="EntityId1" type="xs:string"/>
-    <xs:element name="EntityId2" type="xs:string"/>
-    <xs:element name="EntityId3" type="xs:string"/>
-    <xs:element name="EntityId4" type="xs:string"/>
-    <xs:element name="EntityId5" type="xs:string"/>
-    <xs:element name="Terms">
-      <xs:complexType>
-        <xs:sequence>
-          <xs:element ref="pc:TermInfo" minOccurs="0" maxOccurs="unbounded"/>
-        </xs:sequence>
-      </xs:complexType>
-    </xs:element>
-    <xs:element name="TermInfo">
-      <xs:complexType>
-        <xs:sequence>
-          <xs:element ref="pc:TermName" minOccurs="0"/>
-          <xs:element ref="pc:TermId" minOccurs="0"/>
-        </xs:sequence>
-      </xs:complexType>
-    </xs:element>
-    <xs:element name="TermName" type="xs:string"/>
-    <xs:element name="TermId" type="xs:string"/>
-  </xs:schema>
-</ct:contentTypeSchema>
-</file>
-
-<file path=customXml/item2.xml><?xml version="1.0" encoding="utf-8"?>
-<?mso-contentType ?>
-<FormTemplates xmlns="http://schemas.microsoft.com/sharepoint/v3/contenttype/forms">
-  <Display>DocumentLibraryForm</Display>
-  <Edit>DocumentLibraryForm</Edit>
-  <New>DocumentLibraryForm</New>
-</FormTemplates>
-</file>
-
-<file path=customXml/item3.xml><?xml version="1.0" encoding="utf-8"?>
-<p:properties xmlns:p="http://schemas.microsoft.com/office/2006/metadata/properties" xmlns:xsi="http://www.w3.org/2001/XMLSchema-instance" xmlns:pc="http://schemas.microsoft.com/office/infopath/2007/PartnerControls">
-  <documentManagement>
-    <lcf76f155ced4ddcb4097134ff3c332f xmlns="ae81e17b-11c2-44ae-89e9-9ad5f5ff8880">
-      <Terms xmlns="http://schemas.microsoft.com/office/infopath/2007/PartnerControls"/>
-    </lcf76f155ced4ddcb4097134ff3c332f>
-  </documentManagement>
-</p:properties>
-</file>
-
-<file path=customXml/itemProps1.xml><?xml version="1.0" encoding="utf-8"?>
-<ds:datastoreItem xmlns:ds="http://schemas.openxmlformats.org/officeDocument/2006/customXml" ds:itemID="{01A420E5-3CB9-42A5-9173-D96964A4A73D}"/>
-</file>
-
-<file path=customXml/itemProps2.xml><?xml version="1.0" encoding="utf-8"?>
-<ds:datastoreItem xmlns:ds="http://schemas.openxmlformats.org/officeDocument/2006/customXml" ds:itemID="{F52856C4-C994-498C-AB44-336DE6DEB944}"/>
-</file>
-
-<file path=customXml/itemProps3.xml><?xml version="1.0" encoding="utf-8"?>
-<ds:datastoreItem xmlns:ds="http://schemas.openxmlformats.org/officeDocument/2006/customXml" ds:itemID="{D7FABEF8-E931-4D0A-900F-CA8E73DDE979}"/>
 </file>
--- a/Atana-Ecosystem-Architecture-v1.0.docx
+++ b/Atana-Ecosystem-Architecture-v1.0.docx
@@ -15879,4 +15879,199 @@
     </w:rPr>
   </w:style>
 </w:styles>
+</file>
+
+<file path=customXml/item1.xml><?xml version="1.0" encoding="utf-8"?>
+<ct:contentTypeSchema xmlns:ct="http://schemas.microsoft.com/office/2006/metadata/contentType" xmlns:ma="http://schemas.microsoft.com/office/2006/metadata/properties/metaAttributes" ct:_="" ma:_="" ma:contentTypeName="Document" ma:contentTypeID="0x0101008E3AE2BAD2C6FA4D8B4D95CE89FC31A3" ma:contentTypeVersion="8" ma:contentTypeDescription="Create a new document." ma:contentTypeScope="" ma:versionID="a2ce85c62cd7e9a608298e998330aeb7">
+  <xsd:schema xmlns:xsd="http://www.w3.org/2001/XMLSchema" xmlns:xs="http://www.w3.org/2001/XMLSchema" xmlns:p="http://schemas.microsoft.com/office/2006/metadata/properties" xmlns:ns2="ae81e17b-11c2-44ae-89e9-9ad5f5ff8880" targetNamespace="http://schemas.microsoft.com/office/2006/metadata/properties" ma:root="true" ma:fieldsID="1504f635df8bfa7d9525024d2d10bc95" ns2:_="">
+    <xsd:import namespace="ae81e17b-11c2-44ae-89e9-9ad5f5ff8880"/>
+    <xsd:element name="properties">
+      <xsd:complexType>
+        <xsd:sequence>
+          <xsd:element name="documentManagement">
+            <xsd:complexType>
+              <xsd:all>
+                <xsd:element ref="ns2:MediaServiceMetadata" minOccurs="0"/>
+                <xsd:element ref="ns2:MediaServiceFastMetadata" minOccurs="0"/>
+                <xsd:element ref="ns2:MediaServiceSearchProperties" minOccurs="0"/>
+                <xsd:element ref="ns2:MediaServiceDateTaken" minOccurs="0"/>
+                <xsd:element ref="ns2:lcf76f155ced4ddcb4097134ff3c332f" minOccurs="0"/>
+                <xsd:element ref="ns2:MediaServiceGenerationTime" minOccurs="0"/>
+                <xsd:element ref="ns2:MediaServiceEventHashCode" minOccurs="0"/>
+              </xsd:all>
+            </xsd:complexType>
+          </xsd:element>
+        </xsd:sequence>
+      </xsd:complexType>
+    </xsd:element>
+  </xsd:schema>
+  <xsd:schema xmlns:xsd="http://www.w3.org/2001/XMLSchema" xmlns:xs="http://www.w3.org/2001/XMLSchema" xmlns:dms="http://schemas.microsoft.com/office/2006/documentManagement/types" xmlns:pc="http://schemas.microsoft.com/office/infopath/2007/PartnerControls" targetNamespace="ae81e17b-11c2-44ae-89e9-9ad5f5ff8880" elementFormDefault="qualified">
+    <xsd:import namespace="http://schemas.microsoft.com/office/2006/documentManagement/types"/>
+    <xsd:import namespace="http://schemas.microsoft.com/office/infopath/2007/PartnerControls"/>
+    <xsd:element name="MediaServiceMetadata" ma:index="8" nillable="true" ma:displayName="MediaServiceMetadata" ma:hidden="true" ma:internalName="MediaServiceMetadata" ma:readOnly="true">
+      <xsd:simpleType>
+        <xsd:restriction base="dms:Note"/>
+      </xsd:simpleType>
+    </xsd:element>
+    <xsd:element name="MediaServiceFastMetadata" ma:index="9" nillable="true" ma:displayName="MediaServiceFastMetadata" ma:hidden="true" ma:internalName="MediaServiceFastMetadata" ma:readOnly="true">
+      <xsd:simpleType>
+        <xsd:restriction base="dms:Note"/>
+      </xsd:simpleType>
+    </xsd:element>
+    <xsd:element name="MediaServiceSearchProperties" ma:index="10" nillable="true" ma:displayName="MediaServiceSearchProperties" ma:hidden="true" ma:internalName="MediaServiceSearchProperties" ma:readOnly="true">
+      <xsd:simpleType>
+        <xsd:restriction base="dms:Note"/>
+      </xsd:simpleType>
+    </xsd:element>
+    <xsd:element name="MediaServiceDateTaken" ma:index="11" nillable="true" ma:displayName="MediaServiceDateTaken" ma:hidden="true" ma:indexed="true" ma:internalName="MediaServiceDateTaken" ma:readOnly="true">
+      <xsd:simpleType>
+        <xsd:restriction base="dms:Text"/>
+      </xsd:simpleType>
+    </xsd:element>
+    <xsd:element name="lcf76f155ced4ddcb4097134ff3c332f" ma:index="13" nillable="true" ma:taxonomy="true" ma:internalName="lcf76f155ced4ddcb4097134ff3c332f" ma:taxonomyFieldName="MediaServiceImageTags" ma:displayName="Image Tags" ma:readOnly="false" ma:fieldId="{5cf76f15-5ced-4ddc-b409-7134ff3c332f}" ma:taxonomyMulti="true" ma:sspId="c4ac2493-9f1f-4345-86a0-c36146f38f1d" ma:termSetId="09814cd3-568e-fe90-9814-8d621ff8fb84" ma:anchorId="fba54fb3-c3e1-fe81-a776-ca4b69148c4d" ma:open="true" ma:isKeyword="false">
+      <xsd:complexType>
+        <xsd:sequence>
+          <xsd:element ref="pc:Terms" minOccurs="0" maxOccurs="1"/>
+        </xsd:sequence>
+      </xsd:complexType>
+    </xsd:element>
+    <xsd:element name="MediaServiceGenerationTime" ma:index="14" nillable="true" ma:displayName="MediaServiceGenerationTime" ma:hidden="true" ma:internalName="MediaServiceGenerationTime" ma:readOnly="true">
+      <xsd:simpleType>
+        <xsd:restriction base="dms:Text"/>
+      </xsd:simpleType>
+    </xsd:element>
+    <xsd:element name="MediaServiceEventHashCode" ma:index="15" nillable="true" ma:displayName="MediaServiceEventHashCode" ma:hidden="true" ma:internalName="MediaServiceEventHashCode" ma:readOnly="true">
+      <xsd:simpleType>
+        <xsd:restriction base="dms:Text"/>
+      </xsd:simpleType>
+    </xsd:element>
+  </xsd:schema>
+  <xsd:schema xmlns="http://schemas.openxmlformats.org/package/2006/metadata/core-properties" xmlns:xsd="http://www.w3.org/2001/XMLSchema" xmlns:xsi="http://www.w3.org/2001/XMLSchema-instance" xmlns:dc="http://purl.org/dc/elements/1.1/" xmlns:dcterms="http://purl.org/dc/terms/" xmlns:odoc="http://schemas.microsoft.com/internal/obd" targetNamespace="http://schemas.openxmlformats.org/package/2006/metadata/core-properties" elementFormDefault="qualified" attributeFormDefault="unqualified" blockDefault="#all">
+    <xsd:import namespace="http://purl.org/dc/elements/1.1/" schemaLocation="http://dublincore.org/schemas/xmls/qdc/2003/04/02/dc.xsd"/>
+    <xsd:import namespace="http://purl.org/dc/terms/" schemaLocation="http://dublincore.org/schemas/xmls/qdc/2003/04/02/dcterms.xsd"/>
+    <xsd:element name="coreProperties" type="CT_coreProperties"/>
+    <xsd:complexType name="CT_coreProperties">
+      <xsd:all>
+        <xsd:element ref="dc:creator" minOccurs="0" maxOccurs="1"/>
+        <xsd:element ref="dcterms:created" minOccurs="0" maxOccurs="1"/>
+        <xsd:element ref="dc:identifier" minOccurs="0" maxOccurs="1"/>
+        <xsd:element name="contentType" minOccurs="0" maxOccurs="1" type="xsd:string" ma:index="0" ma:displayName="Content Type"/>
+        <xsd:element ref="dc:title" minOccurs="0" maxOccurs="1" ma:index="4" ma:displayName="Title"/>
+        <xsd:element ref="dc:subject" minOccurs="0" maxOccurs="1"/>
+        <xsd:element ref="dc:description" minOccurs="0" maxOccurs="1"/>
+        <xsd:element name="keywords" minOccurs="0" maxOccurs="1" type="xsd:string"/>
+        <xsd:element ref="dc:language" minOccurs="0" maxOccurs="1"/>
+        <xsd:element name="category" minOccurs="0" maxOccurs="1" type="xsd:string"/>
+        <xsd:element name="version" minOccurs="0" maxOccurs="1" type="xsd:string"/>
+        <xsd:element name="revision" minOccurs="0" maxOccurs="1" type="xsd:string">
+          <xsd:annotation>
+            <xsd:documentation>
+                        This value indicates the number of saves or revisions. The application is responsible for updating this value after each revision.
+                    </xsd:documentation>
+          </xsd:annotation>
+        </xsd:element>
+        <xsd:element name="lastModifiedBy" minOccurs="0" maxOccurs="1" type="xsd:string"/>
+        <xsd:element ref="dcterms:modified" minOccurs="0" maxOccurs="1"/>
+        <xsd:element name="contentStatus" minOccurs="0" maxOccurs="1" type="xsd:string"/>
+      </xsd:all>
+    </xsd:complexType>
+  </xsd:schema>
+  <xs:schema xmlns:pc="http://schemas.microsoft.com/office/infopath/2007/PartnerControls" xmlns:xs="http://www.w3.org/2001/XMLSchema" targetNamespace="http://schemas.microsoft.com/office/infopath/2007/PartnerControls" elementFormDefault="qualified" attributeFormDefault="unqualified">
+    <xs:element name="Person">
+      <xs:complexType>
+        <xs:sequence>
+          <xs:element ref="pc:DisplayName" minOccurs="0"/>
+          <xs:element ref="pc:AccountId" minOccurs="0"/>
+          <xs:element ref="pc:AccountType" minOccurs="0"/>
+        </xs:sequence>
+      </xs:complexType>
+    </xs:element>
+    <xs:element name="DisplayName" type="xs:string"/>
+    <xs:element name="AccountId" type="xs:string"/>
+    <xs:element name="AccountType" type="xs:string"/>
+    <xs:element name="BDCAssociatedEntity">
+      <xs:complexType>
+        <xs:sequence>
+          <xs:element ref="pc:BDCEntity" minOccurs="0" maxOccurs="unbounded"/>
+        </xs:sequence>
+        <xs:attribute ref="pc:EntityNamespace"/>
+        <xs:attribute ref="pc:EntityName"/>
+        <xs:attribute ref="pc:SystemInstanceName"/>
+        <xs:attribute ref="pc:AssociationName"/>
+      </xs:complexType>
+    </xs:element>
+    <xs:attribute name="EntityNamespace" type="xs:string"/>
+    <xs:attribute name="EntityName" type="xs:string"/>
+    <xs:attribute name="SystemInstanceName" type="xs:string"/>
+    <xs:attribute name="AssociationName" type="xs:string"/>
+    <xs:element name="BDCEntity">
+      <xs:complexType>
+        <xs:sequence>
+          <xs:element ref="pc:EntityDisplayName" minOccurs="0"/>
+          <xs:element ref="pc:EntityInstanceReference" minOccurs="0"/>
+          <xs:element ref="pc:EntityId1" minOccurs="0"/>
+          <xs:element ref="pc:EntityId2" minOccurs="0"/>
+          <xs:element ref="pc:EntityId3" minOccurs="0"/>
+          <xs:element ref="pc:EntityId4" minOccurs="0"/>
+          <xs:element ref="pc:EntityId5" minOccurs="0"/>
+        </xs:sequence>
+      </xs:complexType>
+    </xs:element>
+    <xs:element name="EntityDisplayName" type="xs:string"/>
+    <xs:element name="EntityInstanceReference" type="xs:string"/>
+    <xs:element name="EntityId1" type="xs:string"/>
+    <xs:element name="EntityId2" type="xs:string"/>
+    <xs:element name="EntityId3" type="xs:string"/>
+    <xs:element name="EntityId4" type="xs:string"/>
+    <xs:element name="EntityId5" type="xs:string"/>
+    <xs:element name="Terms">
+      <xs:complexType>
+        <xs:sequence>
+          <xs:element ref="pc:TermInfo" minOccurs="0" maxOccurs="unbounded"/>
+        </xs:sequence>
+      </xs:complexType>
+    </xs:element>
+    <xs:element name="TermInfo">
+      <xs:complexType>
+        <xs:sequence>
+          <xs:element ref="pc:TermName" minOccurs="0"/>
+          <xs:element ref="pc:TermId" minOccurs="0"/>
+        </xs:sequence>
+      </xs:complexType>
+    </xs:element>
+    <xs:element name="TermName" type="xs:string"/>
+    <xs:element name="TermId" type="xs:string"/>
+  </xs:schema>
+</ct:contentTypeSchema>
+</file>
+
+<file path=customXml/item2.xml><?xml version="1.0" encoding="utf-8"?>
+<?mso-contentType ?>
+<FormTemplates xmlns="http://schemas.microsoft.com/sharepoint/v3/contenttype/forms">
+  <Display>DocumentLibraryForm</Display>
+  <Edit>DocumentLibraryForm</Edit>
+  <New>DocumentLibraryForm</New>
+</FormTemplates>
+</file>
+
+<file path=customXml/item3.xml><?xml version="1.0" encoding="utf-8"?>
+<p:properties xmlns:p="http://schemas.microsoft.com/office/2006/metadata/properties" xmlns:xsi="http://www.w3.org/2001/XMLSchema-instance" xmlns:pc="http://schemas.microsoft.com/office/infopath/2007/PartnerControls">
+  <documentManagement>
+    <lcf76f155ced4ddcb4097134ff3c332f xmlns="ae81e17b-11c2-44ae-89e9-9ad5f5ff8880">
+      <Terms xmlns="http://schemas.microsoft.com/office/infopath/2007/PartnerControls"/>
+    </lcf76f155ced4ddcb4097134ff3c332f>
+  </documentManagement>
+</p:properties>
+</file>
+
+<file path=customXml/itemProps1.xml><?xml version="1.0" encoding="utf-8"?>
+<ds:datastoreItem xmlns:ds="http://schemas.openxmlformats.org/officeDocument/2006/customXml" ds:itemID="{767B6AAA-7D42-4135-909E-E1F1478B5763}"/>
+</file>
+
+<file path=customXml/itemProps2.xml><?xml version="1.0" encoding="utf-8"?>
+<ds:datastoreItem xmlns:ds="http://schemas.openxmlformats.org/officeDocument/2006/customXml" ds:itemID="{FC30B3CF-ED8D-4C72-995C-545E0C6CC08B}"/>
+</file>
+
+<file path=customXml/itemProps3.xml><?xml version="1.0" encoding="utf-8"?>
+<ds:datastoreItem xmlns:ds="http://schemas.openxmlformats.org/officeDocument/2006/customXml" ds:itemID="{0215BE4B-7920-4B5B-B99A-0A2F28D53A53}"/>
 </file>
--- a/Atana-Ecosystem-Architecture-v1.0.docx
+++ b/Atana-Ecosystem-Architecture-v1.0.docx
@@ -15879,199 +15879,4 @@
     </w:rPr>
   </w:style>
 </w:styles>
-</file>
-
-<file path=customXml/item1.xml><?xml version="1.0" encoding="utf-8"?>
-<ct:contentTypeSchema xmlns:ct="http://schemas.microsoft.com/office/2006/metadata/contentType" xmlns:ma="http://schemas.microsoft.com/office/2006/metadata/properties/metaAttributes" ct:_="" ma:_="" ma:contentTypeName="Document" ma:contentTypeID="0x0101008E3AE2BAD2C6FA4D8B4D95CE89FC31A3" ma:contentTypeVersion="8" ma:contentTypeDescription="Create a new document." ma:contentTypeScope="" ma:versionID="a2ce85c62cd7e9a608298e998330aeb7">
-  <xsd:schema xmlns:xsd="http://www.w3.org/2001/XMLSchema" xmlns:xs="http://www.w3.org/2001/XMLSchema" xmlns:p="http://schemas.microsoft.com/office/2006/metadata/properties" xmlns:ns2="ae81e17b-11c2-44ae-89e9-9ad5f5ff8880" targetNamespace="http://schemas.microsoft.com/office/2006/metadata/properties" ma:root="true" ma:fieldsID="1504f635df8bfa7d9525024d2d10bc95" ns2:_="">
-    <xsd:import namespace="ae81e17b-11c2-44ae-89e9-9ad5f5ff8880"/>
-    <xsd:element name="properties">
-      <xsd:complexType>
-        <xsd:sequence>
-          <xsd:element name="documentManagement">
-            <xsd:complexType>
-              <xsd:all>
-                <xsd:element ref="ns2:MediaServiceMetadata" minOccurs="0"/>
-                <xsd:element ref="ns2:MediaServiceFastMetadata" minOccurs="0"/>
-                <xsd:element ref="ns2:MediaServiceSearchProperties" minOccurs="0"/>
-                <xsd:element ref="ns2:MediaServiceDateTaken" minOccurs="0"/>
-                <xsd:element ref="ns2:lcf76f155ced4ddcb4097134ff3c332f" minOccurs="0"/>
-                <xsd:element ref="ns2:MediaServiceGenerationTime" minOccurs="0"/>
-                <xsd:element ref="ns2:MediaServiceEventHashCode" minOccurs="0"/>
-              </xsd:all>
-            </xsd:complexType>
-          </xsd:element>
-        </xsd:sequence>
-      </xsd:complexType>
-    </xsd:element>
-  </xsd:schema>
-  <xsd:schema xmlns:xsd="http://www.w3.org/2001/XMLSchema" xmlns:xs="http://www.w3.org/2001/XMLSchema" xmlns:dms="http://schemas.microsoft.com/office/2006/documentManagement/types" xmlns:pc="http://schemas.microsoft.com/office/infopath/2007/PartnerControls" targetNamespace="ae81e17b-11c2-44ae-89e9-9ad5f5ff8880" elementFormDefault="qualified">
-    <xsd:import namespace="http://schemas.microsoft.com/office/2006/documentManagement/types"/>
-    <xsd:import namespace="http://schemas.microsoft.com/office/infopath/2007/PartnerControls"/>
-    <xsd:element name="MediaServiceMetadata" ma:index="8" nillable="true" ma:displayName="MediaServiceMetadata" ma:hidden="true" ma:internalName="MediaServiceMetadata" ma:readOnly="true">
-      <xsd:simpleType>
-        <xsd:restriction base="dms:Note"/>
-      </xsd:simpleType>
-    </xsd:element>
-    <xsd:element name="MediaServiceFastMetadata" ma:index="9" nillable="true" ma:displayName="MediaServiceFastMetadata" ma:hidden="true" ma:internalName="MediaServiceFastMetadata" ma:readOnly="true">
-      <xsd:simpleType>
-        <xsd:restriction base="dms:Note"/>
-      </xsd:simpleType>
-    </xsd:element>
-    <xsd:element name="MediaServiceSearchProperties" ma:index="10" nillable="true" ma:displayName="MediaServiceSearchProperties" ma:hidden="true" ma:internalName="MediaServiceSearchProperties" ma:readOnly="true">
-      <xsd:simpleType>
-        <xsd:restriction base="dms:Note"/>
-      </xsd:simpleType>
-    </xsd:element>
-    <xsd:element name="MediaServiceDateTaken" ma:index="11" nillable="true" ma:displayName="MediaServiceDateTaken" ma:hidden="true" ma:indexed="true" ma:internalName="MediaServiceDateTaken" ma:readOnly="true">
-      <xsd:simpleType>
-        <xsd:restriction base="dms:Text"/>
-      </xsd:simpleType>
-    </xsd:element>
-    <xsd:element name="lcf76f155ced4ddcb4097134ff3c332f" ma:index="13" nillable="true" ma:taxonomy="true" ma:internalName="lcf76f155ced4ddcb4097134ff3c332f" ma:taxonomyFieldName="MediaServiceImageTags" ma:displayName="Image Tags" ma:readOnly="false" ma:fieldId="{5cf76f15-5ced-4ddc-b409-7134ff3c332f}" ma:taxonomyMulti="true" ma:sspId="c4ac2493-9f1f-4345-86a0-c36146f38f1d" ma:termSetId="09814cd3-568e-fe90-9814-8d621ff8fb84" ma:anchorId="fba54fb3-c3e1-fe81-a776-ca4b69148c4d" ma:open="true" ma:isKeyword="false">
-      <xsd:complexType>
-        <xsd:sequence>
-          <xsd:element ref="pc:Terms" minOccurs="0" maxOccurs="1"/>
-        </xsd:sequence>
-      </xsd:complexType>
-    </xsd:element>
-    <xsd:element name="MediaServiceGenerationTime" ma:index="14" nillable="true" ma:displayName="MediaServiceGenerationTime" ma:hidden="true" ma:internalName="MediaServiceGenerationTime" ma:readOnly="true">
-      <xsd:simpleType>
-        <xsd:restriction base="dms:Text"/>
-      </xsd:simpleType>
-    </xsd:element>
-    <xsd:element name="MediaServiceEventHashCode" ma:index="15" nillable="true" ma:displayName="MediaServiceEventHashCode" ma:hidden="true" ma:internalName="MediaServiceEventHashCode" ma:readOnly="true">
-      <xsd:simpleType>
-        <xsd:restriction base="dms:Text"/>
-      </xsd:simpleType>
-    </xsd:element>
-  </xsd:schema>
-  <xsd:schema xmlns="http://schemas.openxmlformats.org/package/2006/metadata/core-properties" xmlns:xsd="http://www.w3.org/2001/XMLSchema" xmlns:xsi="http://www.w3.org/2001/XMLSchema-instance" xmlns:dc="http://purl.org/dc/elements/1.1/" xmlns:dcterms="http://purl.org/dc/terms/" xmlns:odoc="http://schemas.microsoft.com/internal/obd" targetNamespace="http://schemas.openxmlformats.org/package/2006/metadata/core-properties" elementFormDefault="qualified" attributeFormDefault="unqualified" blockDefault="#all">
-    <xsd:import namespace="http://purl.org/dc/elements/1.1/" schemaLocation="http://dublincore.org/schemas/xmls/qdc/2003/04/02/dc.xsd"/>
-    <xsd:import namespace="http://purl.org/dc/terms/" schemaLocation="http://dublincore.org/schemas/xmls/qdc/2003/04/02/dcterms.xsd"/>
-    <xsd:element name="coreProperties" type="CT_coreProperties"/>
-    <xsd:complexType name="CT_coreProperties">
-      <xsd:all>
-        <xsd:element ref="dc:creator" minOccurs="0" maxOccurs="1"/>
-        <xsd:element ref="dcterms:created" minOccurs="0" maxOccurs="1"/>
-        <xsd:element ref="dc:identifier" minOccurs="0" maxOccurs="1"/>
-        <xsd:element name="contentType" minOccurs="0" maxOccurs="1" type="xsd:string" ma:index="0" ma:displayName="Content Type"/>
-        <xsd:element ref="dc:title" minOccurs="0" maxOccurs="1" ma:index="4" ma:displayName="Title"/>
-        <xsd:element ref="dc:subject" minOccurs="0" maxOccurs="1"/>
-        <xsd:element ref="dc:description" minOccurs="0" maxOccurs="1"/>
-        <xsd:element name="keywords" minOccurs="0" maxOccurs="1" type="xsd:string"/>
-        <xsd:element ref="dc:language" minOccurs="0" maxOccurs="1"/>
-        <xsd:element name="category" minOccurs="0" maxOccurs="1" type="xsd:string"/>
-        <xsd:element name="version" minOccurs="0" maxOccurs="1" type="xsd:string"/>
-        <xsd:element name="revision" minOccurs="0" maxOccurs="1" type="xsd:string">
-          <xsd:annotation>
-            <xsd:documentation>
-                        This value indicates the number of saves or revisions. The application is responsible for updating this value after each revision.
-                    </xsd:documentation>
-          </xsd:annotation>
-        </xsd:element>
-        <xsd:element name="lastModifiedBy" minOccurs="0" maxOccurs="1" type="xsd:string"/>
-        <xsd:element ref="dcterms:modified" minOccurs="0" maxOccurs="1"/>
-        <xsd:element name="contentStatus" minOccurs="0" maxOccurs="1" type="xsd:string"/>
-      </xsd:all>
-    </xsd:complexType>
-  </xsd:schema>
-  <xs:schema xmlns:pc="http://schemas.microsoft.com/office/infopath/2007/PartnerControls" xmlns:xs="http://www.w3.org/2001/XMLSchema" targetNamespace="http://schemas.microsoft.com/office/infopath/2007/PartnerControls" elementFormDefault="qualified" attributeFormDefault="unqualified">
-    <xs:element name="Person">
-      <xs:complexType>
-        <xs:sequence>
-          <xs:element ref="pc:DisplayName" minOccurs="0"/>
-          <xs:element ref="pc:AccountId" minOccurs="0"/>
-          <xs:element ref="pc:AccountType" minOccurs="0"/>
-        </xs:sequence>
-      </xs:complexType>
-    </xs:element>
-    <xs:element name="DisplayName" type="xs:string"/>
-    <xs:element name="AccountId" type="xs:string"/>
-    <xs:element name="AccountType" type="xs:string"/>
-    <xs:element name="BDCAssociatedEntity">
-      <xs:complexType>
-        <xs:sequence>
-          <xs:element ref="pc:BDCEntity" minOccurs="0" maxOccurs="unbounded"/>
-        </xs:sequence>
-        <xs:attribute ref="pc:EntityNamespace"/>
-        <xs:attribute ref="pc:EntityName"/>
-        <xs:attribute ref="pc:SystemInstanceName"/>
-        <xs:attribute ref="pc:AssociationName"/>
-      </xs:complexType>
-    </xs:element>
-    <xs:attribute name="EntityNamespace" type="xs:string"/>
-    <xs:attribute name="EntityName" type="xs:string"/>
-    <xs:attribute name="SystemInstanceName" type="xs:string"/>
-    <xs:attribute name="AssociationName" type="xs:string"/>
-    <xs:element name="BDCEntity">
-      <xs:complexType>
-        <xs:sequence>
-          <xs:element ref="pc:EntityDisplayName" minOccurs="0"/>
-          <xs:element ref="pc:EntityInstanceReference" minOccurs="0"/>
-          <xs:element ref="pc:EntityId1" minOccurs="0"/>
-          <xs:element ref="pc:EntityId2" minOccurs="0"/>
-          <xs:element ref="pc:EntityId3" minOccurs="0"/>
-          <xs:element ref="pc:EntityId4" minOccurs="0"/>
-          <xs:element ref="pc:EntityId5" minOccurs="0"/>
-        </xs:sequence>
-      </xs:complexType>
-    </xs:element>
-    <xs:element name="EntityDisplayName" type="xs:string"/>
-    <xs:element name="EntityInstanceReference" type="xs:string"/>
-    <xs:element name="EntityId1" type="xs:string"/>
-    <xs:element name="EntityId2" type="xs:string"/>
-    <xs:element name="EntityId3" type="xs:string"/>
-    <xs:element name="EntityId4" type="xs:string"/>
-    <xs:element name="EntityId5" type="xs:string"/>
-    <xs:element name="Terms">
-      <xs:complexType>
-        <xs:sequence>
-          <xs:element ref="pc:TermInfo" minOccurs="0" maxOccurs="unbounded"/>
-        </xs:sequence>
-      </xs:complexType>
-    </xs:element>
-    <xs:element name="TermInfo">
-      <xs:complexType>
-        <xs:sequence>
-          <xs:element ref="pc:TermName" minOccurs="0"/>
-          <xs:element ref="pc:TermId" minOccurs="0"/>
-        </xs:sequence>
-      </xs:complexType>
-    </xs:element>
-    <xs:element name="TermName" type="xs:string"/>
-    <xs:element name="TermId" type="xs:string"/>
-  </xs:schema>
-</ct:contentTypeSchema>
-</file>
-
-<file path=customXml/item2.xml><?xml version="1.0" encoding="utf-8"?>
-<?mso-contentType ?>
-<FormTemplates xmlns="http://schemas.microsoft.com/sharepoint/v3/contenttype/forms">
-  <Display>DocumentLibraryForm</Display>
-  <Edit>DocumentLibraryForm</Edit>
-  <New>DocumentLibraryForm</New>
-</FormTemplates>
-</file>
-
-<file path=customXml/item3.xml><?xml version="1.0" encoding="utf-8"?>
-<p:properties xmlns:p="http://schemas.microsoft.com/office/2006/metadata/properties" xmlns:xsi="http://www.w3.org/2001/XMLSchema-instance" xmlns:pc="http://schemas.microsoft.com/office/infopath/2007/PartnerControls">
-  <documentManagement>
-    <lcf76f155ced4ddcb4097134ff3c332f xmlns="ae81e17b-11c2-44ae-89e9-9ad5f5ff8880">
-      <Terms xmlns="http://schemas.microsoft.com/office/infopath/2007/PartnerControls"/>
-    </lcf76f155ced4ddcb4097134ff3c332f>
-  </documentManagement>
-</p:properties>
-</file>
-
-<file path=customXml/itemProps1.xml><?xml version="1.0" encoding="utf-8"?>
-<ds:datastoreItem xmlns:ds="http://schemas.openxmlformats.org/officeDocument/2006/customXml" ds:itemID="{767B6AAA-7D42-4135-909E-E1F1478B5763}"/>
-</file>
-
-<file path=customXml/itemProps2.xml><?xml version="1.0" encoding="utf-8"?>
-<ds:datastoreItem xmlns:ds="http://schemas.openxmlformats.org/officeDocument/2006/customXml" ds:itemID="{FC30B3CF-ED8D-4C72-995C-545E0C6CC08B}"/>
-</file>
-
-<file path=customXml/itemProps3.xml><?xml version="1.0" encoding="utf-8"?>
-<ds:datastoreItem xmlns:ds="http://schemas.openxmlformats.org/officeDocument/2006/customXml" ds:itemID="{0215BE4B-7920-4B5B-B99A-0A2F28D53A53}"/>
 </file>